--- a/data/revised_2026-10_pilot2/journal/Journal_Core_Mathematics.docx
+++ b/data/revised_2026-10_pilot2/journal/Journal_Core_Mathematics.docx
@@ -85,7 +85,30 @@
           <w:sz w:val="17"/>
           <w:szCs w:val="17"/>
         </w:rPr>
-        <w:t xml:space="preserve">Rows shaded yellow need a teacher decision (a judgement call or a flag with no change made). Tick the box in the last column and write any note beside the row.</w:t>
+        <w:t xml:space="preserve">Rows shaded yellow need a teacher decision (a judgement call or a flag with no change made).</w:t>
+      </w:r>
+    </w:p>
+    <w:p>
+      <w:pPr>
+        <w:spacing w:after="60" w:before="0"/>
+      </w:pPr>
+      <w:r>
+        <w:rPr>
+          <w:rFonts w:ascii="Arial" w:cs="Arial" w:eastAsia="Arial" w:hAnsi="Arial"/>
+          <w:b/>
+          <w:bCs/>
+          <w:sz w:val="17"/>
+          <w:szCs w:val="17"/>
+        </w:rPr>
+        <w:t xml:space="preserve">How to respond (every item, in the last column): </w:t>
+      </w:r>
+      <w:r>
+        <w:rPr>
+          <w:rFonts w:ascii="Arial" w:cs="Arial" w:eastAsia="Arial" w:hAnsi="Arial"/>
+          <w:sz w:val="17"/>
+          <w:szCs w:val="17"/>
+        </w:rPr>
+        <w:t xml:space="preserve">click ONE box, ACCEPT or EDIT. If you choose EDIT, type the change you want in the space under it. Save the file under the same name and send it back. Every item carries its sub-strand name, and each section has the sub-strand in the page header, so please keep the items in this document.</w:t>
       </w:r>
     </w:p>
     <w:p>
@@ -696,9 +719,15 @@
       </w:tr>
     </w:tbl>
     <w:p>
-      <w:r>
-        <w:br w:type="page"/>
-      </w:r>
+      <w:pPr>
+        <w:sectPr>
+          <w:footerReference w:type="default" r:id="rId7"/>
+          <w:pgSz w:w="15840" w:h="12240" w:orient="landscape"/>
+          <w:pgMar w:top="1100" w:right="1080" w:bottom="900" w:left="1080" w:header="708" w:footer="708" w:gutter="0"/>
+          <w:pgNumType/>
+          <w:docGrid w:linePitch="360"/>
+        </w:sectPr>
+      </w:pPr>
     </w:p>
     <w:p>
       <w:pPr>
@@ -1047,12 +1076,12 @@
         </w:tblBorders>
       </w:tblPr>
       <w:tblGrid>
-        <w:gridCol w:w="1050"/>
-        <w:gridCol w:w="2000"/>
-        <w:gridCol w:w="4600"/>
-        <w:gridCol w:w="3150"/>
-        <w:gridCol w:w="1900"/>
-        <w:gridCol w:w="980"/>
+        <w:gridCol w:w="1300"/>
+        <w:gridCol w:w="1700"/>
+        <w:gridCol w:w="4100"/>
+        <w:gridCol w:w="2700"/>
+        <w:gridCol w:w="1500"/>
+        <w:gridCol w:w="2380"/>
       </w:tblGrid>
       <w:tr>
         <w:trPr>
@@ -1061,7 +1090,7 @@
         </w:trPr>
         <w:tc>
           <w:tcPr>
-            <w:tcW w:type="dxa" w:w="1050"/>
+            <w:tcW w:type="dxa" w:w="1300"/>
             <w:tcBorders>
               <w:top w:val="single" w:color="999999" w:sz="4"/>
               <w:left w:val="single" w:color="999999" w:sz="4"/>
@@ -1094,7 +1123,7 @@
         </w:tc>
         <w:tc>
           <w:tcPr>
-            <w:tcW w:type="dxa" w:w="2000"/>
+            <w:tcW w:type="dxa" w:w="1700"/>
             <w:tcBorders>
               <w:top w:val="single" w:color="999999" w:sz="4"/>
               <w:left w:val="single" w:color="999999" w:sz="4"/>
@@ -1127,7 +1156,7 @@
         </w:tc>
         <w:tc>
           <w:tcPr>
-            <w:tcW w:type="dxa" w:w="4600"/>
+            <w:tcW w:type="dxa" w:w="4100"/>
             <w:tcBorders>
               <w:top w:val="single" w:color="999999" w:sz="4"/>
               <w:left w:val="single" w:color="999999" w:sz="4"/>
@@ -1160,7 +1189,7 @@
         </w:tc>
         <w:tc>
           <w:tcPr>
-            <w:tcW w:type="dxa" w:w="3150"/>
+            <w:tcW w:type="dxa" w:w="2700"/>
             <w:tcBorders>
               <w:top w:val="single" w:color="999999" w:sz="4"/>
               <w:left w:val="single" w:color="999999" w:sz="4"/>
@@ -1193,7 +1222,7 @@
         </w:tc>
         <w:tc>
           <w:tcPr>
-            <w:tcW w:type="dxa" w:w="1900"/>
+            <w:tcW w:type="dxa" w:w="1500"/>
             <w:tcBorders>
               <w:top w:val="single" w:color="999999" w:sz="4"/>
               <w:left w:val="single" w:color="999999" w:sz="4"/>
@@ -1226,7 +1255,7 @@
         </w:tc>
         <w:tc>
           <w:tcPr>
-            <w:tcW w:type="dxa" w:w="980"/>
+            <w:tcW w:type="dxa" w:w="2380"/>
             <w:tcBorders>
               <w:top w:val="single" w:color="999999" w:sz="4"/>
               <w:left w:val="single" w:color="999999" w:sz="4"/>
@@ -1253,7 +1282,7 @@
                 <w:sz w:val="17"/>
                 <w:szCs w:val="17"/>
               </w:rPr>
-              <w:t xml:space="preserve">Teacher</w:t>
+              <w:t xml:space="preserve">Teacher response</w:t>
             </w:r>
           </w:p>
         </w:tc>
@@ -1261,39 +1290,55 @@
       <w:tr>
         <w:tc>
           <w:tcPr>
-            <w:tcW w:type="dxa" w:w="1050"/>
-            <w:tcBorders>
-              <w:top w:val="single" w:color="999999" w:sz="4"/>
-              <w:left w:val="single" w:color="999999" w:sz="4"/>
-              <w:bottom w:val="single" w:color="999999" w:sz="4"/>
-              <w:right w:val="single" w:color="999999" w:sz="4"/>
-            </w:tcBorders>
-            <w:tcMar>
-              <w:top w:type="dxa" w:w="50"/>
-              <w:left w:type="dxa" w:w="80"/>
-              <w:bottom w:type="dxa" w:w="50"/>
-              <w:right w:type="dxa" w:w="80"/>
-            </w:tcMar>
-          </w:tcPr>
-          <w:p>
-            <w:pPr>
-              <w:spacing w:after="60" w:before="0"/>
-            </w:pPr>
-            <w:r>
-              <w:rPr>
-                <w:rFonts w:ascii="Arial" w:cs="Arial" w:eastAsia="Arial" w:hAnsi="Arial"/>
-                <w:b/>
-                <w:bCs/>
-                <w:sz w:val="17"/>
-                <w:szCs w:val="17"/>
-              </w:rPr>
-              <w:t xml:space="preserve">001</w:t>
-            </w:r>
-          </w:p>
-        </w:tc>
-        <w:tc>
-          <w:tcPr>
-            <w:tcW w:type="dxa" w:w="2000"/>
+            <w:tcW w:type="dxa" w:w="1300"/>
+            <w:tcBorders>
+              <w:top w:val="single" w:color="999999" w:sz="4"/>
+              <w:left w:val="single" w:color="999999" w:sz="4"/>
+              <w:bottom w:val="single" w:color="999999" w:sz="4"/>
+              <w:right w:val="single" w:color="999999" w:sz="4"/>
+            </w:tcBorders>
+            <w:tcMar>
+              <w:top w:type="dxa" w:w="50"/>
+              <w:left w:type="dxa" w:w="80"/>
+              <w:bottom w:type="dxa" w:w="50"/>
+              <w:right w:type="dxa" w:w="80"/>
+            </w:tcMar>
+          </w:tcPr>
+          <w:p>
+            <w:pPr>
+              <w:spacing w:after="20" w:before="0"/>
+            </w:pPr>
+            <w:r>
+              <w:rPr>
+                <w:rFonts w:ascii="Arial" w:cs="Arial" w:eastAsia="Arial" w:hAnsi="Arial"/>
+                <w:b/>
+                <w:bCs/>
+                <w:color w:val="1F3864"/>
+                <w:sz w:val="14"/>
+                <w:szCs w:val="14"/>
+              </w:rPr>
+              <w:t xml:space="preserve">SUB-STRAND 2.4 TRIGONOMETRY 1</w:t>
+            </w:r>
+          </w:p>
+          <w:p>
+            <w:pPr>
+              <w:spacing w:after="60" w:before="0"/>
+            </w:pPr>
+            <w:r>
+              <w:rPr>
+                <w:rFonts w:ascii="Arial" w:cs="Arial" w:eastAsia="Arial" w:hAnsi="Arial"/>
+                <w:b/>
+                <w:bCs/>
+                <w:sz w:val="17"/>
+                <w:szCs w:val="17"/>
+              </w:rPr>
+              <w:t xml:space="preserve">coremath_2_4-001</w:t>
+            </w:r>
+          </w:p>
+        </w:tc>
+        <w:tc>
+          <w:tcPr>
+            <w:tcW w:type="dxa" w:w="1700"/>
             <w:tcBorders>
               <w:top w:val="single" w:color="999999" w:sz="4"/>
               <w:left w:val="single" w:color="999999" w:sz="4"/>
@@ -1338,7 +1383,7 @@
         </w:tc>
         <w:tc>
           <w:tcPr>
-            <w:tcW w:type="dxa" w:w="4600"/>
+            <w:tcW w:type="dxa" w:w="4100"/>
             <w:tcBorders>
               <w:top w:val="single" w:color="999999" w:sz="4"/>
               <w:left w:val="single" w:color="999999" w:sz="4"/>
@@ -1417,7 +1462,7 @@
         </w:tc>
         <w:tc>
           <w:tcPr>
-            <w:tcW w:type="dxa" w:w="3150"/>
+            <w:tcW w:type="dxa" w:w="2700"/>
             <w:tcBorders>
               <w:top w:val="single" w:color="999999" w:sz="4"/>
               <w:left w:val="single" w:color="999999" w:sz="4"/>
@@ -1463,7 +1508,7 @@
         </w:tc>
         <w:tc>
           <w:tcPr>
-            <w:tcW w:type="dxa" w:w="1900"/>
+            <w:tcW w:type="dxa" w:w="1500"/>
             <w:tcBorders>
               <w:top w:val="single" w:color="999999" w:sz="4"/>
               <w:left w:val="single" w:color="999999" w:sz="4"/>
@@ -1493,46 +1538,144 @@
         </w:tc>
         <w:tc>
           <w:tcPr>
-            <w:tcW w:type="dxa" w:w="980"/>
-            <w:tcBorders>
-              <w:top w:val="single" w:color="999999" w:sz="4"/>
-              <w:left w:val="single" w:color="999999" w:sz="4"/>
-              <w:bottom w:val="single" w:color="999999" w:sz="4"/>
-              <w:right w:val="single" w:color="999999" w:sz="4"/>
-            </w:tcBorders>
-            <w:tcMar>
-              <w:top w:type="dxa" w:w="50"/>
-              <w:left w:type="dxa" w:w="80"/>
-              <w:bottom w:type="dxa" w:w="50"/>
-              <w:right w:type="dxa" w:w="80"/>
-            </w:tcMar>
-          </w:tcPr>
-          <w:p>
-            <w:pPr>
-              <w:spacing w:after="60" w:before="0"/>
-              <w:jc w:val="center"/>
-            </w:pPr>
-            <w:r>
-              <w:rPr>
-                <w:rFonts w:ascii="Arial" w:cs="Arial" w:eastAsia="Arial" w:hAnsi="Arial"/>
-                <w:sz w:val="22"/>
-                <w:szCs w:val="22"/>
-              </w:rPr>
-              <w:t xml:space="preserve">☐</w:t>
-            </w:r>
-          </w:p>
-          <w:p>
-            <w:pPr>
-              <w:spacing w:after="60" w:before="0"/>
-              <w:jc w:val="center"/>
-            </w:pPr>
-            <w:r>
-              <w:rPr>
-                <w:rFonts w:ascii="Arial" w:cs="Arial" w:eastAsia="Arial" w:hAnsi="Arial"/>
-                <w:sz w:val="13"/>
-                <w:szCs w:val="13"/>
-              </w:rPr>
-              <w:t xml:space="preserve">Accept / reject / edit</w:t>
+            <w:tcW w:type="dxa" w:w="2380"/>
+            <w:tcBorders>
+              <w:top w:val="single" w:color="999999" w:sz="4"/>
+              <w:left w:val="single" w:color="999999" w:sz="4"/>
+              <w:bottom w:val="single" w:color="999999" w:sz="4"/>
+              <w:right w:val="single" w:color="999999" w:sz="4"/>
+            </w:tcBorders>
+            <w:tcMar>
+              <w:top w:type="dxa" w:w="50"/>
+              <w:left w:type="dxa" w:w="80"/>
+              <w:bottom w:type="dxa" w:w="50"/>
+              <w:right w:type="dxa" w:w="80"/>
+            </w:tcMar>
+          </w:tcPr>
+          <w:p>
+            <w:pPr>
+              <w:spacing w:after="20" w:before="0"/>
+            </w:pPr>
+            <w:r>
+              <w:rPr>
+                <w:rFonts w:ascii="Arial" w:cs="Arial" w:eastAsia="Arial" w:hAnsi="Arial"/>
+                <w:color w:val="666666"/>
+                <w:sz w:val="14"/>
+                <w:szCs w:val="14"/>
+              </w:rPr>
+              <w:t xml:space="preserve">Tick ONE:</w:t>
+            </w:r>
+          </w:p>
+          <w:p>
+            <w:pPr>
+              <w:spacing w:after="40" w:before="40"/>
+            </w:pPr>
+            <w:sdt>
+              <w:sdtPr>
+                <w14:checkbox>
+                  <w14:checked w14:val="0"/>
+                  <w14:checkedState w14:val="2612" w14:font="MS Gothic"/>
+                  <w14:uncheckedState w14:val="2610" w14:font="MS Gothic"/>
+                </w14:checkbox>
+              </w:sdtPr>
+              <w:sdtContent>
+                <w:r>
+                  <w:sym w:char="2610" w:font="MS Gothic"/>
+                </w:r>
+              </w:sdtContent>
+            </w:sdt>
+            <w:r>
+              <w:rPr>
+                <w:rFonts w:ascii="Arial" w:cs="Arial" w:eastAsia="Arial" w:hAnsi="Arial"/>
+                <w:b/>
+                <w:bCs/>
+                <w:sz w:val="18"/>
+                <w:szCs w:val="18"/>
+              </w:rPr>
+              <w:t xml:space="preserve"> ACCEPT</w:t>
+            </w:r>
+          </w:p>
+          <w:p>
+            <w:pPr>
+              <w:spacing w:after="40" w:before="40"/>
+            </w:pPr>
+            <w:sdt>
+              <w:sdtPr>
+                <w14:checkbox>
+                  <w14:checked w14:val="0"/>
+                  <w14:checkedState w14:val="2612" w14:font="MS Gothic"/>
+                  <w14:uncheckedState w14:val="2610" w14:font="MS Gothic"/>
+                </w14:checkbox>
+              </w:sdtPr>
+              <w:sdtContent>
+                <w:r>
+                  <w:sym w:char="2610" w:font="MS Gothic"/>
+                </w:r>
+              </w:sdtContent>
+            </w:sdt>
+            <w:r>
+              <w:rPr>
+                <w:rFonts w:ascii="Arial" w:cs="Arial" w:eastAsia="Arial" w:hAnsi="Arial"/>
+                <w:b/>
+                <w:bCs/>
+                <w:sz w:val="18"/>
+                <w:szCs w:val="18"/>
+              </w:rPr>
+              <w:t xml:space="preserve"> EDIT</w:t>
+            </w:r>
+          </w:p>
+          <w:p>
+            <w:pPr>
+              <w:spacing w:after="20" w:before="80"/>
+            </w:pPr>
+            <w:r>
+              <w:rPr>
+                <w:rFonts w:ascii="Arial" w:cs="Arial" w:eastAsia="Arial" w:hAnsi="Arial"/>
+                <w:color w:val="666666"/>
+                <w:sz w:val="14"/>
+                <w:szCs w:val="14"/>
+              </w:rPr>
+              <w:t xml:space="preserve">If EDIT, type your requested change here:</w:t>
+            </w:r>
+          </w:p>
+          <w:p>
+            <w:pPr>
+              <w:spacing w:after="400" w:before="0"/>
+            </w:pPr>
+            <w:r>
+              <w:rPr>
+                <w:rFonts w:ascii="Arial" w:cs="Arial" w:eastAsia="Arial" w:hAnsi="Arial"/>
+                <w:sz w:val="17"/>
+                <w:szCs w:val="17"/>
+              </w:rPr>
+              <w:t xml:space="preserve"> </w:t>
+            </w:r>
+          </w:p>
+          <w:p>
+            <w:pPr>
+              <w:spacing w:after="400" w:before="0"/>
+            </w:pPr>
+            <w:r>
+              <w:rPr>
+                <w:rFonts w:ascii="Arial" w:cs="Arial" w:eastAsia="Arial" w:hAnsi="Arial"/>
+                <w:sz w:val="17"/>
+                <w:szCs w:val="17"/>
+              </w:rPr>
+              <w:t xml:space="preserve"> </w:t>
+            </w:r>
+          </w:p>
+          <w:p>
+            <w:pPr>
+              <w:spacing w:after="0" w:before="0"/>
+            </w:pPr>
+            <w:r>
+              <w:rPr>
+                <w:rFonts w:ascii="Arial" w:cs="Arial" w:eastAsia="Arial" w:hAnsi="Arial"/>
+                <w:color w:val="999999"/>
+                <w:sz w:val="12"/>
+                <w:szCs w:val="12"/>
+              </w:rPr>
+              <w:t xml:space="preserve">Item coremath_2_4-001</w:t>
             </w:r>
           </w:p>
         </w:tc>
@@ -1540,33 +1683,49 @@
       <w:tr>
         <w:tc>
           <w:tcPr>
-            <w:tcW w:type="dxa" w:w="1050"/>
-            <w:tcBorders>
-              <w:top w:val="single" w:color="999999" w:sz="4"/>
-              <w:left w:val="single" w:color="999999" w:sz="4"/>
-              <w:bottom w:val="single" w:color="999999" w:sz="4"/>
-              <w:right w:val="single" w:color="999999" w:sz="4"/>
-            </w:tcBorders>
-            <w:tcMar>
-              <w:top w:type="dxa" w:w="50"/>
-              <w:left w:type="dxa" w:w="80"/>
-              <w:bottom w:type="dxa" w:w="50"/>
-              <w:right w:type="dxa" w:w="80"/>
-            </w:tcMar>
-          </w:tcPr>
-          <w:p>
-            <w:pPr>
-              <w:spacing w:after="60" w:before="0"/>
-            </w:pPr>
-            <w:r>
-              <w:rPr>
-                <w:rFonts w:ascii="Arial" w:cs="Arial" w:eastAsia="Arial" w:hAnsi="Arial"/>
-                <w:b/>
-                <w:bCs/>
-                <w:sz w:val="17"/>
-                <w:szCs w:val="17"/>
-              </w:rPr>
-              <w:t xml:space="preserve">G8</w:t>
+            <w:tcW w:type="dxa" w:w="1300"/>
+            <w:tcBorders>
+              <w:top w:val="single" w:color="999999" w:sz="4"/>
+              <w:left w:val="single" w:color="999999" w:sz="4"/>
+              <w:bottom w:val="single" w:color="999999" w:sz="4"/>
+              <w:right w:val="single" w:color="999999" w:sz="4"/>
+            </w:tcBorders>
+            <w:tcMar>
+              <w:top w:type="dxa" w:w="50"/>
+              <w:left w:type="dxa" w:w="80"/>
+              <w:bottom w:type="dxa" w:w="50"/>
+              <w:right w:type="dxa" w:w="80"/>
+            </w:tcMar>
+          </w:tcPr>
+          <w:p>
+            <w:pPr>
+              <w:spacing w:after="20" w:before="0"/>
+            </w:pPr>
+            <w:r>
+              <w:rPr>
+                <w:rFonts w:ascii="Arial" w:cs="Arial" w:eastAsia="Arial" w:hAnsi="Arial"/>
+                <w:b/>
+                <w:bCs/>
+                <w:color w:val="1F3864"/>
+                <w:sz w:val="14"/>
+                <w:szCs w:val="14"/>
+              </w:rPr>
+              <w:t xml:space="preserve">SUB-STRAND 2.4 TRIGONOMETRY 1</w:t>
+            </w:r>
+          </w:p>
+          <w:p>
+            <w:pPr>
+              <w:spacing w:after="60" w:before="0"/>
+            </w:pPr>
+            <w:r>
+              <w:rPr>
+                <w:rFonts w:ascii="Arial" w:cs="Arial" w:eastAsia="Arial" w:hAnsi="Arial"/>
+                <w:b/>
+                <w:bCs/>
+                <w:sz w:val="17"/>
+                <w:szCs w:val="17"/>
+              </w:rPr>
+              <w:t xml:space="preserve">coremath_2_4 G8 (group)</w:t>
             </w:r>
           </w:p>
           <w:p>
@@ -1604,7 +1763,7 @@
         </w:tc>
         <w:tc>
           <w:tcPr>
-            <w:tcW w:type="dxa" w:w="2000"/>
+            <w:tcW w:type="dxa" w:w="1700"/>
             <w:tcBorders>
               <w:top w:val="single" w:color="999999" w:sz="4"/>
               <w:left w:val="single" w:color="999999" w:sz="4"/>
@@ -1664,7 +1823,7 @@
         </w:tc>
         <w:tc>
           <w:tcPr>
-            <w:tcW w:type="dxa" w:w="4600"/>
+            <w:tcW w:type="dxa" w:w="4100"/>
             <w:tcBorders>
               <w:top w:val="single" w:color="999999" w:sz="4"/>
               <w:left w:val="single" w:color="999999" w:sz="4"/>
@@ -1921,7 +2080,7 @@
         </w:tc>
         <w:tc>
           <w:tcPr>
-            <w:tcW w:type="dxa" w:w="3150"/>
+            <w:tcW w:type="dxa" w:w="2700"/>
             <w:tcBorders>
               <w:top w:val="single" w:color="999999" w:sz="4"/>
               <w:left w:val="single" w:color="999999" w:sz="4"/>
@@ -1967,7 +2126,7 @@
         </w:tc>
         <w:tc>
           <w:tcPr>
-            <w:tcW w:type="dxa" w:w="1900"/>
+            <w:tcW w:type="dxa" w:w="1500"/>
             <w:tcBorders>
               <w:top w:val="single" w:color="999999" w:sz="4"/>
               <w:left w:val="single" w:color="999999" w:sz="4"/>
@@ -1997,46 +2156,144 @@
         </w:tc>
         <w:tc>
           <w:tcPr>
-            <w:tcW w:type="dxa" w:w="980"/>
-            <w:tcBorders>
-              <w:top w:val="single" w:color="999999" w:sz="4"/>
-              <w:left w:val="single" w:color="999999" w:sz="4"/>
-              <w:bottom w:val="single" w:color="999999" w:sz="4"/>
-              <w:right w:val="single" w:color="999999" w:sz="4"/>
-            </w:tcBorders>
-            <w:tcMar>
-              <w:top w:type="dxa" w:w="50"/>
-              <w:left w:type="dxa" w:w="80"/>
-              <w:bottom w:type="dxa" w:w="50"/>
-              <w:right w:type="dxa" w:w="80"/>
-            </w:tcMar>
-          </w:tcPr>
-          <w:p>
-            <w:pPr>
-              <w:spacing w:after="60" w:before="0"/>
-              <w:jc w:val="center"/>
-            </w:pPr>
-            <w:r>
-              <w:rPr>
-                <w:rFonts w:ascii="Arial" w:cs="Arial" w:eastAsia="Arial" w:hAnsi="Arial"/>
-                <w:sz w:val="22"/>
-                <w:szCs w:val="22"/>
-              </w:rPr>
-              <w:t xml:space="preserve">☐</w:t>
-            </w:r>
-          </w:p>
-          <w:p>
-            <w:pPr>
-              <w:spacing w:after="60" w:before="0"/>
-              <w:jc w:val="center"/>
-            </w:pPr>
-            <w:r>
-              <w:rPr>
-                <w:rFonts w:ascii="Arial" w:cs="Arial" w:eastAsia="Arial" w:hAnsi="Arial"/>
-                <w:sz w:val="13"/>
-                <w:szCs w:val="13"/>
-              </w:rPr>
-              <w:t xml:space="preserve">Accept / reject / edit</w:t>
+            <w:tcW w:type="dxa" w:w="2380"/>
+            <w:tcBorders>
+              <w:top w:val="single" w:color="999999" w:sz="4"/>
+              <w:left w:val="single" w:color="999999" w:sz="4"/>
+              <w:bottom w:val="single" w:color="999999" w:sz="4"/>
+              <w:right w:val="single" w:color="999999" w:sz="4"/>
+            </w:tcBorders>
+            <w:tcMar>
+              <w:top w:type="dxa" w:w="50"/>
+              <w:left w:type="dxa" w:w="80"/>
+              <w:bottom w:type="dxa" w:w="50"/>
+              <w:right w:type="dxa" w:w="80"/>
+            </w:tcMar>
+          </w:tcPr>
+          <w:p>
+            <w:pPr>
+              <w:spacing w:after="20" w:before="0"/>
+            </w:pPr>
+            <w:r>
+              <w:rPr>
+                <w:rFonts w:ascii="Arial" w:cs="Arial" w:eastAsia="Arial" w:hAnsi="Arial"/>
+                <w:color w:val="666666"/>
+                <w:sz w:val="14"/>
+                <w:szCs w:val="14"/>
+              </w:rPr>
+              <w:t xml:space="preserve">Tick ONE:</w:t>
+            </w:r>
+          </w:p>
+          <w:p>
+            <w:pPr>
+              <w:spacing w:after="40" w:before="40"/>
+            </w:pPr>
+            <w:sdt>
+              <w:sdtPr>
+                <w14:checkbox>
+                  <w14:checked w14:val="0"/>
+                  <w14:checkedState w14:val="2612" w14:font="MS Gothic"/>
+                  <w14:uncheckedState w14:val="2610" w14:font="MS Gothic"/>
+                </w14:checkbox>
+              </w:sdtPr>
+              <w:sdtContent>
+                <w:r>
+                  <w:sym w:char="2610" w:font="MS Gothic"/>
+                </w:r>
+              </w:sdtContent>
+            </w:sdt>
+            <w:r>
+              <w:rPr>
+                <w:rFonts w:ascii="Arial" w:cs="Arial" w:eastAsia="Arial" w:hAnsi="Arial"/>
+                <w:b/>
+                <w:bCs/>
+                <w:sz w:val="18"/>
+                <w:szCs w:val="18"/>
+              </w:rPr>
+              <w:t xml:space="preserve"> ACCEPT</w:t>
+            </w:r>
+          </w:p>
+          <w:p>
+            <w:pPr>
+              <w:spacing w:after="40" w:before="40"/>
+            </w:pPr>
+            <w:sdt>
+              <w:sdtPr>
+                <w14:checkbox>
+                  <w14:checked w14:val="0"/>
+                  <w14:checkedState w14:val="2612" w14:font="MS Gothic"/>
+                  <w14:uncheckedState w14:val="2610" w14:font="MS Gothic"/>
+                </w14:checkbox>
+              </w:sdtPr>
+              <w:sdtContent>
+                <w:r>
+                  <w:sym w:char="2610" w:font="MS Gothic"/>
+                </w:r>
+              </w:sdtContent>
+            </w:sdt>
+            <w:r>
+              <w:rPr>
+                <w:rFonts w:ascii="Arial" w:cs="Arial" w:eastAsia="Arial" w:hAnsi="Arial"/>
+                <w:b/>
+                <w:bCs/>
+                <w:sz w:val="18"/>
+                <w:szCs w:val="18"/>
+              </w:rPr>
+              <w:t xml:space="preserve"> EDIT</w:t>
+            </w:r>
+          </w:p>
+          <w:p>
+            <w:pPr>
+              <w:spacing w:after="20" w:before="80"/>
+            </w:pPr>
+            <w:r>
+              <w:rPr>
+                <w:rFonts w:ascii="Arial" w:cs="Arial" w:eastAsia="Arial" w:hAnsi="Arial"/>
+                <w:color w:val="666666"/>
+                <w:sz w:val="14"/>
+                <w:szCs w:val="14"/>
+              </w:rPr>
+              <w:t xml:space="preserve">If EDIT, type your requested change here:</w:t>
+            </w:r>
+          </w:p>
+          <w:p>
+            <w:pPr>
+              <w:spacing w:after="400" w:before="0"/>
+            </w:pPr>
+            <w:r>
+              <w:rPr>
+                <w:rFonts w:ascii="Arial" w:cs="Arial" w:eastAsia="Arial" w:hAnsi="Arial"/>
+                <w:sz w:val="17"/>
+                <w:szCs w:val="17"/>
+              </w:rPr>
+              <w:t xml:space="preserve"> </w:t>
+            </w:r>
+          </w:p>
+          <w:p>
+            <w:pPr>
+              <w:spacing w:after="400" w:before="0"/>
+            </w:pPr>
+            <w:r>
+              <w:rPr>
+                <w:rFonts w:ascii="Arial" w:cs="Arial" w:eastAsia="Arial" w:hAnsi="Arial"/>
+                <w:sz w:val="17"/>
+                <w:szCs w:val="17"/>
+              </w:rPr>
+              <w:t xml:space="preserve"> </w:t>
+            </w:r>
+          </w:p>
+          <w:p>
+            <w:pPr>
+              <w:spacing w:after="0" w:before="0"/>
+            </w:pPr>
+            <w:r>
+              <w:rPr>
+                <w:rFonts w:ascii="Arial" w:cs="Arial" w:eastAsia="Arial" w:hAnsi="Arial"/>
+                <w:color w:val="999999"/>
+                <w:sz w:val="12"/>
+                <w:szCs w:val="12"/>
+              </w:rPr>
+              <w:t xml:space="preserve">Item coremath_2_4 G8</w:t>
             </w:r>
           </w:p>
         </w:tc>
@@ -2044,7 +2301,7 @@
       <w:tr>
         <w:tc>
           <w:tcPr>
-            <w:tcW w:type="dxa" w:w="1050"/>
+            <w:tcW w:type="dxa" w:w="1300"/>
             <w:tcBorders>
               <w:top w:val="single" w:color="999999" w:sz="4"/>
               <w:left w:val="single" w:color="999999" w:sz="4"/>
@@ -2061,17 +2318,33 @@
           </w:tcPr>
           <w:p>
             <w:pPr>
-              <w:spacing w:after="60" w:before="0"/>
-            </w:pPr>
-            <w:r>
-              <w:rPr>
-                <w:rFonts w:ascii="Arial" w:cs="Arial" w:eastAsia="Arial" w:hAnsi="Arial"/>
-                <w:b/>
-                <w:bCs/>
-                <w:sz w:val="17"/>
-                <w:szCs w:val="17"/>
-              </w:rPr>
-              <w:t xml:space="preserve">G7</w:t>
+              <w:spacing w:after="20" w:before="0"/>
+            </w:pPr>
+            <w:r>
+              <w:rPr>
+                <w:rFonts w:ascii="Arial" w:cs="Arial" w:eastAsia="Arial" w:hAnsi="Arial"/>
+                <w:b/>
+                <w:bCs/>
+                <w:color w:val="1F3864"/>
+                <w:sz w:val="14"/>
+                <w:szCs w:val="14"/>
+              </w:rPr>
+              <w:t xml:space="preserve">SUB-STRAND 2.4 TRIGONOMETRY 1</w:t>
+            </w:r>
+          </w:p>
+          <w:p>
+            <w:pPr>
+              <w:spacing w:after="60" w:before="0"/>
+            </w:pPr>
+            <w:r>
+              <w:rPr>
+                <w:rFonts w:ascii="Arial" w:cs="Arial" w:eastAsia="Arial" w:hAnsi="Arial"/>
+                <w:b/>
+                <w:bCs/>
+                <w:sz w:val="17"/>
+                <w:szCs w:val="17"/>
+              </w:rPr>
+              <w:t xml:space="preserve">coremath_2_4 G7 (group)</w:t>
             </w:r>
           </w:p>
           <w:p>
@@ -2125,7 +2398,7 @@
         </w:tc>
         <w:tc>
           <w:tcPr>
-            <w:tcW w:type="dxa" w:w="2000"/>
+            <w:tcW w:type="dxa" w:w="1700"/>
             <w:tcBorders>
               <w:top w:val="single" w:color="999999" w:sz="4"/>
               <w:left w:val="single" w:color="999999" w:sz="4"/>
@@ -2186,7 +2459,7 @@
         </w:tc>
         <w:tc>
           <w:tcPr>
-            <w:tcW w:type="dxa" w:w="4600"/>
+            <w:tcW w:type="dxa" w:w="4100"/>
             <w:tcBorders>
               <w:top w:val="single" w:color="999999" w:sz="4"/>
               <w:left w:val="single" w:color="999999" w:sz="4"/>
@@ -2321,7 +2594,7 @@
         </w:tc>
         <w:tc>
           <w:tcPr>
-            <w:tcW w:type="dxa" w:w="3150"/>
+            <w:tcW w:type="dxa" w:w="2700"/>
             <w:tcBorders>
               <w:top w:val="single" w:color="999999" w:sz="4"/>
               <w:left w:val="single" w:color="999999" w:sz="4"/>
@@ -2368,7 +2641,7 @@
         </w:tc>
         <w:tc>
           <w:tcPr>
-            <w:tcW w:type="dxa" w:w="1900"/>
+            <w:tcW w:type="dxa" w:w="1500"/>
             <w:tcBorders>
               <w:top w:val="single" w:color="999999" w:sz="4"/>
               <w:left w:val="single" w:color="999999" w:sz="4"/>
@@ -2399,7 +2672,7 @@
         </w:tc>
         <w:tc>
           <w:tcPr>
-            <w:tcW w:type="dxa" w:w="980"/>
+            <w:tcW w:type="dxa" w:w="2380"/>
             <w:tcBorders>
               <w:top w:val="single" w:color="999999" w:sz="4"/>
               <w:left w:val="single" w:color="999999" w:sz="4"/>
@@ -2416,30 +2689,128 @@
           </w:tcPr>
           <w:p>
             <w:pPr>
-              <w:spacing w:after="60" w:before="0"/>
-              <w:jc w:val="center"/>
-            </w:pPr>
-            <w:r>
-              <w:rPr>
-                <w:rFonts w:ascii="Arial" w:cs="Arial" w:eastAsia="Arial" w:hAnsi="Arial"/>
-                <w:sz w:val="22"/>
-                <w:szCs w:val="22"/>
-              </w:rPr>
-              <w:t xml:space="preserve">☐</w:t>
-            </w:r>
-          </w:p>
-          <w:p>
-            <w:pPr>
-              <w:spacing w:after="60" w:before="0"/>
-              <w:jc w:val="center"/>
-            </w:pPr>
-            <w:r>
-              <w:rPr>
-                <w:rFonts w:ascii="Arial" w:cs="Arial" w:eastAsia="Arial" w:hAnsi="Arial"/>
-                <w:sz w:val="13"/>
-                <w:szCs w:val="13"/>
-              </w:rPr>
-              <w:t xml:space="preserve">Accept / reject / edit</w:t>
+              <w:spacing w:after="20" w:before="0"/>
+            </w:pPr>
+            <w:r>
+              <w:rPr>
+                <w:rFonts w:ascii="Arial" w:cs="Arial" w:eastAsia="Arial" w:hAnsi="Arial"/>
+                <w:color w:val="666666"/>
+                <w:sz w:val="14"/>
+                <w:szCs w:val="14"/>
+              </w:rPr>
+              <w:t xml:space="preserve">Tick ONE:</w:t>
+            </w:r>
+          </w:p>
+          <w:p>
+            <w:pPr>
+              <w:spacing w:after="40" w:before="40"/>
+            </w:pPr>
+            <w:sdt>
+              <w:sdtPr>
+                <w14:checkbox>
+                  <w14:checked w14:val="0"/>
+                  <w14:checkedState w14:val="2612" w14:font="MS Gothic"/>
+                  <w14:uncheckedState w14:val="2610" w14:font="MS Gothic"/>
+                </w14:checkbox>
+              </w:sdtPr>
+              <w:sdtContent>
+                <w:r>
+                  <w:sym w:char="2610" w:font="MS Gothic"/>
+                </w:r>
+              </w:sdtContent>
+            </w:sdt>
+            <w:r>
+              <w:rPr>
+                <w:rFonts w:ascii="Arial" w:cs="Arial" w:eastAsia="Arial" w:hAnsi="Arial"/>
+                <w:b/>
+                <w:bCs/>
+                <w:sz w:val="18"/>
+                <w:szCs w:val="18"/>
+              </w:rPr>
+              <w:t xml:space="preserve"> ACCEPT</w:t>
+            </w:r>
+          </w:p>
+          <w:p>
+            <w:pPr>
+              <w:spacing w:after="40" w:before="40"/>
+            </w:pPr>
+            <w:sdt>
+              <w:sdtPr>
+                <w14:checkbox>
+                  <w14:checked w14:val="0"/>
+                  <w14:checkedState w14:val="2612" w14:font="MS Gothic"/>
+                  <w14:uncheckedState w14:val="2610" w14:font="MS Gothic"/>
+                </w14:checkbox>
+              </w:sdtPr>
+              <w:sdtContent>
+                <w:r>
+                  <w:sym w:char="2610" w:font="MS Gothic"/>
+                </w:r>
+              </w:sdtContent>
+            </w:sdt>
+            <w:r>
+              <w:rPr>
+                <w:rFonts w:ascii="Arial" w:cs="Arial" w:eastAsia="Arial" w:hAnsi="Arial"/>
+                <w:b/>
+                <w:bCs/>
+                <w:sz w:val="18"/>
+                <w:szCs w:val="18"/>
+              </w:rPr>
+              <w:t xml:space="preserve"> EDIT</w:t>
+            </w:r>
+          </w:p>
+          <w:p>
+            <w:pPr>
+              <w:spacing w:after="20" w:before="80"/>
+            </w:pPr>
+            <w:r>
+              <w:rPr>
+                <w:rFonts w:ascii="Arial" w:cs="Arial" w:eastAsia="Arial" w:hAnsi="Arial"/>
+                <w:color w:val="666666"/>
+                <w:sz w:val="14"/>
+                <w:szCs w:val="14"/>
+              </w:rPr>
+              <w:t xml:space="preserve">If EDIT, type your requested change here:</w:t>
+            </w:r>
+          </w:p>
+          <w:p>
+            <w:pPr>
+              <w:spacing w:after="400" w:before="0"/>
+            </w:pPr>
+            <w:r>
+              <w:rPr>
+                <w:rFonts w:ascii="Arial" w:cs="Arial" w:eastAsia="Arial" w:hAnsi="Arial"/>
+                <w:sz w:val="17"/>
+                <w:szCs w:val="17"/>
+              </w:rPr>
+              <w:t xml:space="preserve"> </w:t>
+            </w:r>
+          </w:p>
+          <w:p>
+            <w:pPr>
+              <w:spacing w:after="400" w:before="0"/>
+            </w:pPr>
+            <w:r>
+              <w:rPr>
+                <w:rFonts w:ascii="Arial" w:cs="Arial" w:eastAsia="Arial" w:hAnsi="Arial"/>
+                <w:sz w:val="17"/>
+                <w:szCs w:val="17"/>
+              </w:rPr>
+              <w:t xml:space="preserve"> </w:t>
+            </w:r>
+          </w:p>
+          <w:p>
+            <w:pPr>
+              <w:spacing w:after="0" w:before="0"/>
+            </w:pPr>
+            <w:r>
+              <w:rPr>
+                <w:rFonts w:ascii="Arial" w:cs="Arial" w:eastAsia="Arial" w:hAnsi="Arial"/>
+                <w:color w:val="999999"/>
+                <w:sz w:val="12"/>
+                <w:szCs w:val="12"/>
+              </w:rPr>
+              <w:t xml:space="preserve">Item coremath_2_4 G7</w:t>
             </w:r>
           </w:p>
         </w:tc>
@@ -2447,39 +2818,55 @@
       <w:tr>
         <w:tc>
           <w:tcPr>
-            <w:tcW w:type="dxa" w:w="1050"/>
-            <w:tcBorders>
-              <w:top w:val="single" w:color="999999" w:sz="4"/>
-              <w:left w:val="single" w:color="999999" w:sz="4"/>
-              <w:bottom w:val="single" w:color="999999" w:sz="4"/>
-              <w:right w:val="single" w:color="999999" w:sz="4"/>
-            </w:tcBorders>
-            <w:tcMar>
-              <w:top w:type="dxa" w:w="50"/>
-              <w:left w:type="dxa" w:w="80"/>
-              <w:bottom w:type="dxa" w:w="50"/>
-              <w:right w:type="dxa" w:w="80"/>
-            </w:tcMar>
-          </w:tcPr>
-          <w:p>
-            <w:pPr>
-              <w:spacing w:after="60" w:before="0"/>
-            </w:pPr>
-            <w:r>
-              <w:rPr>
-                <w:rFonts w:ascii="Arial" w:cs="Arial" w:eastAsia="Arial" w:hAnsi="Arial"/>
-                <w:b/>
-                <w:bCs/>
-                <w:sz w:val="17"/>
-                <w:szCs w:val="17"/>
-              </w:rPr>
-              <w:t xml:space="preserve">008</w:t>
-            </w:r>
-          </w:p>
-        </w:tc>
-        <w:tc>
-          <w:tcPr>
-            <w:tcW w:type="dxa" w:w="2000"/>
+            <w:tcW w:type="dxa" w:w="1300"/>
+            <w:tcBorders>
+              <w:top w:val="single" w:color="999999" w:sz="4"/>
+              <w:left w:val="single" w:color="999999" w:sz="4"/>
+              <w:bottom w:val="single" w:color="999999" w:sz="4"/>
+              <w:right w:val="single" w:color="999999" w:sz="4"/>
+            </w:tcBorders>
+            <w:tcMar>
+              <w:top w:type="dxa" w:w="50"/>
+              <w:left w:type="dxa" w:w="80"/>
+              <w:bottom w:type="dxa" w:w="50"/>
+              <w:right w:type="dxa" w:w="80"/>
+            </w:tcMar>
+          </w:tcPr>
+          <w:p>
+            <w:pPr>
+              <w:spacing w:after="20" w:before="0"/>
+            </w:pPr>
+            <w:r>
+              <w:rPr>
+                <w:rFonts w:ascii="Arial" w:cs="Arial" w:eastAsia="Arial" w:hAnsi="Arial"/>
+                <w:b/>
+                <w:bCs/>
+                <w:color w:val="1F3864"/>
+                <w:sz w:val="14"/>
+                <w:szCs w:val="14"/>
+              </w:rPr>
+              <w:t xml:space="preserve">SUB-STRAND 2.4 TRIGONOMETRY 1</w:t>
+            </w:r>
+          </w:p>
+          <w:p>
+            <w:pPr>
+              <w:spacing w:after="60" w:before="0"/>
+            </w:pPr>
+            <w:r>
+              <w:rPr>
+                <w:rFonts w:ascii="Arial" w:cs="Arial" w:eastAsia="Arial" w:hAnsi="Arial"/>
+                <w:b/>
+                <w:bCs/>
+                <w:sz w:val="17"/>
+                <w:szCs w:val="17"/>
+              </w:rPr>
+              <w:t xml:space="preserve">coremath_2_4-008</w:t>
+            </w:r>
+          </w:p>
+        </w:tc>
+        <w:tc>
+          <w:tcPr>
+            <w:tcW w:type="dxa" w:w="1700"/>
             <w:tcBorders>
               <w:top w:val="single" w:color="999999" w:sz="4"/>
               <w:left w:val="single" w:color="999999" w:sz="4"/>
@@ -2524,7 +2911,7 @@
         </w:tc>
         <w:tc>
           <w:tcPr>
-            <w:tcW w:type="dxa" w:w="4600"/>
+            <w:tcW w:type="dxa" w:w="4100"/>
             <w:tcBorders>
               <w:top w:val="single" w:color="999999" w:sz="4"/>
               <w:left w:val="single" w:color="999999" w:sz="4"/>
@@ -2603,7 +2990,7 @@
         </w:tc>
         <w:tc>
           <w:tcPr>
-            <w:tcW w:type="dxa" w:w="3150"/>
+            <w:tcW w:type="dxa" w:w="2700"/>
             <w:tcBorders>
               <w:top w:val="single" w:color="999999" w:sz="4"/>
               <w:left w:val="single" w:color="999999" w:sz="4"/>
@@ -2649,7 +3036,7 @@
         </w:tc>
         <w:tc>
           <w:tcPr>
-            <w:tcW w:type="dxa" w:w="1900"/>
+            <w:tcW w:type="dxa" w:w="1500"/>
             <w:tcBorders>
               <w:top w:val="single" w:color="999999" w:sz="4"/>
               <w:left w:val="single" w:color="999999" w:sz="4"/>
@@ -2679,46 +3066,144 @@
         </w:tc>
         <w:tc>
           <w:tcPr>
-            <w:tcW w:type="dxa" w:w="980"/>
-            <w:tcBorders>
-              <w:top w:val="single" w:color="999999" w:sz="4"/>
-              <w:left w:val="single" w:color="999999" w:sz="4"/>
-              <w:bottom w:val="single" w:color="999999" w:sz="4"/>
-              <w:right w:val="single" w:color="999999" w:sz="4"/>
-            </w:tcBorders>
-            <w:tcMar>
-              <w:top w:type="dxa" w:w="50"/>
-              <w:left w:type="dxa" w:w="80"/>
-              <w:bottom w:type="dxa" w:w="50"/>
-              <w:right w:type="dxa" w:w="80"/>
-            </w:tcMar>
-          </w:tcPr>
-          <w:p>
-            <w:pPr>
-              <w:spacing w:after="60" w:before="0"/>
-              <w:jc w:val="center"/>
-            </w:pPr>
-            <w:r>
-              <w:rPr>
-                <w:rFonts w:ascii="Arial" w:cs="Arial" w:eastAsia="Arial" w:hAnsi="Arial"/>
-                <w:sz w:val="22"/>
-                <w:szCs w:val="22"/>
-              </w:rPr>
-              <w:t xml:space="preserve">☐</w:t>
-            </w:r>
-          </w:p>
-          <w:p>
-            <w:pPr>
-              <w:spacing w:after="60" w:before="0"/>
-              <w:jc w:val="center"/>
-            </w:pPr>
-            <w:r>
-              <w:rPr>
-                <w:rFonts w:ascii="Arial" w:cs="Arial" w:eastAsia="Arial" w:hAnsi="Arial"/>
-                <w:sz w:val="13"/>
-                <w:szCs w:val="13"/>
-              </w:rPr>
-              <w:t xml:space="preserve">Accept / reject / edit</w:t>
+            <w:tcW w:type="dxa" w:w="2380"/>
+            <w:tcBorders>
+              <w:top w:val="single" w:color="999999" w:sz="4"/>
+              <w:left w:val="single" w:color="999999" w:sz="4"/>
+              <w:bottom w:val="single" w:color="999999" w:sz="4"/>
+              <w:right w:val="single" w:color="999999" w:sz="4"/>
+            </w:tcBorders>
+            <w:tcMar>
+              <w:top w:type="dxa" w:w="50"/>
+              <w:left w:type="dxa" w:w="80"/>
+              <w:bottom w:type="dxa" w:w="50"/>
+              <w:right w:type="dxa" w:w="80"/>
+            </w:tcMar>
+          </w:tcPr>
+          <w:p>
+            <w:pPr>
+              <w:spacing w:after="20" w:before="0"/>
+            </w:pPr>
+            <w:r>
+              <w:rPr>
+                <w:rFonts w:ascii="Arial" w:cs="Arial" w:eastAsia="Arial" w:hAnsi="Arial"/>
+                <w:color w:val="666666"/>
+                <w:sz w:val="14"/>
+                <w:szCs w:val="14"/>
+              </w:rPr>
+              <w:t xml:space="preserve">Tick ONE:</w:t>
+            </w:r>
+          </w:p>
+          <w:p>
+            <w:pPr>
+              <w:spacing w:after="40" w:before="40"/>
+            </w:pPr>
+            <w:sdt>
+              <w:sdtPr>
+                <w14:checkbox>
+                  <w14:checked w14:val="0"/>
+                  <w14:checkedState w14:val="2612" w14:font="MS Gothic"/>
+                  <w14:uncheckedState w14:val="2610" w14:font="MS Gothic"/>
+                </w14:checkbox>
+              </w:sdtPr>
+              <w:sdtContent>
+                <w:r>
+                  <w:sym w:char="2610" w:font="MS Gothic"/>
+                </w:r>
+              </w:sdtContent>
+            </w:sdt>
+            <w:r>
+              <w:rPr>
+                <w:rFonts w:ascii="Arial" w:cs="Arial" w:eastAsia="Arial" w:hAnsi="Arial"/>
+                <w:b/>
+                <w:bCs/>
+                <w:sz w:val="18"/>
+                <w:szCs w:val="18"/>
+              </w:rPr>
+              <w:t xml:space="preserve"> ACCEPT</w:t>
+            </w:r>
+          </w:p>
+          <w:p>
+            <w:pPr>
+              <w:spacing w:after="40" w:before="40"/>
+            </w:pPr>
+            <w:sdt>
+              <w:sdtPr>
+                <w14:checkbox>
+                  <w14:checked w14:val="0"/>
+                  <w14:checkedState w14:val="2612" w14:font="MS Gothic"/>
+                  <w14:uncheckedState w14:val="2610" w14:font="MS Gothic"/>
+                </w14:checkbox>
+              </w:sdtPr>
+              <w:sdtContent>
+                <w:r>
+                  <w:sym w:char="2610" w:font="MS Gothic"/>
+                </w:r>
+              </w:sdtContent>
+            </w:sdt>
+            <w:r>
+              <w:rPr>
+                <w:rFonts w:ascii="Arial" w:cs="Arial" w:eastAsia="Arial" w:hAnsi="Arial"/>
+                <w:b/>
+                <w:bCs/>
+                <w:sz w:val="18"/>
+                <w:szCs w:val="18"/>
+              </w:rPr>
+              <w:t xml:space="preserve"> EDIT</w:t>
+            </w:r>
+          </w:p>
+          <w:p>
+            <w:pPr>
+              <w:spacing w:after="20" w:before="80"/>
+            </w:pPr>
+            <w:r>
+              <w:rPr>
+                <w:rFonts w:ascii="Arial" w:cs="Arial" w:eastAsia="Arial" w:hAnsi="Arial"/>
+                <w:color w:val="666666"/>
+                <w:sz w:val="14"/>
+                <w:szCs w:val="14"/>
+              </w:rPr>
+              <w:t xml:space="preserve">If EDIT, type your requested change here:</w:t>
+            </w:r>
+          </w:p>
+          <w:p>
+            <w:pPr>
+              <w:spacing w:after="400" w:before="0"/>
+            </w:pPr>
+            <w:r>
+              <w:rPr>
+                <w:rFonts w:ascii="Arial" w:cs="Arial" w:eastAsia="Arial" w:hAnsi="Arial"/>
+                <w:sz w:val="17"/>
+                <w:szCs w:val="17"/>
+              </w:rPr>
+              <w:t xml:space="preserve"> </w:t>
+            </w:r>
+          </w:p>
+          <w:p>
+            <w:pPr>
+              <w:spacing w:after="400" w:before="0"/>
+            </w:pPr>
+            <w:r>
+              <w:rPr>
+                <w:rFonts w:ascii="Arial" w:cs="Arial" w:eastAsia="Arial" w:hAnsi="Arial"/>
+                <w:sz w:val="17"/>
+                <w:szCs w:val="17"/>
+              </w:rPr>
+              <w:t xml:space="preserve"> </w:t>
+            </w:r>
+          </w:p>
+          <w:p>
+            <w:pPr>
+              <w:spacing w:after="0" w:before="0"/>
+            </w:pPr>
+            <w:r>
+              <w:rPr>
+                <w:rFonts w:ascii="Arial" w:cs="Arial" w:eastAsia="Arial" w:hAnsi="Arial"/>
+                <w:color w:val="999999"/>
+                <w:sz w:val="12"/>
+                <w:szCs w:val="12"/>
+              </w:rPr>
+              <w:t xml:space="preserve">Item coremath_2_4-008</w:t>
             </w:r>
           </w:p>
         </w:tc>
@@ -2726,33 +3211,49 @@
       <w:tr>
         <w:tc>
           <w:tcPr>
-            <w:tcW w:type="dxa" w:w="1050"/>
-            <w:tcBorders>
-              <w:top w:val="single" w:color="999999" w:sz="4"/>
-              <w:left w:val="single" w:color="999999" w:sz="4"/>
-              <w:bottom w:val="single" w:color="999999" w:sz="4"/>
-              <w:right w:val="single" w:color="999999" w:sz="4"/>
-            </w:tcBorders>
-            <w:tcMar>
-              <w:top w:type="dxa" w:w="50"/>
-              <w:left w:type="dxa" w:w="80"/>
-              <w:bottom w:type="dxa" w:w="50"/>
-              <w:right w:type="dxa" w:w="80"/>
-            </w:tcMar>
-          </w:tcPr>
-          <w:p>
-            <w:pPr>
-              <w:spacing w:after="60" w:before="0"/>
-            </w:pPr>
-            <w:r>
-              <w:rPr>
-                <w:rFonts w:ascii="Arial" w:cs="Arial" w:eastAsia="Arial" w:hAnsi="Arial"/>
-                <w:b/>
-                <w:bCs/>
-                <w:sz w:val="17"/>
-                <w:szCs w:val="17"/>
-              </w:rPr>
-              <w:t xml:space="preserve">G2</w:t>
+            <w:tcW w:type="dxa" w:w="1300"/>
+            <w:tcBorders>
+              <w:top w:val="single" w:color="999999" w:sz="4"/>
+              <w:left w:val="single" w:color="999999" w:sz="4"/>
+              <w:bottom w:val="single" w:color="999999" w:sz="4"/>
+              <w:right w:val="single" w:color="999999" w:sz="4"/>
+            </w:tcBorders>
+            <w:tcMar>
+              <w:top w:type="dxa" w:w="50"/>
+              <w:left w:type="dxa" w:w="80"/>
+              <w:bottom w:type="dxa" w:w="50"/>
+              <w:right w:type="dxa" w:w="80"/>
+            </w:tcMar>
+          </w:tcPr>
+          <w:p>
+            <w:pPr>
+              <w:spacing w:after="20" w:before="0"/>
+            </w:pPr>
+            <w:r>
+              <w:rPr>
+                <w:rFonts w:ascii="Arial" w:cs="Arial" w:eastAsia="Arial" w:hAnsi="Arial"/>
+                <w:b/>
+                <w:bCs/>
+                <w:color w:val="1F3864"/>
+                <w:sz w:val="14"/>
+                <w:szCs w:val="14"/>
+              </w:rPr>
+              <w:t xml:space="preserve">SUB-STRAND 2.4 TRIGONOMETRY 1</w:t>
+            </w:r>
+          </w:p>
+          <w:p>
+            <w:pPr>
+              <w:spacing w:after="60" w:before="0"/>
+            </w:pPr>
+            <w:r>
+              <w:rPr>
+                <w:rFonts w:ascii="Arial" w:cs="Arial" w:eastAsia="Arial" w:hAnsi="Arial"/>
+                <w:b/>
+                <w:bCs/>
+                <w:sz w:val="17"/>
+                <w:szCs w:val="17"/>
+              </w:rPr>
+              <w:t xml:space="preserve">coremath_2_4 G2 (group)</w:t>
             </w:r>
           </w:p>
           <w:p>
@@ -2790,7 +3291,7 @@
         </w:tc>
         <w:tc>
           <w:tcPr>
-            <w:tcW w:type="dxa" w:w="2000"/>
+            <w:tcW w:type="dxa" w:w="1700"/>
             <w:tcBorders>
               <w:top w:val="single" w:color="999999" w:sz="4"/>
               <w:left w:val="single" w:color="999999" w:sz="4"/>
@@ -2850,7 +3351,7 @@
         </w:tc>
         <w:tc>
           <w:tcPr>
-            <w:tcW w:type="dxa" w:w="4600"/>
+            <w:tcW w:type="dxa" w:w="4100"/>
             <w:tcBorders>
               <w:top w:val="single" w:color="999999" w:sz="4"/>
               <w:left w:val="single" w:color="999999" w:sz="4"/>
@@ -3032,7 +3533,7 @@
         </w:tc>
         <w:tc>
           <w:tcPr>
-            <w:tcW w:type="dxa" w:w="3150"/>
+            <w:tcW w:type="dxa" w:w="2700"/>
             <w:tcBorders>
               <w:top w:val="single" w:color="999999" w:sz="4"/>
               <w:left w:val="single" w:color="999999" w:sz="4"/>
@@ -3078,7 +3579,7 @@
         </w:tc>
         <w:tc>
           <w:tcPr>
-            <w:tcW w:type="dxa" w:w="1900"/>
+            <w:tcW w:type="dxa" w:w="1500"/>
             <w:tcBorders>
               <w:top w:val="single" w:color="999999" w:sz="4"/>
               <w:left w:val="single" w:color="999999" w:sz="4"/>
@@ -3108,46 +3609,144 @@
         </w:tc>
         <w:tc>
           <w:tcPr>
-            <w:tcW w:type="dxa" w:w="980"/>
-            <w:tcBorders>
-              <w:top w:val="single" w:color="999999" w:sz="4"/>
-              <w:left w:val="single" w:color="999999" w:sz="4"/>
-              <w:bottom w:val="single" w:color="999999" w:sz="4"/>
-              <w:right w:val="single" w:color="999999" w:sz="4"/>
-            </w:tcBorders>
-            <w:tcMar>
-              <w:top w:type="dxa" w:w="50"/>
-              <w:left w:type="dxa" w:w="80"/>
-              <w:bottom w:type="dxa" w:w="50"/>
-              <w:right w:type="dxa" w:w="80"/>
-            </w:tcMar>
-          </w:tcPr>
-          <w:p>
-            <w:pPr>
-              <w:spacing w:after="60" w:before="0"/>
-              <w:jc w:val="center"/>
-            </w:pPr>
-            <w:r>
-              <w:rPr>
-                <w:rFonts w:ascii="Arial" w:cs="Arial" w:eastAsia="Arial" w:hAnsi="Arial"/>
-                <w:sz w:val="22"/>
-                <w:szCs w:val="22"/>
-              </w:rPr>
-              <w:t xml:space="preserve">☐</w:t>
-            </w:r>
-          </w:p>
-          <w:p>
-            <w:pPr>
-              <w:spacing w:after="60" w:before="0"/>
-              <w:jc w:val="center"/>
-            </w:pPr>
-            <w:r>
-              <w:rPr>
-                <w:rFonts w:ascii="Arial" w:cs="Arial" w:eastAsia="Arial" w:hAnsi="Arial"/>
-                <w:sz w:val="13"/>
-                <w:szCs w:val="13"/>
-              </w:rPr>
-              <w:t xml:space="preserve">Accept / reject / edit</w:t>
+            <w:tcW w:type="dxa" w:w="2380"/>
+            <w:tcBorders>
+              <w:top w:val="single" w:color="999999" w:sz="4"/>
+              <w:left w:val="single" w:color="999999" w:sz="4"/>
+              <w:bottom w:val="single" w:color="999999" w:sz="4"/>
+              <w:right w:val="single" w:color="999999" w:sz="4"/>
+            </w:tcBorders>
+            <w:tcMar>
+              <w:top w:type="dxa" w:w="50"/>
+              <w:left w:type="dxa" w:w="80"/>
+              <w:bottom w:type="dxa" w:w="50"/>
+              <w:right w:type="dxa" w:w="80"/>
+            </w:tcMar>
+          </w:tcPr>
+          <w:p>
+            <w:pPr>
+              <w:spacing w:after="20" w:before="0"/>
+            </w:pPr>
+            <w:r>
+              <w:rPr>
+                <w:rFonts w:ascii="Arial" w:cs="Arial" w:eastAsia="Arial" w:hAnsi="Arial"/>
+                <w:color w:val="666666"/>
+                <w:sz w:val="14"/>
+                <w:szCs w:val="14"/>
+              </w:rPr>
+              <w:t xml:space="preserve">Tick ONE:</w:t>
+            </w:r>
+          </w:p>
+          <w:p>
+            <w:pPr>
+              <w:spacing w:after="40" w:before="40"/>
+            </w:pPr>
+            <w:sdt>
+              <w:sdtPr>
+                <w14:checkbox>
+                  <w14:checked w14:val="0"/>
+                  <w14:checkedState w14:val="2612" w14:font="MS Gothic"/>
+                  <w14:uncheckedState w14:val="2610" w14:font="MS Gothic"/>
+                </w14:checkbox>
+              </w:sdtPr>
+              <w:sdtContent>
+                <w:r>
+                  <w:sym w:char="2610" w:font="MS Gothic"/>
+                </w:r>
+              </w:sdtContent>
+            </w:sdt>
+            <w:r>
+              <w:rPr>
+                <w:rFonts w:ascii="Arial" w:cs="Arial" w:eastAsia="Arial" w:hAnsi="Arial"/>
+                <w:b/>
+                <w:bCs/>
+                <w:sz w:val="18"/>
+                <w:szCs w:val="18"/>
+              </w:rPr>
+              <w:t xml:space="preserve"> ACCEPT</w:t>
+            </w:r>
+          </w:p>
+          <w:p>
+            <w:pPr>
+              <w:spacing w:after="40" w:before="40"/>
+            </w:pPr>
+            <w:sdt>
+              <w:sdtPr>
+                <w14:checkbox>
+                  <w14:checked w14:val="0"/>
+                  <w14:checkedState w14:val="2612" w14:font="MS Gothic"/>
+                  <w14:uncheckedState w14:val="2610" w14:font="MS Gothic"/>
+                </w14:checkbox>
+              </w:sdtPr>
+              <w:sdtContent>
+                <w:r>
+                  <w:sym w:char="2610" w:font="MS Gothic"/>
+                </w:r>
+              </w:sdtContent>
+            </w:sdt>
+            <w:r>
+              <w:rPr>
+                <w:rFonts w:ascii="Arial" w:cs="Arial" w:eastAsia="Arial" w:hAnsi="Arial"/>
+                <w:b/>
+                <w:bCs/>
+                <w:sz w:val="18"/>
+                <w:szCs w:val="18"/>
+              </w:rPr>
+              <w:t xml:space="preserve"> EDIT</w:t>
+            </w:r>
+          </w:p>
+          <w:p>
+            <w:pPr>
+              <w:spacing w:after="20" w:before="80"/>
+            </w:pPr>
+            <w:r>
+              <w:rPr>
+                <w:rFonts w:ascii="Arial" w:cs="Arial" w:eastAsia="Arial" w:hAnsi="Arial"/>
+                <w:color w:val="666666"/>
+                <w:sz w:val="14"/>
+                <w:szCs w:val="14"/>
+              </w:rPr>
+              <w:t xml:space="preserve">If EDIT, type your requested change here:</w:t>
+            </w:r>
+          </w:p>
+          <w:p>
+            <w:pPr>
+              <w:spacing w:after="400" w:before="0"/>
+            </w:pPr>
+            <w:r>
+              <w:rPr>
+                <w:rFonts w:ascii="Arial" w:cs="Arial" w:eastAsia="Arial" w:hAnsi="Arial"/>
+                <w:sz w:val="17"/>
+                <w:szCs w:val="17"/>
+              </w:rPr>
+              <w:t xml:space="preserve"> </w:t>
+            </w:r>
+          </w:p>
+          <w:p>
+            <w:pPr>
+              <w:spacing w:after="400" w:before="0"/>
+            </w:pPr>
+            <w:r>
+              <w:rPr>
+                <w:rFonts w:ascii="Arial" w:cs="Arial" w:eastAsia="Arial" w:hAnsi="Arial"/>
+                <w:sz w:val="17"/>
+                <w:szCs w:val="17"/>
+              </w:rPr>
+              <w:t xml:space="preserve"> </w:t>
+            </w:r>
+          </w:p>
+          <w:p>
+            <w:pPr>
+              <w:spacing w:after="0" w:before="0"/>
+            </w:pPr>
+            <w:r>
+              <w:rPr>
+                <w:rFonts w:ascii="Arial" w:cs="Arial" w:eastAsia="Arial" w:hAnsi="Arial"/>
+                <w:color w:val="999999"/>
+                <w:sz w:val="12"/>
+                <w:szCs w:val="12"/>
+              </w:rPr>
+              <w:t xml:space="preserve">Item coremath_2_4 G2</w:t>
             </w:r>
           </w:p>
         </w:tc>
@@ -3155,39 +3754,55 @@
       <w:tr>
         <w:tc>
           <w:tcPr>
-            <w:tcW w:type="dxa" w:w="1050"/>
-            <w:tcBorders>
-              <w:top w:val="single" w:color="999999" w:sz="4"/>
-              <w:left w:val="single" w:color="999999" w:sz="4"/>
-              <w:bottom w:val="single" w:color="999999" w:sz="4"/>
-              <w:right w:val="single" w:color="999999" w:sz="4"/>
-            </w:tcBorders>
-            <w:tcMar>
-              <w:top w:type="dxa" w:w="50"/>
-              <w:left w:type="dxa" w:w="80"/>
-              <w:bottom w:type="dxa" w:w="50"/>
-              <w:right w:type="dxa" w:w="80"/>
-            </w:tcMar>
-          </w:tcPr>
-          <w:p>
-            <w:pPr>
-              <w:spacing w:after="60" w:before="0"/>
-            </w:pPr>
-            <w:r>
-              <w:rPr>
-                <w:rFonts w:ascii="Arial" w:cs="Arial" w:eastAsia="Arial" w:hAnsi="Arial"/>
-                <w:b/>
-                <w:bCs/>
-                <w:sz w:val="17"/>
-                <w:szCs w:val="17"/>
-              </w:rPr>
-              <w:t xml:space="preserve">013</w:t>
-            </w:r>
-          </w:p>
-        </w:tc>
-        <w:tc>
-          <w:tcPr>
-            <w:tcW w:type="dxa" w:w="2000"/>
+            <w:tcW w:type="dxa" w:w="1300"/>
+            <w:tcBorders>
+              <w:top w:val="single" w:color="999999" w:sz="4"/>
+              <w:left w:val="single" w:color="999999" w:sz="4"/>
+              <w:bottom w:val="single" w:color="999999" w:sz="4"/>
+              <w:right w:val="single" w:color="999999" w:sz="4"/>
+            </w:tcBorders>
+            <w:tcMar>
+              <w:top w:type="dxa" w:w="50"/>
+              <w:left w:type="dxa" w:w="80"/>
+              <w:bottom w:type="dxa" w:w="50"/>
+              <w:right w:type="dxa" w:w="80"/>
+            </w:tcMar>
+          </w:tcPr>
+          <w:p>
+            <w:pPr>
+              <w:spacing w:after="20" w:before="0"/>
+            </w:pPr>
+            <w:r>
+              <w:rPr>
+                <w:rFonts w:ascii="Arial" w:cs="Arial" w:eastAsia="Arial" w:hAnsi="Arial"/>
+                <w:b/>
+                <w:bCs/>
+                <w:color w:val="1F3864"/>
+                <w:sz w:val="14"/>
+                <w:szCs w:val="14"/>
+              </w:rPr>
+              <w:t xml:space="preserve">SUB-STRAND 2.4 TRIGONOMETRY 1</w:t>
+            </w:r>
+          </w:p>
+          <w:p>
+            <w:pPr>
+              <w:spacing w:after="60" w:before="0"/>
+            </w:pPr>
+            <w:r>
+              <w:rPr>
+                <w:rFonts w:ascii="Arial" w:cs="Arial" w:eastAsia="Arial" w:hAnsi="Arial"/>
+                <w:b/>
+                <w:bCs/>
+                <w:sz w:val="17"/>
+                <w:szCs w:val="17"/>
+              </w:rPr>
+              <w:t xml:space="preserve">coremath_2_4-013</w:t>
+            </w:r>
+          </w:p>
+        </w:tc>
+        <w:tc>
+          <w:tcPr>
+            <w:tcW w:type="dxa" w:w="1700"/>
             <w:tcBorders>
               <w:top w:val="single" w:color="999999" w:sz="4"/>
               <w:left w:val="single" w:color="999999" w:sz="4"/>
@@ -3232,7 +3847,7 @@
         </w:tc>
         <w:tc>
           <w:tcPr>
-            <w:tcW w:type="dxa" w:w="4600"/>
+            <w:tcW w:type="dxa" w:w="4100"/>
             <w:tcBorders>
               <w:top w:val="single" w:color="999999" w:sz="4"/>
               <w:left w:val="single" w:color="999999" w:sz="4"/>
@@ -3371,7 +3986,7 @@
         </w:tc>
         <w:tc>
           <w:tcPr>
-            <w:tcW w:type="dxa" w:w="3150"/>
+            <w:tcW w:type="dxa" w:w="2700"/>
             <w:tcBorders>
               <w:top w:val="single" w:color="999999" w:sz="4"/>
               <w:left w:val="single" w:color="999999" w:sz="4"/>
@@ -3417,7 +4032,7 @@
         </w:tc>
         <w:tc>
           <w:tcPr>
-            <w:tcW w:type="dxa" w:w="1900"/>
+            <w:tcW w:type="dxa" w:w="1500"/>
             <w:tcBorders>
               <w:top w:val="single" w:color="999999" w:sz="4"/>
               <w:left w:val="single" w:color="999999" w:sz="4"/>
@@ -3447,46 +4062,144 @@
         </w:tc>
         <w:tc>
           <w:tcPr>
-            <w:tcW w:type="dxa" w:w="980"/>
-            <w:tcBorders>
-              <w:top w:val="single" w:color="999999" w:sz="4"/>
-              <w:left w:val="single" w:color="999999" w:sz="4"/>
-              <w:bottom w:val="single" w:color="999999" w:sz="4"/>
-              <w:right w:val="single" w:color="999999" w:sz="4"/>
-            </w:tcBorders>
-            <w:tcMar>
-              <w:top w:type="dxa" w:w="50"/>
-              <w:left w:type="dxa" w:w="80"/>
-              <w:bottom w:type="dxa" w:w="50"/>
-              <w:right w:type="dxa" w:w="80"/>
-            </w:tcMar>
-          </w:tcPr>
-          <w:p>
-            <w:pPr>
-              <w:spacing w:after="60" w:before="0"/>
-              <w:jc w:val="center"/>
-            </w:pPr>
-            <w:r>
-              <w:rPr>
-                <w:rFonts w:ascii="Arial" w:cs="Arial" w:eastAsia="Arial" w:hAnsi="Arial"/>
-                <w:sz w:val="22"/>
-                <w:szCs w:val="22"/>
-              </w:rPr>
-              <w:t xml:space="preserve">☐</w:t>
-            </w:r>
-          </w:p>
-          <w:p>
-            <w:pPr>
-              <w:spacing w:after="60" w:before="0"/>
-              <w:jc w:val="center"/>
-            </w:pPr>
-            <w:r>
-              <w:rPr>
-                <w:rFonts w:ascii="Arial" w:cs="Arial" w:eastAsia="Arial" w:hAnsi="Arial"/>
-                <w:sz w:val="13"/>
-                <w:szCs w:val="13"/>
-              </w:rPr>
-              <w:t xml:space="preserve">Accept / reject / edit</w:t>
+            <w:tcW w:type="dxa" w:w="2380"/>
+            <w:tcBorders>
+              <w:top w:val="single" w:color="999999" w:sz="4"/>
+              <w:left w:val="single" w:color="999999" w:sz="4"/>
+              <w:bottom w:val="single" w:color="999999" w:sz="4"/>
+              <w:right w:val="single" w:color="999999" w:sz="4"/>
+            </w:tcBorders>
+            <w:tcMar>
+              <w:top w:type="dxa" w:w="50"/>
+              <w:left w:type="dxa" w:w="80"/>
+              <w:bottom w:type="dxa" w:w="50"/>
+              <w:right w:type="dxa" w:w="80"/>
+            </w:tcMar>
+          </w:tcPr>
+          <w:p>
+            <w:pPr>
+              <w:spacing w:after="20" w:before="0"/>
+            </w:pPr>
+            <w:r>
+              <w:rPr>
+                <w:rFonts w:ascii="Arial" w:cs="Arial" w:eastAsia="Arial" w:hAnsi="Arial"/>
+                <w:color w:val="666666"/>
+                <w:sz w:val="14"/>
+                <w:szCs w:val="14"/>
+              </w:rPr>
+              <w:t xml:space="preserve">Tick ONE:</w:t>
+            </w:r>
+          </w:p>
+          <w:p>
+            <w:pPr>
+              <w:spacing w:after="40" w:before="40"/>
+            </w:pPr>
+            <w:sdt>
+              <w:sdtPr>
+                <w14:checkbox>
+                  <w14:checked w14:val="0"/>
+                  <w14:checkedState w14:val="2612" w14:font="MS Gothic"/>
+                  <w14:uncheckedState w14:val="2610" w14:font="MS Gothic"/>
+                </w14:checkbox>
+              </w:sdtPr>
+              <w:sdtContent>
+                <w:r>
+                  <w:sym w:char="2610" w:font="MS Gothic"/>
+                </w:r>
+              </w:sdtContent>
+            </w:sdt>
+            <w:r>
+              <w:rPr>
+                <w:rFonts w:ascii="Arial" w:cs="Arial" w:eastAsia="Arial" w:hAnsi="Arial"/>
+                <w:b/>
+                <w:bCs/>
+                <w:sz w:val="18"/>
+                <w:szCs w:val="18"/>
+              </w:rPr>
+              <w:t xml:space="preserve"> ACCEPT</w:t>
+            </w:r>
+          </w:p>
+          <w:p>
+            <w:pPr>
+              <w:spacing w:after="40" w:before="40"/>
+            </w:pPr>
+            <w:sdt>
+              <w:sdtPr>
+                <w14:checkbox>
+                  <w14:checked w14:val="0"/>
+                  <w14:checkedState w14:val="2612" w14:font="MS Gothic"/>
+                  <w14:uncheckedState w14:val="2610" w14:font="MS Gothic"/>
+                </w14:checkbox>
+              </w:sdtPr>
+              <w:sdtContent>
+                <w:r>
+                  <w:sym w:char="2610" w:font="MS Gothic"/>
+                </w:r>
+              </w:sdtContent>
+            </w:sdt>
+            <w:r>
+              <w:rPr>
+                <w:rFonts w:ascii="Arial" w:cs="Arial" w:eastAsia="Arial" w:hAnsi="Arial"/>
+                <w:b/>
+                <w:bCs/>
+                <w:sz w:val="18"/>
+                <w:szCs w:val="18"/>
+              </w:rPr>
+              <w:t xml:space="preserve"> EDIT</w:t>
+            </w:r>
+          </w:p>
+          <w:p>
+            <w:pPr>
+              <w:spacing w:after="20" w:before="80"/>
+            </w:pPr>
+            <w:r>
+              <w:rPr>
+                <w:rFonts w:ascii="Arial" w:cs="Arial" w:eastAsia="Arial" w:hAnsi="Arial"/>
+                <w:color w:val="666666"/>
+                <w:sz w:val="14"/>
+                <w:szCs w:val="14"/>
+              </w:rPr>
+              <w:t xml:space="preserve">If EDIT, type your requested change here:</w:t>
+            </w:r>
+          </w:p>
+          <w:p>
+            <w:pPr>
+              <w:spacing w:after="400" w:before="0"/>
+            </w:pPr>
+            <w:r>
+              <w:rPr>
+                <w:rFonts w:ascii="Arial" w:cs="Arial" w:eastAsia="Arial" w:hAnsi="Arial"/>
+                <w:sz w:val="17"/>
+                <w:szCs w:val="17"/>
+              </w:rPr>
+              <w:t xml:space="preserve"> </w:t>
+            </w:r>
+          </w:p>
+          <w:p>
+            <w:pPr>
+              <w:spacing w:after="400" w:before="0"/>
+            </w:pPr>
+            <w:r>
+              <w:rPr>
+                <w:rFonts w:ascii="Arial" w:cs="Arial" w:eastAsia="Arial" w:hAnsi="Arial"/>
+                <w:sz w:val="17"/>
+                <w:szCs w:val="17"/>
+              </w:rPr>
+              <w:t xml:space="preserve"> </w:t>
+            </w:r>
+          </w:p>
+          <w:p>
+            <w:pPr>
+              <w:spacing w:after="0" w:before="0"/>
+            </w:pPr>
+            <w:r>
+              <w:rPr>
+                <w:rFonts w:ascii="Arial" w:cs="Arial" w:eastAsia="Arial" w:hAnsi="Arial"/>
+                <w:color w:val="999999"/>
+                <w:sz w:val="12"/>
+                <w:szCs w:val="12"/>
+              </w:rPr>
+              <w:t xml:space="preserve">Item coremath_2_4-013</w:t>
             </w:r>
           </w:p>
         </w:tc>
@@ -3494,33 +4207,49 @@
       <w:tr>
         <w:tc>
           <w:tcPr>
-            <w:tcW w:type="dxa" w:w="1050"/>
-            <w:tcBorders>
-              <w:top w:val="single" w:color="999999" w:sz="4"/>
-              <w:left w:val="single" w:color="999999" w:sz="4"/>
-              <w:bottom w:val="single" w:color="999999" w:sz="4"/>
-              <w:right w:val="single" w:color="999999" w:sz="4"/>
-            </w:tcBorders>
-            <w:tcMar>
-              <w:top w:type="dxa" w:w="50"/>
-              <w:left w:type="dxa" w:w="80"/>
-              <w:bottom w:type="dxa" w:w="50"/>
-              <w:right w:type="dxa" w:w="80"/>
-            </w:tcMar>
-          </w:tcPr>
-          <w:p>
-            <w:pPr>
-              <w:spacing w:after="60" w:before="0"/>
-            </w:pPr>
-            <w:r>
-              <w:rPr>
-                <w:rFonts w:ascii="Arial" w:cs="Arial" w:eastAsia="Arial" w:hAnsi="Arial"/>
-                <w:b/>
-                <w:bCs/>
-                <w:sz w:val="17"/>
-                <w:szCs w:val="17"/>
-              </w:rPr>
-              <w:t xml:space="preserve">G3</w:t>
+            <w:tcW w:type="dxa" w:w="1300"/>
+            <w:tcBorders>
+              <w:top w:val="single" w:color="999999" w:sz="4"/>
+              <w:left w:val="single" w:color="999999" w:sz="4"/>
+              <w:bottom w:val="single" w:color="999999" w:sz="4"/>
+              <w:right w:val="single" w:color="999999" w:sz="4"/>
+            </w:tcBorders>
+            <w:tcMar>
+              <w:top w:type="dxa" w:w="50"/>
+              <w:left w:type="dxa" w:w="80"/>
+              <w:bottom w:type="dxa" w:w="50"/>
+              <w:right w:type="dxa" w:w="80"/>
+            </w:tcMar>
+          </w:tcPr>
+          <w:p>
+            <w:pPr>
+              <w:spacing w:after="20" w:before="0"/>
+            </w:pPr>
+            <w:r>
+              <w:rPr>
+                <w:rFonts w:ascii="Arial" w:cs="Arial" w:eastAsia="Arial" w:hAnsi="Arial"/>
+                <w:b/>
+                <w:bCs/>
+                <w:color w:val="1F3864"/>
+                <w:sz w:val="14"/>
+                <w:szCs w:val="14"/>
+              </w:rPr>
+              <w:t xml:space="preserve">SUB-STRAND 2.4 TRIGONOMETRY 1</w:t>
+            </w:r>
+          </w:p>
+          <w:p>
+            <w:pPr>
+              <w:spacing w:after="60" w:before="0"/>
+            </w:pPr>
+            <w:r>
+              <w:rPr>
+                <w:rFonts w:ascii="Arial" w:cs="Arial" w:eastAsia="Arial" w:hAnsi="Arial"/>
+                <w:b/>
+                <w:bCs/>
+                <w:sz w:val="17"/>
+                <w:szCs w:val="17"/>
+              </w:rPr>
+              <w:t xml:space="preserve">coremath_2_4 G3 (group)</w:t>
             </w:r>
           </w:p>
           <w:p>
@@ -3558,7 +4287,7 @@
         </w:tc>
         <w:tc>
           <w:tcPr>
-            <w:tcW w:type="dxa" w:w="2000"/>
+            <w:tcW w:type="dxa" w:w="1700"/>
             <w:tcBorders>
               <w:top w:val="single" w:color="999999" w:sz="4"/>
               <w:left w:val="single" w:color="999999" w:sz="4"/>
@@ -3618,7 +4347,7 @@
         </w:tc>
         <w:tc>
           <w:tcPr>
-            <w:tcW w:type="dxa" w:w="4600"/>
+            <w:tcW w:type="dxa" w:w="4100"/>
             <w:tcBorders>
               <w:top w:val="single" w:color="999999" w:sz="4"/>
               <w:left w:val="single" w:color="999999" w:sz="4"/>
@@ -3776,7 +4505,7 @@
         </w:tc>
         <w:tc>
           <w:tcPr>
-            <w:tcW w:type="dxa" w:w="3150"/>
+            <w:tcW w:type="dxa" w:w="2700"/>
             <w:tcBorders>
               <w:top w:val="single" w:color="999999" w:sz="4"/>
               <w:left w:val="single" w:color="999999" w:sz="4"/>
@@ -3822,7 +4551,7 @@
         </w:tc>
         <w:tc>
           <w:tcPr>
-            <w:tcW w:type="dxa" w:w="1900"/>
+            <w:tcW w:type="dxa" w:w="1500"/>
             <w:tcBorders>
               <w:top w:val="single" w:color="999999" w:sz="4"/>
               <w:left w:val="single" w:color="999999" w:sz="4"/>
@@ -3852,46 +4581,144 @@
         </w:tc>
         <w:tc>
           <w:tcPr>
-            <w:tcW w:type="dxa" w:w="980"/>
-            <w:tcBorders>
-              <w:top w:val="single" w:color="999999" w:sz="4"/>
-              <w:left w:val="single" w:color="999999" w:sz="4"/>
-              <w:bottom w:val="single" w:color="999999" w:sz="4"/>
-              <w:right w:val="single" w:color="999999" w:sz="4"/>
-            </w:tcBorders>
-            <w:tcMar>
-              <w:top w:type="dxa" w:w="50"/>
-              <w:left w:type="dxa" w:w="80"/>
-              <w:bottom w:type="dxa" w:w="50"/>
-              <w:right w:type="dxa" w:w="80"/>
-            </w:tcMar>
-          </w:tcPr>
-          <w:p>
-            <w:pPr>
-              <w:spacing w:after="60" w:before="0"/>
-              <w:jc w:val="center"/>
-            </w:pPr>
-            <w:r>
-              <w:rPr>
-                <w:rFonts w:ascii="Arial" w:cs="Arial" w:eastAsia="Arial" w:hAnsi="Arial"/>
-                <w:sz w:val="22"/>
-                <w:szCs w:val="22"/>
-              </w:rPr>
-              <w:t xml:space="preserve">☐</w:t>
-            </w:r>
-          </w:p>
-          <w:p>
-            <w:pPr>
-              <w:spacing w:after="60" w:before="0"/>
-              <w:jc w:val="center"/>
-            </w:pPr>
-            <w:r>
-              <w:rPr>
-                <w:rFonts w:ascii="Arial" w:cs="Arial" w:eastAsia="Arial" w:hAnsi="Arial"/>
-                <w:sz w:val="13"/>
-                <w:szCs w:val="13"/>
-              </w:rPr>
-              <w:t xml:space="preserve">Accept / reject / edit</w:t>
+            <w:tcW w:type="dxa" w:w="2380"/>
+            <w:tcBorders>
+              <w:top w:val="single" w:color="999999" w:sz="4"/>
+              <w:left w:val="single" w:color="999999" w:sz="4"/>
+              <w:bottom w:val="single" w:color="999999" w:sz="4"/>
+              <w:right w:val="single" w:color="999999" w:sz="4"/>
+            </w:tcBorders>
+            <w:tcMar>
+              <w:top w:type="dxa" w:w="50"/>
+              <w:left w:type="dxa" w:w="80"/>
+              <w:bottom w:type="dxa" w:w="50"/>
+              <w:right w:type="dxa" w:w="80"/>
+            </w:tcMar>
+          </w:tcPr>
+          <w:p>
+            <w:pPr>
+              <w:spacing w:after="20" w:before="0"/>
+            </w:pPr>
+            <w:r>
+              <w:rPr>
+                <w:rFonts w:ascii="Arial" w:cs="Arial" w:eastAsia="Arial" w:hAnsi="Arial"/>
+                <w:color w:val="666666"/>
+                <w:sz w:val="14"/>
+                <w:szCs w:val="14"/>
+              </w:rPr>
+              <w:t xml:space="preserve">Tick ONE:</w:t>
+            </w:r>
+          </w:p>
+          <w:p>
+            <w:pPr>
+              <w:spacing w:after="40" w:before="40"/>
+            </w:pPr>
+            <w:sdt>
+              <w:sdtPr>
+                <w14:checkbox>
+                  <w14:checked w14:val="0"/>
+                  <w14:checkedState w14:val="2612" w14:font="MS Gothic"/>
+                  <w14:uncheckedState w14:val="2610" w14:font="MS Gothic"/>
+                </w14:checkbox>
+              </w:sdtPr>
+              <w:sdtContent>
+                <w:r>
+                  <w:sym w:char="2610" w:font="MS Gothic"/>
+                </w:r>
+              </w:sdtContent>
+            </w:sdt>
+            <w:r>
+              <w:rPr>
+                <w:rFonts w:ascii="Arial" w:cs="Arial" w:eastAsia="Arial" w:hAnsi="Arial"/>
+                <w:b/>
+                <w:bCs/>
+                <w:sz w:val="18"/>
+                <w:szCs w:val="18"/>
+              </w:rPr>
+              <w:t xml:space="preserve"> ACCEPT</w:t>
+            </w:r>
+          </w:p>
+          <w:p>
+            <w:pPr>
+              <w:spacing w:after="40" w:before="40"/>
+            </w:pPr>
+            <w:sdt>
+              <w:sdtPr>
+                <w14:checkbox>
+                  <w14:checked w14:val="0"/>
+                  <w14:checkedState w14:val="2612" w14:font="MS Gothic"/>
+                  <w14:uncheckedState w14:val="2610" w14:font="MS Gothic"/>
+                </w14:checkbox>
+              </w:sdtPr>
+              <w:sdtContent>
+                <w:r>
+                  <w:sym w:char="2610" w:font="MS Gothic"/>
+                </w:r>
+              </w:sdtContent>
+            </w:sdt>
+            <w:r>
+              <w:rPr>
+                <w:rFonts w:ascii="Arial" w:cs="Arial" w:eastAsia="Arial" w:hAnsi="Arial"/>
+                <w:b/>
+                <w:bCs/>
+                <w:sz w:val="18"/>
+                <w:szCs w:val="18"/>
+              </w:rPr>
+              <w:t xml:space="preserve"> EDIT</w:t>
+            </w:r>
+          </w:p>
+          <w:p>
+            <w:pPr>
+              <w:spacing w:after="20" w:before="80"/>
+            </w:pPr>
+            <w:r>
+              <w:rPr>
+                <w:rFonts w:ascii="Arial" w:cs="Arial" w:eastAsia="Arial" w:hAnsi="Arial"/>
+                <w:color w:val="666666"/>
+                <w:sz w:val="14"/>
+                <w:szCs w:val="14"/>
+              </w:rPr>
+              <w:t xml:space="preserve">If EDIT, type your requested change here:</w:t>
+            </w:r>
+          </w:p>
+          <w:p>
+            <w:pPr>
+              <w:spacing w:after="400" w:before="0"/>
+            </w:pPr>
+            <w:r>
+              <w:rPr>
+                <w:rFonts w:ascii="Arial" w:cs="Arial" w:eastAsia="Arial" w:hAnsi="Arial"/>
+                <w:sz w:val="17"/>
+                <w:szCs w:val="17"/>
+              </w:rPr>
+              <w:t xml:space="preserve"> </w:t>
+            </w:r>
+          </w:p>
+          <w:p>
+            <w:pPr>
+              <w:spacing w:after="400" w:before="0"/>
+            </w:pPr>
+            <w:r>
+              <w:rPr>
+                <w:rFonts w:ascii="Arial" w:cs="Arial" w:eastAsia="Arial" w:hAnsi="Arial"/>
+                <w:sz w:val="17"/>
+                <w:szCs w:val="17"/>
+              </w:rPr>
+              <w:t xml:space="preserve"> </w:t>
+            </w:r>
+          </w:p>
+          <w:p>
+            <w:pPr>
+              <w:spacing w:after="0" w:before="0"/>
+            </w:pPr>
+            <w:r>
+              <w:rPr>
+                <w:rFonts w:ascii="Arial" w:cs="Arial" w:eastAsia="Arial" w:hAnsi="Arial"/>
+                <w:color w:val="999999"/>
+                <w:sz w:val="12"/>
+                <w:szCs w:val="12"/>
+              </w:rPr>
+              <w:t xml:space="preserve">Item coremath_2_4 G3</w:t>
             </w:r>
           </w:p>
         </w:tc>
@@ -3899,39 +4726,55 @@
       <w:tr>
         <w:tc>
           <w:tcPr>
-            <w:tcW w:type="dxa" w:w="1050"/>
-            <w:tcBorders>
-              <w:top w:val="single" w:color="999999" w:sz="4"/>
-              <w:left w:val="single" w:color="999999" w:sz="4"/>
-              <w:bottom w:val="single" w:color="999999" w:sz="4"/>
-              <w:right w:val="single" w:color="999999" w:sz="4"/>
-            </w:tcBorders>
-            <w:tcMar>
-              <w:top w:type="dxa" w:w="50"/>
-              <w:left w:type="dxa" w:w="80"/>
-              <w:bottom w:type="dxa" w:w="50"/>
-              <w:right w:type="dxa" w:w="80"/>
-            </w:tcMar>
-          </w:tcPr>
-          <w:p>
-            <w:pPr>
-              <w:spacing w:after="60" w:before="0"/>
-            </w:pPr>
-            <w:r>
-              <w:rPr>
-                <w:rFonts w:ascii="Arial" w:cs="Arial" w:eastAsia="Arial" w:hAnsi="Arial"/>
-                <w:b/>
-                <w:bCs/>
-                <w:sz w:val="17"/>
-                <w:szCs w:val="17"/>
-              </w:rPr>
-              <w:t xml:space="preserve">017</w:t>
-            </w:r>
-          </w:p>
-        </w:tc>
-        <w:tc>
-          <w:tcPr>
-            <w:tcW w:type="dxa" w:w="2000"/>
+            <w:tcW w:type="dxa" w:w="1300"/>
+            <w:tcBorders>
+              <w:top w:val="single" w:color="999999" w:sz="4"/>
+              <w:left w:val="single" w:color="999999" w:sz="4"/>
+              <w:bottom w:val="single" w:color="999999" w:sz="4"/>
+              <w:right w:val="single" w:color="999999" w:sz="4"/>
+            </w:tcBorders>
+            <w:tcMar>
+              <w:top w:type="dxa" w:w="50"/>
+              <w:left w:type="dxa" w:w="80"/>
+              <w:bottom w:type="dxa" w:w="50"/>
+              <w:right w:type="dxa" w:w="80"/>
+            </w:tcMar>
+          </w:tcPr>
+          <w:p>
+            <w:pPr>
+              <w:spacing w:after="20" w:before="0"/>
+            </w:pPr>
+            <w:r>
+              <w:rPr>
+                <w:rFonts w:ascii="Arial" w:cs="Arial" w:eastAsia="Arial" w:hAnsi="Arial"/>
+                <w:b/>
+                <w:bCs/>
+                <w:color w:val="1F3864"/>
+                <w:sz w:val="14"/>
+                <w:szCs w:val="14"/>
+              </w:rPr>
+              <w:t xml:space="preserve">SUB-STRAND 2.4 TRIGONOMETRY 1</w:t>
+            </w:r>
+          </w:p>
+          <w:p>
+            <w:pPr>
+              <w:spacing w:after="60" w:before="0"/>
+            </w:pPr>
+            <w:r>
+              <w:rPr>
+                <w:rFonts w:ascii="Arial" w:cs="Arial" w:eastAsia="Arial" w:hAnsi="Arial"/>
+                <w:b/>
+                <w:bCs/>
+                <w:sz w:val="17"/>
+                <w:szCs w:val="17"/>
+              </w:rPr>
+              <w:t xml:space="preserve">coremath_2_4-017</w:t>
+            </w:r>
+          </w:p>
+        </w:tc>
+        <w:tc>
+          <w:tcPr>
+            <w:tcW w:type="dxa" w:w="1700"/>
             <w:tcBorders>
               <w:top w:val="single" w:color="999999" w:sz="4"/>
               <w:left w:val="single" w:color="999999" w:sz="4"/>
@@ -3976,7 +4819,7 @@
         </w:tc>
         <w:tc>
           <w:tcPr>
-            <w:tcW w:type="dxa" w:w="4600"/>
+            <w:tcW w:type="dxa" w:w="4100"/>
             <w:tcBorders>
               <w:top w:val="single" w:color="999999" w:sz="4"/>
               <w:left w:val="single" w:color="999999" w:sz="4"/>
@@ -4055,7 +4898,7 @@
         </w:tc>
         <w:tc>
           <w:tcPr>
-            <w:tcW w:type="dxa" w:w="3150"/>
+            <w:tcW w:type="dxa" w:w="2700"/>
             <w:tcBorders>
               <w:top w:val="single" w:color="999999" w:sz="4"/>
               <w:left w:val="single" w:color="999999" w:sz="4"/>
@@ -4101,7 +4944,7 @@
         </w:tc>
         <w:tc>
           <w:tcPr>
-            <w:tcW w:type="dxa" w:w="1900"/>
+            <w:tcW w:type="dxa" w:w="1500"/>
             <w:tcBorders>
               <w:top w:val="single" w:color="999999" w:sz="4"/>
               <w:left w:val="single" w:color="999999" w:sz="4"/>
@@ -4131,46 +4974,144 @@
         </w:tc>
         <w:tc>
           <w:tcPr>
-            <w:tcW w:type="dxa" w:w="980"/>
-            <w:tcBorders>
-              <w:top w:val="single" w:color="999999" w:sz="4"/>
-              <w:left w:val="single" w:color="999999" w:sz="4"/>
-              <w:bottom w:val="single" w:color="999999" w:sz="4"/>
-              <w:right w:val="single" w:color="999999" w:sz="4"/>
-            </w:tcBorders>
-            <w:tcMar>
-              <w:top w:type="dxa" w:w="50"/>
-              <w:left w:type="dxa" w:w="80"/>
-              <w:bottom w:type="dxa" w:w="50"/>
-              <w:right w:type="dxa" w:w="80"/>
-            </w:tcMar>
-          </w:tcPr>
-          <w:p>
-            <w:pPr>
-              <w:spacing w:after="60" w:before="0"/>
-              <w:jc w:val="center"/>
-            </w:pPr>
-            <w:r>
-              <w:rPr>
-                <w:rFonts w:ascii="Arial" w:cs="Arial" w:eastAsia="Arial" w:hAnsi="Arial"/>
-                <w:sz w:val="22"/>
-                <w:szCs w:val="22"/>
-              </w:rPr>
-              <w:t xml:space="preserve">☐</w:t>
-            </w:r>
-          </w:p>
-          <w:p>
-            <w:pPr>
-              <w:spacing w:after="60" w:before="0"/>
-              <w:jc w:val="center"/>
-            </w:pPr>
-            <w:r>
-              <w:rPr>
-                <w:rFonts w:ascii="Arial" w:cs="Arial" w:eastAsia="Arial" w:hAnsi="Arial"/>
-                <w:sz w:val="13"/>
-                <w:szCs w:val="13"/>
-              </w:rPr>
-              <w:t xml:space="preserve">Accept / reject / edit</w:t>
+            <w:tcW w:type="dxa" w:w="2380"/>
+            <w:tcBorders>
+              <w:top w:val="single" w:color="999999" w:sz="4"/>
+              <w:left w:val="single" w:color="999999" w:sz="4"/>
+              <w:bottom w:val="single" w:color="999999" w:sz="4"/>
+              <w:right w:val="single" w:color="999999" w:sz="4"/>
+            </w:tcBorders>
+            <w:tcMar>
+              <w:top w:type="dxa" w:w="50"/>
+              <w:left w:type="dxa" w:w="80"/>
+              <w:bottom w:type="dxa" w:w="50"/>
+              <w:right w:type="dxa" w:w="80"/>
+            </w:tcMar>
+          </w:tcPr>
+          <w:p>
+            <w:pPr>
+              <w:spacing w:after="20" w:before="0"/>
+            </w:pPr>
+            <w:r>
+              <w:rPr>
+                <w:rFonts w:ascii="Arial" w:cs="Arial" w:eastAsia="Arial" w:hAnsi="Arial"/>
+                <w:color w:val="666666"/>
+                <w:sz w:val="14"/>
+                <w:szCs w:val="14"/>
+              </w:rPr>
+              <w:t xml:space="preserve">Tick ONE:</w:t>
+            </w:r>
+          </w:p>
+          <w:p>
+            <w:pPr>
+              <w:spacing w:after="40" w:before="40"/>
+            </w:pPr>
+            <w:sdt>
+              <w:sdtPr>
+                <w14:checkbox>
+                  <w14:checked w14:val="0"/>
+                  <w14:checkedState w14:val="2612" w14:font="MS Gothic"/>
+                  <w14:uncheckedState w14:val="2610" w14:font="MS Gothic"/>
+                </w14:checkbox>
+              </w:sdtPr>
+              <w:sdtContent>
+                <w:r>
+                  <w:sym w:char="2610" w:font="MS Gothic"/>
+                </w:r>
+              </w:sdtContent>
+            </w:sdt>
+            <w:r>
+              <w:rPr>
+                <w:rFonts w:ascii="Arial" w:cs="Arial" w:eastAsia="Arial" w:hAnsi="Arial"/>
+                <w:b/>
+                <w:bCs/>
+                <w:sz w:val="18"/>
+                <w:szCs w:val="18"/>
+              </w:rPr>
+              <w:t xml:space="preserve"> ACCEPT</w:t>
+            </w:r>
+          </w:p>
+          <w:p>
+            <w:pPr>
+              <w:spacing w:after="40" w:before="40"/>
+            </w:pPr>
+            <w:sdt>
+              <w:sdtPr>
+                <w14:checkbox>
+                  <w14:checked w14:val="0"/>
+                  <w14:checkedState w14:val="2612" w14:font="MS Gothic"/>
+                  <w14:uncheckedState w14:val="2610" w14:font="MS Gothic"/>
+                </w14:checkbox>
+              </w:sdtPr>
+              <w:sdtContent>
+                <w:r>
+                  <w:sym w:char="2610" w:font="MS Gothic"/>
+                </w:r>
+              </w:sdtContent>
+            </w:sdt>
+            <w:r>
+              <w:rPr>
+                <w:rFonts w:ascii="Arial" w:cs="Arial" w:eastAsia="Arial" w:hAnsi="Arial"/>
+                <w:b/>
+                <w:bCs/>
+                <w:sz w:val="18"/>
+                <w:szCs w:val="18"/>
+              </w:rPr>
+              <w:t xml:space="preserve"> EDIT</w:t>
+            </w:r>
+          </w:p>
+          <w:p>
+            <w:pPr>
+              <w:spacing w:after="20" w:before="80"/>
+            </w:pPr>
+            <w:r>
+              <w:rPr>
+                <w:rFonts w:ascii="Arial" w:cs="Arial" w:eastAsia="Arial" w:hAnsi="Arial"/>
+                <w:color w:val="666666"/>
+                <w:sz w:val="14"/>
+                <w:szCs w:val="14"/>
+              </w:rPr>
+              <w:t xml:space="preserve">If EDIT, type your requested change here:</w:t>
+            </w:r>
+          </w:p>
+          <w:p>
+            <w:pPr>
+              <w:spacing w:after="400" w:before="0"/>
+            </w:pPr>
+            <w:r>
+              <w:rPr>
+                <w:rFonts w:ascii="Arial" w:cs="Arial" w:eastAsia="Arial" w:hAnsi="Arial"/>
+                <w:sz w:val="17"/>
+                <w:szCs w:val="17"/>
+              </w:rPr>
+              <w:t xml:space="preserve"> </w:t>
+            </w:r>
+          </w:p>
+          <w:p>
+            <w:pPr>
+              <w:spacing w:after="400" w:before="0"/>
+            </w:pPr>
+            <w:r>
+              <w:rPr>
+                <w:rFonts w:ascii="Arial" w:cs="Arial" w:eastAsia="Arial" w:hAnsi="Arial"/>
+                <w:sz w:val="17"/>
+                <w:szCs w:val="17"/>
+              </w:rPr>
+              <w:t xml:space="preserve"> </w:t>
+            </w:r>
+          </w:p>
+          <w:p>
+            <w:pPr>
+              <w:spacing w:after="0" w:before="0"/>
+            </w:pPr>
+            <w:r>
+              <w:rPr>
+                <w:rFonts w:ascii="Arial" w:cs="Arial" w:eastAsia="Arial" w:hAnsi="Arial"/>
+                <w:color w:val="999999"/>
+                <w:sz w:val="12"/>
+                <w:szCs w:val="12"/>
+              </w:rPr>
+              <w:t xml:space="preserve">Item coremath_2_4-017</w:t>
             </w:r>
           </w:p>
         </w:tc>
@@ -4178,7 +5119,7 @@
       <w:tr>
         <w:tc>
           <w:tcPr>
-            <w:tcW w:type="dxa" w:w="1050"/>
+            <w:tcW w:type="dxa" w:w="1300"/>
             <w:tcBorders>
               <w:top w:val="single" w:color="999999" w:sz="4"/>
               <w:left w:val="single" w:color="999999" w:sz="4"/>
@@ -4195,17 +5136,33 @@
           </w:tcPr>
           <w:p>
             <w:pPr>
-              <w:spacing w:after="60" w:before="0"/>
-            </w:pPr>
-            <w:r>
-              <w:rPr>
-                <w:rFonts w:ascii="Arial" w:cs="Arial" w:eastAsia="Arial" w:hAnsi="Arial"/>
-                <w:b/>
-                <w:bCs/>
-                <w:sz w:val="17"/>
-                <w:szCs w:val="17"/>
-              </w:rPr>
-              <w:t xml:space="preserve">G13</w:t>
+              <w:spacing w:after="20" w:before="0"/>
+            </w:pPr>
+            <w:r>
+              <w:rPr>
+                <w:rFonts w:ascii="Arial" w:cs="Arial" w:eastAsia="Arial" w:hAnsi="Arial"/>
+                <w:b/>
+                <w:bCs/>
+                <w:color w:val="1F3864"/>
+                <w:sz w:val="14"/>
+                <w:szCs w:val="14"/>
+              </w:rPr>
+              <w:t xml:space="preserve">SUB-STRAND 2.4 TRIGONOMETRY 1</w:t>
+            </w:r>
+          </w:p>
+          <w:p>
+            <w:pPr>
+              <w:spacing w:after="60" w:before="0"/>
+            </w:pPr>
+            <w:r>
+              <w:rPr>
+                <w:rFonts w:ascii="Arial" w:cs="Arial" w:eastAsia="Arial" w:hAnsi="Arial"/>
+                <w:b/>
+                <w:bCs/>
+                <w:sz w:val="17"/>
+                <w:szCs w:val="17"/>
+              </w:rPr>
+              <w:t xml:space="preserve">coremath_2_4 G13 (group)</w:t>
             </w:r>
           </w:p>
           <w:p>
@@ -4243,7 +5200,7 @@
         </w:tc>
         <w:tc>
           <w:tcPr>
-            <w:tcW w:type="dxa" w:w="2000"/>
+            <w:tcW w:type="dxa" w:w="1700"/>
             <w:tcBorders>
               <w:top w:val="single" w:color="999999" w:sz="4"/>
               <w:left w:val="single" w:color="999999" w:sz="4"/>
@@ -4304,7 +5261,7 @@
         </w:tc>
         <w:tc>
           <w:tcPr>
-            <w:tcW w:type="dxa" w:w="4600"/>
+            <w:tcW w:type="dxa" w:w="4100"/>
             <w:tcBorders>
               <w:top w:val="single" w:color="999999" w:sz="4"/>
               <w:left w:val="single" w:color="999999" w:sz="4"/>
@@ -4439,7 +5396,7 @@
         </w:tc>
         <w:tc>
           <w:tcPr>
-            <w:tcW w:type="dxa" w:w="3150"/>
+            <w:tcW w:type="dxa" w:w="2700"/>
             <w:tcBorders>
               <w:top w:val="single" w:color="999999" w:sz="4"/>
               <w:left w:val="single" w:color="999999" w:sz="4"/>
@@ -4486,7 +5443,7 @@
         </w:tc>
         <w:tc>
           <w:tcPr>
-            <w:tcW w:type="dxa" w:w="1900"/>
+            <w:tcW w:type="dxa" w:w="1500"/>
             <w:tcBorders>
               <w:top w:val="single" w:color="999999" w:sz="4"/>
               <w:left w:val="single" w:color="999999" w:sz="4"/>
@@ -4517,7 +5474,7 @@
         </w:tc>
         <w:tc>
           <w:tcPr>
-            <w:tcW w:type="dxa" w:w="980"/>
+            <w:tcW w:type="dxa" w:w="2380"/>
             <w:tcBorders>
               <w:top w:val="single" w:color="999999" w:sz="4"/>
               <w:left w:val="single" w:color="999999" w:sz="4"/>
@@ -4534,30 +5491,128 @@
           </w:tcPr>
           <w:p>
             <w:pPr>
-              <w:spacing w:after="60" w:before="0"/>
-              <w:jc w:val="center"/>
-            </w:pPr>
-            <w:r>
-              <w:rPr>
-                <w:rFonts w:ascii="Arial" w:cs="Arial" w:eastAsia="Arial" w:hAnsi="Arial"/>
-                <w:sz w:val="22"/>
-                <w:szCs w:val="22"/>
-              </w:rPr>
-              <w:t xml:space="preserve">☐</w:t>
-            </w:r>
-          </w:p>
-          <w:p>
-            <w:pPr>
-              <w:spacing w:after="60" w:before="0"/>
-              <w:jc w:val="center"/>
-            </w:pPr>
-            <w:r>
-              <w:rPr>
-                <w:rFonts w:ascii="Arial" w:cs="Arial" w:eastAsia="Arial" w:hAnsi="Arial"/>
-                <w:sz w:val="13"/>
-                <w:szCs w:val="13"/>
-              </w:rPr>
-              <w:t xml:space="preserve">Accept / reject / edit</w:t>
+              <w:spacing w:after="20" w:before="0"/>
+            </w:pPr>
+            <w:r>
+              <w:rPr>
+                <w:rFonts w:ascii="Arial" w:cs="Arial" w:eastAsia="Arial" w:hAnsi="Arial"/>
+                <w:color w:val="666666"/>
+                <w:sz w:val="14"/>
+                <w:szCs w:val="14"/>
+              </w:rPr>
+              <w:t xml:space="preserve">Tick ONE:</w:t>
+            </w:r>
+          </w:p>
+          <w:p>
+            <w:pPr>
+              <w:spacing w:after="40" w:before="40"/>
+            </w:pPr>
+            <w:sdt>
+              <w:sdtPr>
+                <w14:checkbox>
+                  <w14:checked w14:val="0"/>
+                  <w14:checkedState w14:val="2612" w14:font="MS Gothic"/>
+                  <w14:uncheckedState w14:val="2610" w14:font="MS Gothic"/>
+                </w14:checkbox>
+              </w:sdtPr>
+              <w:sdtContent>
+                <w:r>
+                  <w:sym w:char="2610" w:font="MS Gothic"/>
+                </w:r>
+              </w:sdtContent>
+            </w:sdt>
+            <w:r>
+              <w:rPr>
+                <w:rFonts w:ascii="Arial" w:cs="Arial" w:eastAsia="Arial" w:hAnsi="Arial"/>
+                <w:b/>
+                <w:bCs/>
+                <w:sz w:val="18"/>
+                <w:szCs w:val="18"/>
+              </w:rPr>
+              <w:t xml:space="preserve"> ACCEPT</w:t>
+            </w:r>
+          </w:p>
+          <w:p>
+            <w:pPr>
+              <w:spacing w:after="40" w:before="40"/>
+            </w:pPr>
+            <w:sdt>
+              <w:sdtPr>
+                <w14:checkbox>
+                  <w14:checked w14:val="0"/>
+                  <w14:checkedState w14:val="2612" w14:font="MS Gothic"/>
+                  <w14:uncheckedState w14:val="2610" w14:font="MS Gothic"/>
+                </w14:checkbox>
+              </w:sdtPr>
+              <w:sdtContent>
+                <w:r>
+                  <w:sym w:char="2610" w:font="MS Gothic"/>
+                </w:r>
+              </w:sdtContent>
+            </w:sdt>
+            <w:r>
+              <w:rPr>
+                <w:rFonts w:ascii="Arial" w:cs="Arial" w:eastAsia="Arial" w:hAnsi="Arial"/>
+                <w:b/>
+                <w:bCs/>
+                <w:sz w:val="18"/>
+                <w:szCs w:val="18"/>
+              </w:rPr>
+              <w:t xml:space="preserve"> EDIT</w:t>
+            </w:r>
+          </w:p>
+          <w:p>
+            <w:pPr>
+              <w:spacing w:after="20" w:before="80"/>
+            </w:pPr>
+            <w:r>
+              <w:rPr>
+                <w:rFonts w:ascii="Arial" w:cs="Arial" w:eastAsia="Arial" w:hAnsi="Arial"/>
+                <w:color w:val="666666"/>
+                <w:sz w:val="14"/>
+                <w:szCs w:val="14"/>
+              </w:rPr>
+              <w:t xml:space="preserve">If EDIT, type your requested change here:</w:t>
+            </w:r>
+          </w:p>
+          <w:p>
+            <w:pPr>
+              <w:spacing w:after="400" w:before="0"/>
+            </w:pPr>
+            <w:r>
+              <w:rPr>
+                <w:rFonts w:ascii="Arial" w:cs="Arial" w:eastAsia="Arial" w:hAnsi="Arial"/>
+                <w:sz w:val="17"/>
+                <w:szCs w:val="17"/>
+              </w:rPr>
+              <w:t xml:space="preserve"> </w:t>
+            </w:r>
+          </w:p>
+          <w:p>
+            <w:pPr>
+              <w:spacing w:after="400" w:before="0"/>
+            </w:pPr>
+            <w:r>
+              <w:rPr>
+                <w:rFonts w:ascii="Arial" w:cs="Arial" w:eastAsia="Arial" w:hAnsi="Arial"/>
+                <w:sz w:val="17"/>
+                <w:szCs w:val="17"/>
+              </w:rPr>
+              <w:t xml:space="preserve"> </w:t>
+            </w:r>
+          </w:p>
+          <w:p>
+            <w:pPr>
+              <w:spacing w:after="0" w:before="0"/>
+            </w:pPr>
+            <w:r>
+              <w:rPr>
+                <w:rFonts w:ascii="Arial" w:cs="Arial" w:eastAsia="Arial" w:hAnsi="Arial"/>
+                <w:color w:val="999999"/>
+                <w:sz w:val="12"/>
+                <w:szCs w:val="12"/>
+              </w:rPr>
+              <w:t xml:space="preserve">Item coremath_2_4 G13</w:t>
             </w:r>
           </w:p>
         </w:tc>
@@ -4565,33 +5620,49 @@
       <w:tr>
         <w:tc>
           <w:tcPr>
-            <w:tcW w:type="dxa" w:w="1050"/>
-            <w:tcBorders>
-              <w:top w:val="single" w:color="999999" w:sz="4"/>
-              <w:left w:val="single" w:color="999999" w:sz="4"/>
-              <w:bottom w:val="single" w:color="999999" w:sz="4"/>
-              <w:right w:val="single" w:color="999999" w:sz="4"/>
-            </w:tcBorders>
-            <w:tcMar>
-              <w:top w:type="dxa" w:w="50"/>
-              <w:left w:type="dxa" w:w="80"/>
-              <w:bottom w:type="dxa" w:w="50"/>
-              <w:right w:type="dxa" w:w="80"/>
-            </w:tcMar>
-          </w:tcPr>
-          <w:p>
-            <w:pPr>
-              <w:spacing w:after="60" w:before="0"/>
-            </w:pPr>
-            <w:r>
-              <w:rPr>
-                <w:rFonts w:ascii="Arial" w:cs="Arial" w:eastAsia="Arial" w:hAnsi="Arial"/>
-                <w:b/>
-                <w:bCs/>
-                <w:sz w:val="17"/>
-                <w:szCs w:val="17"/>
-              </w:rPr>
-              <w:t xml:space="preserve">G4</w:t>
+            <w:tcW w:type="dxa" w:w="1300"/>
+            <w:tcBorders>
+              <w:top w:val="single" w:color="999999" w:sz="4"/>
+              <w:left w:val="single" w:color="999999" w:sz="4"/>
+              <w:bottom w:val="single" w:color="999999" w:sz="4"/>
+              <w:right w:val="single" w:color="999999" w:sz="4"/>
+            </w:tcBorders>
+            <w:tcMar>
+              <w:top w:type="dxa" w:w="50"/>
+              <w:left w:type="dxa" w:w="80"/>
+              <w:bottom w:type="dxa" w:w="50"/>
+              <w:right w:type="dxa" w:w="80"/>
+            </w:tcMar>
+          </w:tcPr>
+          <w:p>
+            <w:pPr>
+              <w:spacing w:after="20" w:before="0"/>
+            </w:pPr>
+            <w:r>
+              <w:rPr>
+                <w:rFonts w:ascii="Arial" w:cs="Arial" w:eastAsia="Arial" w:hAnsi="Arial"/>
+                <w:b/>
+                <w:bCs/>
+                <w:color w:val="1F3864"/>
+                <w:sz w:val="14"/>
+                <w:szCs w:val="14"/>
+              </w:rPr>
+              <w:t xml:space="preserve">SUB-STRAND 2.4 TRIGONOMETRY 1</w:t>
+            </w:r>
+          </w:p>
+          <w:p>
+            <w:pPr>
+              <w:spacing w:after="60" w:before="0"/>
+            </w:pPr>
+            <w:r>
+              <w:rPr>
+                <w:rFonts w:ascii="Arial" w:cs="Arial" w:eastAsia="Arial" w:hAnsi="Arial"/>
+                <w:b/>
+                <w:bCs/>
+                <w:sz w:val="17"/>
+                <w:szCs w:val="17"/>
+              </w:rPr>
+              <w:t xml:space="preserve">coremath_2_4 G4 (group)</w:t>
             </w:r>
           </w:p>
           <w:p>
@@ -4629,7 +5700,7 @@
         </w:tc>
         <w:tc>
           <w:tcPr>
-            <w:tcW w:type="dxa" w:w="2000"/>
+            <w:tcW w:type="dxa" w:w="1700"/>
             <w:tcBorders>
               <w:top w:val="single" w:color="999999" w:sz="4"/>
               <w:left w:val="single" w:color="999999" w:sz="4"/>
@@ -4689,7 +5760,7 @@
         </w:tc>
         <w:tc>
           <w:tcPr>
-            <w:tcW w:type="dxa" w:w="4600"/>
+            <w:tcW w:type="dxa" w:w="4100"/>
             <w:tcBorders>
               <w:top w:val="single" w:color="999999" w:sz="4"/>
               <w:left w:val="single" w:color="999999" w:sz="4"/>
@@ -4943,7 +6014,7 @@
         </w:tc>
         <w:tc>
           <w:tcPr>
-            <w:tcW w:type="dxa" w:w="3150"/>
+            <w:tcW w:type="dxa" w:w="2700"/>
             <w:tcBorders>
               <w:top w:val="single" w:color="999999" w:sz="4"/>
               <w:left w:val="single" w:color="999999" w:sz="4"/>
@@ -4989,7 +6060,7 @@
         </w:tc>
         <w:tc>
           <w:tcPr>
-            <w:tcW w:type="dxa" w:w="1900"/>
+            <w:tcW w:type="dxa" w:w="1500"/>
             <w:tcBorders>
               <w:top w:val="single" w:color="999999" w:sz="4"/>
               <w:left w:val="single" w:color="999999" w:sz="4"/>
@@ -5019,46 +6090,144 @@
         </w:tc>
         <w:tc>
           <w:tcPr>
-            <w:tcW w:type="dxa" w:w="980"/>
-            <w:tcBorders>
-              <w:top w:val="single" w:color="999999" w:sz="4"/>
-              <w:left w:val="single" w:color="999999" w:sz="4"/>
-              <w:bottom w:val="single" w:color="999999" w:sz="4"/>
-              <w:right w:val="single" w:color="999999" w:sz="4"/>
-            </w:tcBorders>
-            <w:tcMar>
-              <w:top w:type="dxa" w:w="50"/>
-              <w:left w:type="dxa" w:w="80"/>
-              <w:bottom w:type="dxa" w:w="50"/>
-              <w:right w:type="dxa" w:w="80"/>
-            </w:tcMar>
-          </w:tcPr>
-          <w:p>
-            <w:pPr>
-              <w:spacing w:after="60" w:before="0"/>
-              <w:jc w:val="center"/>
-            </w:pPr>
-            <w:r>
-              <w:rPr>
-                <w:rFonts w:ascii="Arial" w:cs="Arial" w:eastAsia="Arial" w:hAnsi="Arial"/>
-                <w:sz w:val="22"/>
-                <w:szCs w:val="22"/>
-              </w:rPr>
-              <w:t xml:space="preserve">☐</w:t>
-            </w:r>
-          </w:p>
-          <w:p>
-            <w:pPr>
-              <w:spacing w:after="60" w:before="0"/>
-              <w:jc w:val="center"/>
-            </w:pPr>
-            <w:r>
-              <w:rPr>
-                <w:rFonts w:ascii="Arial" w:cs="Arial" w:eastAsia="Arial" w:hAnsi="Arial"/>
-                <w:sz w:val="13"/>
-                <w:szCs w:val="13"/>
-              </w:rPr>
-              <w:t xml:space="preserve">Accept / reject / edit</w:t>
+            <w:tcW w:type="dxa" w:w="2380"/>
+            <w:tcBorders>
+              <w:top w:val="single" w:color="999999" w:sz="4"/>
+              <w:left w:val="single" w:color="999999" w:sz="4"/>
+              <w:bottom w:val="single" w:color="999999" w:sz="4"/>
+              <w:right w:val="single" w:color="999999" w:sz="4"/>
+            </w:tcBorders>
+            <w:tcMar>
+              <w:top w:type="dxa" w:w="50"/>
+              <w:left w:type="dxa" w:w="80"/>
+              <w:bottom w:type="dxa" w:w="50"/>
+              <w:right w:type="dxa" w:w="80"/>
+            </w:tcMar>
+          </w:tcPr>
+          <w:p>
+            <w:pPr>
+              <w:spacing w:after="20" w:before="0"/>
+            </w:pPr>
+            <w:r>
+              <w:rPr>
+                <w:rFonts w:ascii="Arial" w:cs="Arial" w:eastAsia="Arial" w:hAnsi="Arial"/>
+                <w:color w:val="666666"/>
+                <w:sz w:val="14"/>
+                <w:szCs w:val="14"/>
+              </w:rPr>
+              <w:t xml:space="preserve">Tick ONE:</w:t>
+            </w:r>
+          </w:p>
+          <w:p>
+            <w:pPr>
+              <w:spacing w:after="40" w:before="40"/>
+            </w:pPr>
+            <w:sdt>
+              <w:sdtPr>
+                <w14:checkbox>
+                  <w14:checked w14:val="0"/>
+                  <w14:checkedState w14:val="2612" w14:font="MS Gothic"/>
+                  <w14:uncheckedState w14:val="2610" w14:font="MS Gothic"/>
+                </w14:checkbox>
+              </w:sdtPr>
+              <w:sdtContent>
+                <w:r>
+                  <w:sym w:char="2610" w:font="MS Gothic"/>
+                </w:r>
+              </w:sdtContent>
+            </w:sdt>
+            <w:r>
+              <w:rPr>
+                <w:rFonts w:ascii="Arial" w:cs="Arial" w:eastAsia="Arial" w:hAnsi="Arial"/>
+                <w:b/>
+                <w:bCs/>
+                <w:sz w:val="18"/>
+                <w:szCs w:val="18"/>
+              </w:rPr>
+              <w:t xml:space="preserve"> ACCEPT</w:t>
+            </w:r>
+          </w:p>
+          <w:p>
+            <w:pPr>
+              <w:spacing w:after="40" w:before="40"/>
+            </w:pPr>
+            <w:sdt>
+              <w:sdtPr>
+                <w14:checkbox>
+                  <w14:checked w14:val="0"/>
+                  <w14:checkedState w14:val="2612" w14:font="MS Gothic"/>
+                  <w14:uncheckedState w14:val="2610" w14:font="MS Gothic"/>
+                </w14:checkbox>
+              </w:sdtPr>
+              <w:sdtContent>
+                <w:r>
+                  <w:sym w:char="2610" w:font="MS Gothic"/>
+                </w:r>
+              </w:sdtContent>
+            </w:sdt>
+            <w:r>
+              <w:rPr>
+                <w:rFonts w:ascii="Arial" w:cs="Arial" w:eastAsia="Arial" w:hAnsi="Arial"/>
+                <w:b/>
+                <w:bCs/>
+                <w:sz w:val="18"/>
+                <w:szCs w:val="18"/>
+              </w:rPr>
+              <w:t xml:space="preserve"> EDIT</w:t>
+            </w:r>
+          </w:p>
+          <w:p>
+            <w:pPr>
+              <w:spacing w:after="20" w:before="80"/>
+            </w:pPr>
+            <w:r>
+              <w:rPr>
+                <w:rFonts w:ascii="Arial" w:cs="Arial" w:eastAsia="Arial" w:hAnsi="Arial"/>
+                <w:color w:val="666666"/>
+                <w:sz w:val="14"/>
+                <w:szCs w:val="14"/>
+              </w:rPr>
+              <w:t xml:space="preserve">If EDIT, type your requested change here:</w:t>
+            </w:r>
+          </w:p>
+          <w:p>
+            <w:pPr>
+              <w:spacing w:after="400" w:before="0"/>
+            </w:pPr>
+            <w:r>
+              <w:rPr>
+                <w:rFonts w:ascii="Arial" w:cs="Arial" w:eastAsia="Arial" w:hAnsi="Arial"/>
+                <w:sz w:val="17"/>
+                <w:szCs w:val="17"/>
+              </w:rPr>
+              <w:t xml:space="preserve"> </w:t>
+            </w:r>
+          </w:p>
+          <w:p>
+            <w:pPr>
+              <w:spacing w:after="400" w:before="0"/>
+            </w:pPr>
+            <w:r>
+              <w:rPr>
+                <w:rFonts w:ascii="Arial" w:cs="Arial" w:eastAsia="Arial" w:hAnsi="Arial"/>
+                <w:sz w:val="17"/>
+                <w:szCs w:val="17"/>
+              </w:rPr>
+              <w:t xml:space="preserve"> </w:t>
+            </w:r>
+          </w:p>
+          <w:p>
+            <w:pPr>
+              <w:spacing w:after="0" w:before="0"/>
+            </w:pPr>
+            <w:r>
+              <w:rPr>
+                <w:rFonts w:ascii="Arial" w:cs="Arial" w:eastAsia="Arial" w:hAnsi="Arial"/>
+                <w:color w:val="999999"/>
+                <w:sz w:val="12"/>
+                <w:szCs w:val="12"/>
+              </w:rPr>
+              <w:t xml:space="preserve">Item coremath_2_4 G4</w:t>
             </w:r>
           </w:p>
         </w:tc>
@@ -5066,33 +6235,49 @@
       <w:tr>
         <w:tc>
           <w:tcPr>
-            <w:tcW w:type="dxa" w:w="1050"/>
-            <w:tcBorders>
-              <w:top w:val="single" w:color="999999" w:sz="4"/>
-              <w:left w:val="single" w:color="999999" w:sz="4"/>
-              <w:bottom w:val="single" w:color="999999" w:sz="4"/>
-              <w:right w:val="single" w:color="999999" w:sz="4"/>
-            </w:tcBorders>
-            <w:tcMar>
-              <w:top w:type="dxa" w:w="50"/>
-              <w:left w:type="dxa" w:w="80"/>
-              <w:bottom w:type="dxa" w:w="50"/>
-              <w:right w:type="dxa" w:w="80"/>
-            </w:tcMar>
-          </w:tcPr>
-          <w:p>
-            <w:pPr>
-              <w:spacing w:after="60" w:before="0"/>
-            </w:pPr>
-            <w:r>
-              <w:rPr>
-                <w:rFonts w:ascii="Arial" w:cs="Arial" w:eastAsia="Arial" w:hAnsi="Arial"/>
-                <w:b/>
-                <w:bCs/>
-                <w:sz w:val="17"/>
-                <w:szCs w:val="17"/>
-              </w:rPr>
-              <w:t xml:space="preserve">G5</w:t>
+            <w:tcW w:type="dxa" w:w="1300"/>
+            <w:tcBorders>
+              <w:top w:val="single" w:color="999999" w:sz="4"/>
+              <w:left w:val="single" w:color="999999" w:sz="4"/>
+              <w:bottom w:val="single" w:color="999999" w:sz="4"/>
+              <w:right w:val="single" w:color="999999" w:sz="4"/>
+            </w:tcBorders>
+            <w:tcMar>
+              <w:top w:type="dxa" w:w="50"/>
+              <w:left w:type="dxa" w:w="80"/>
+              <w:bottom w:type="dxa" w:w="50"/>
+              <w:right w:type="dxa" w:w="80"/>
+            </w:tcMar>
+          </w:tcPr>
+          <w:p>
+            <w:pPr>
+              <w:spacing w:after="20" w:before="0"/>
+            </w:pPr>
+            <w:r>
+              <w:rPr>
+                <w:rFonts w:ascii="Arial" w:cs="Arial" w:eastAsia="Arial" w:hAnsi="Arial"/>
+                <w:b/>
+                <w:bCs/>
+                <w:color w:val="1F3864"/>
+                <w:sz w:val="14"/>
+                <w:szCs w:val="14"/>
+              </w:rPr>
+              <w:t xml:space="preserve">SUB-STRAND 2.4 TRIGONOMETRY 1</w:t>
+            </w:r>
+          </w:p>
+          <w:p>
+            <w:pPr>
+              <w:spacing w:after="60" w:before="0"/>
+            </w:pPr>
+            <w:r>
+              <w:rPr>
+                <w:rFonts w:ascii="Arial" w:cs="Arial" w:eastAsia="Arial" w:hAnsi="Arial"/>
+                <w:b/>
+                <w:bCs/>
+                <w:sz w:val="17"/>
+                <w:szCs w:val="17"/>
+              </w:rPr>
+              <w:t xml:space="preserve">coremath_2_4 G5 (group)</w:t>
             </w:r>
           </w:p>
           <w:p>
@@ -5114,7 +6299,7 @@
         </w:tc>
         <w:tc>
           <w:tcPr>
-            <w:tcW w:type="dxa" w:w="2000"/>
+            <w:tcW w:type="dxa" w:w="1700"/>
             <w:tcBorders>
               <w:top w:val="single" w:color="999999" w:sz="4"/>
               <w:left w:val="single" w:color="999999" w:sz="4"/>
@@ -5174,7 +6359,7 @@
         </w:tc>
         <w:tc>
           <w:tcPr>
-            <w:tcW w:type="dxa" w:w="4600"/>
+            <w:tcW w:type="dxa" w:w="4100"/>
             <w:tcBorders>
               <w:top w:val="single" w:color="999999" w:sz="4"/>
               <w:left w:val="single" w:color="999999" w:sz="4"/>
@@ -5452,7 +6637,7 @@
         </w:tc>
         <w:tc>
           <w:tcPr>
-            <w:tcW w:type="dxa" w:w="3150"/>
+            <w:tcW w:type="dxa" w:w="2700"/>
             <w:tcBorders>
               <w:top w:val="single" w:color="999999" w:sz="4"/>
               <w:left w:val="single" w:color="999999" w:sz="4"/>
@@ -5498,7 +6683,7 @@
         </w:tc>
         <w:tc>
           <w:tcPr>
-            <w:tcW w:type="dxa" w:w="1900"/>
+            <w:tcW w:type="dxa" w:w="1500"/>
             <w:tcBorders>
               <w:top w:val="single" w:color="999999" w:sz="4"/>
               <w:left w:val="single" w:color="999999" w:sz="4"/>
@@ -5528,46 +6713,144 @@
         </w:tc>
         <w:tc>
           <w:tcPr>
-            <w:tcW w:type="dxa" w:w="980"/>
-            <w:tcBorders>
-              <w:top w:val="single" w:color="999999" w:sz="4"/>
-              <w:left w:val="single" w:color="999999" w:sz="4"/>
-              <w:bottom w:val="single" w:color="999999" w:sz="4"/>
-              <w:right w:val="single" w:color="999999" w:sz="4"/>
-            </w:tcBorders>
-            <w:tcMar>
-              <w:top w:type="dxa" w:w="50"/>
-              <w:left w:type="dxa" w:w="80"/>
-              <w:bottom w:type="dxa" w:w="50"/>
-              <w:right w:type="dxa" w:w="80"/>
-            </w:tcMar>
-          </w:tcPr>
-          <w:p>
-            <w:pPr>
-              <w:spacing w:after="60" w:before="0"/>
-              <w:jc w:val="center"/>
-            </w:pPr>
-            <w:r>
-              <w:rPr>
-                <w:rFonts w:ascii="Arial" w:cs="Arial" w:eastAsia="Arial" w:hAnsi="Arial"/>
-                <w:sz w:val="22"/>
-                <w:szCs w:val="22"/>
-              </w:rPr>
-              <w:t xml:space="preserve">☐</w:t>
-            </w:r>
-          </w:p>
-          <w:p>
-            <w:pPr>
-              <w:spacing w:after="60" w:before="0"/>
-              <w:jc w:val="center"/>
-            </w:pPr>
-            <w:r>
-              <w:rPr>
-                <w:rFonts w:ascii="Arial" w:cs="Arial" w:eastAsia="Arial" w:hAnsi="Arial"/>
-                <w:sz w:val="13"/>
-                <w:szCs w:val="13"/>
-              </w:rPr>
-              <w:t xml:space="preserve">Accept / reject / edit</w:t>
+            <w:tcW w:type="dxa" w:w="2380"/>
+            <w:tcBorders>
+              <w:top w:val="single" w:color="999999" w:sz="4"/>
+              <w:left w:val="single" w:color="999999" w:sz="4"/>
+              <w:bottom w:val="single" w:color="999999" w:sz="4"/>
+              <w:right w:val="single" w:color="999999" w:sz="4"/>
+            </w:tcBorders>
+            <w:tcMar>
+              <w:top w:type="dxa" w:w="50"/>
+              <w:left w:type="dxa" w:w="80"/>
+              <w:bottom w:type="dxa" w:w="50"/>
+              <w:right w:type="dxa" w:w="80"/>
+            </w:tcMar>
+          </w:tcPr>
+          <w:p>
+            <w:pPr>
+              <w:spacing w:after="20" w:before="0"/>
+            </w:pPr>
+            <w:r>
+              <w:rPr>
+                <w:rFonts w:ascii="Arial" w:cs="Arial" w:eastAsia="Arial" w:hAnsi="Arial"/>
+                <w:color w:val="666666"/>
+                <w:sz w:val="14"/>
+                <w:szCs w:val="14"/>
+              </w:rPr>
+              <w:t xml:space="preserve">Tick ONE:</w:t>
+            </w:r>
+          </w:p>
+          <w:p>
+            <w:pPr>
+              <w:spacing w:after="40" w:before="40"/>
+            </w:pPr>
+            <w:sdt>
+              <w:sdtPr>
+                <w14:checkbox>
+                  <w14:checked w14:val="0"/>
+                  <w14:checkedState w14:val="2612" w14:font="MS Gothic"/>
+                  <w14:uncheckedState w14:val="2610" w14:font="MS Gothic"/>
+                </w14:checkbox>
+              </w:sdtPr>
+              <w:sdtContent>
+                <w:r>
+                  <w:sym w:char="2610" w:font="MS Gothic"/>
+                </w:r>
+              </w:sdtContent>
+            </w:sdt>
+            <w:r>
+              <w:rPr>
+                <w:rFonts w:ascii="Arial" w:cs="Arial" w:eastAsia="Arial" w:hAnsi="Arial"/>
+                <w:b/>
+                <w:bCs/>
+                <w:sz w:val="18"/>
+                <w:szCs w:val="18"/>
+              </w:rPr>
+              <w:t xml:space="preserve"> ACCEPT</w:t>
+            </w:r>
+          </w:p>
+          <w:p>
+            <w:pPr>
+              <w:spacing w:after="40" w:before="40"/>
+            </w:pPr>
+            <w:sdt>
+              <w:sdtPr>
+                <w14:checkbox>
+                  <w14:checked w14:val="0"/>
+                  <w14:checkedState w14:val="2612" w14:font="MS Gothic"/>
+                  <w14:uncheckedState w14:val="2610" w14:font="MS Gothic"/>
+                </w14:checkbox>
+              </w:sdtPr>
+              <w:sdtContent>
+                <w:r>
+                  <w:sym w:char="2610" w:font="MS Gothic"/>
+                </w:r>
+              </w:sdtContent>
+            </w:sdt>
+            <w:r>
+              <w:rPr>
+                <w:rFonts w:ascii="Arial" w:cs="Arial" w:eastAsia="Arial" w:hAnsi="Arial"/>
+                <w:b/>
+                <w:bCs/>
+                <w:sz w:val="18"/>
+                <w:szCs w:val="18"/>
+              </w:rPr>
+              <w:t xml:space="preserve"> EDIT</w:t>
+            </w:r>
+          </w:p>
+          <w:p>
+            <w:pPr>
+              <w:spacing w:after="20" w:before="80"/>
+            </w:pPr>
+            <w:r>
+              <w:rPr>
+                <w:rFonts w:ascii="Arial" w:cs="Arial" w:eastAsia="Arial" w:hAnsi="Arial"/>
+                <w:color w:val="666666"/>
+                <w:sz w:val="14"/>
+                <w:szCs w:val="14"/>
+              </w:rPr>
+              <w:t xml:space="preserve">If EDIT, type your requested change here:</w:t>
+            </w:r>
+          </w:p>
+          <w:p>
+            <w:pPr>
+              <w:spacing w:after="400" w:before="0"/>
+            </w:pPr>
+            <w:r>
+              <w:rPr>
+                <w:rFonts w:ascii="Arial" w:cs="Arial" w:eastAsia="Arial" w:hAnsi="Arial"/>
+                <w:sz w:val="17"/>
+                <w:szCs w:val="17"/>
+              </w:rPr>
+              <w:t xml:space="preserve"> </w:t>
+            </w:r>
+          </w:p>
+          <w:p>
+            <w:pPr>
+              <w:spacing w:after="400" w:before="0"/>
+            </w:pPr>
+            <w:r>
+              <w:rPr>
+                <w:rFonts w:ascii="Arial" w:cs="Arial" w:eastAsia="Arial" w:hAnsi="Arial"/>
+                <w:sz w:val="17"/>
+                <w:szCs w:val="17"/>
+              </w:rPr>
+              <w:t xml:space="preserve"> </w:t>
+            </w:r>
+          </w:p>
+          <w:p>
+            <w:pPr>
+              <w:spacing w:after="0" w:before="0"/>
+            </w:pPr>
+            <w:r>
+              <w:rPr>
+                <w:rFonts w:ascii="Arial" w:cs="Arial" w:eastAsia="Arial" w:hAnsi="Arial"/>
+                <w:color w:val="999999"/>
+                <w:sz w:val="12"/>
+                <w:szCs w:val="12"/>
+              </w:rPr>
+              <w:t xml:space="preserve">Item coremath_2_4 G5</w:t>
             </w:r>
           </w:p>
         </w:tc>
@@ -5575,33 +6858,49 @@
       <w:tr>
         <w:tc>
           <w:tcPr>
-            <w:tcW w:type="dxa" w:w="1050"/>
-            <w:tcBorders>
-              <w:top w:val="single" w:color="999999" w:sz="4"/>
-              <w:left w:val="single" w:color="999999" w:sz="4"/>
-              <w:bottom w:val="single" w:color="999999" w:sz="4"/>
-              <w:right w:val="single" w:color="999999" w:sz="4"/>
-            </w:tcBorders>
-            <w:tcMar>
-              <w:top w:type="dxa" w:w="50"/>
-              <w:left w:type="dxa" w:w="80"/>
-              <w:bottom w:type="dxa" w:w="50"/>
-              <w:right w:type="dxa" w:w="80"/>
-            </w:tcMar>
-          </w:tcPr>
-          <w:p>
-            <w:pPr>
-              <w:spacing w:after="60" w:before="0"/>
-            </w:pPr>
-            <w:r>
-              <w:rPr>
-                <w:rFonts w:ascii="Arial" w:cs="Arial" w:eastAsia="Arial" w:hAnsi="Arial"/>
-                <w:b/>
-                <w:bCs/>
-                <w:sz w:val="17"/>
-                <w:szCs w:val="17"/>
-              </w:rPr>
-              <w:t xml:space="preserve">G10</w:t>
+            <w:tcW w:type="dxa" w:w="1300"/>
+            <w:tcBorders>
+              <w:top w:val="single" w:color="999999" w:sz="4"/>
+              <w:left w:val="single" w:color="999999" w:sz="4"/>
+              <w:bottom w:val="single" w:color="999999" w:sz="4"/>
+              <w:right w:val="single" w:color="999999" w:sz="4"/>
+            </w:tcBorders>
+            <w:tcMar>
+              <w:top w:type="dxa" w:w="50"/>
+              <w:left w:type="dxa" w:w="80"/>
+              <w:bottom w:type="dxa" w:w="50"/>
+              <w:right w:type="dxa" w:w="80"/>
+            </w:tcMar>
+          </w:tcPr>
+          <w:p>
+            <w:pPr>
+              <w:spacing w:after="20" w:before="0"/>
+            </w:pPr>
+            <w:r>
+              <w:rPr>
+                <w:rFonts w:ascii="Arial" w:cs="Arial" w:eastAsia="Arial" w:hAnsi="Arial"/>
+                <w:b/>
+                <w:bCs/>
+                <w:color w:val="1F3864"/>
+                <w:sz w:val="14"/>
+                <w:szCs w:val="14"/>
+              </w:rPr>
+              <w:t xml:space="preserve">SUB-STRAND 2.4 TRIGONOMETRY 1</w:t>
+            </w:r>
+          </w:p>
+          <w:p>
+            <w:pPr>
+              <w:spacing w:after="60" w:before="0"/>
+            </w:pPr>
+            <w:r>
+              <w:rPr>
+                <w:rFonts w:ascii="Arial" w:cs="Arial" w:eastAsia="Arial" w:hAnsi="Arial"/>
+                <w:b/>
+                <w:bCs/>
+                <w:sz w:val="17"/>
+                <w:szCs w:val="17"/>
+              </w:rPr>
+              <w:t xml:space="preserve">coremath_2_4 G10 (group)</w:t>
             </w:r>
           </w:p>
           <w:p>
@@ -5623,7 +6922,7 @@
         </w:tc>
         <w:tc>
           <w:tcPr>
-            <w:tcW w:type="dxa" w:w="2000"/>
+            <w:tcW w:type="dxa" w:w="1700"/>
             <w:tcBorders>
               <w:top w:val="single" w:color="999999" w:sz="4"/>
               <w:left w:val="single" w:color="999999" w:sz="4"/>
@@ -5683,7 +6982,7 @@
         </w:tc>
         <w:tc>
           <w:tcPr>
-            <w:tcW w:type="dxa" w:w="4600"/>
+            <w:tcW w:type="dxa" w:w="4100"/>
             <w:tcBorders>
               <w:top w:val="single" w:color="999999" w:sz="4"/>
               <w:left w:val="single" w:color="999999" w:sz="4"/>
@@ -5913,7 +7212,7 @@
         </w:tc>
         <w:tc>
           <w:tcPr>
-            <w:tcW w:type="dxa" w:w="3150"/>
+            <w:tcW w:type="dxa" w:w="2700"/>
             <w:tcBorders>
               <w:top w:val="single" w:color="999999" w:sz="4"/>
               <w:left w:val="single" w:color="999999" w:sz="4"/>
@@ -5959,7 +7258,7 @@
         </w:tc>
         <w:tc>
           <w:tcPr>
-            <w:tcW w:type="dxa" w:w="1900"/>
+            <w:tcW w:type="dxa" w:w="1500"/>
             <w:tcBorders>
               <w:top w:val="single" w:color="999999" w:sz="4"/>
               <w:left w:val="single" w:color="999999" w:sz="4"/>
@@ -5989,46 +7288,144 @@
         </w:tc>
         <w:tc>
           <w:tcPr>
-            <w:tcW w:type="dxa" w:w="980"/>
-            <w:tcBorders>
-              <w:top w:val="single" w:color="999999" w:sz="4"/>
-              <w:left w:val="single" w:color="999999" w:sz="4"/>
-              <w:bottom w:val="single" w:color="999999" w:sz="4"/>
-              <w:right w:val="single" w:color="999999" w:sz="4"/>
-            </w:tcBorders>
-            <w:tcMar>
-              <w:top w:type="dxa" w:w="50"/>
-              <w:left w:type="dxa" w:w="80"/>
-              <w:bottom w:type="dxa" w:w="50"/>
-              <w:right w:type="dxa" w:w="80"/>
-            </w:tcMar>
-          </w:tcPr>
-          <w:p>
-            <w:pPr>
-              <w:spacing w:after="60" w:before="0"/>
-              <w:jc w:val="center"/>
-            </w:pPr>
-            <w:r>
-              <w:rPr>
-                <w:rFonts w:ascii="Arial" w:cs="Arial" w:eastAsia="Arial" w:hAnsi="Arial"/>
-                <w:sz w:val="22"/>
-                <w:szCs w:val="22"/>
-              </w:rPr>
-              <w:t xml:space="preserve">☐</w:t>
-            </w:r>
-          </w:p>
-          <w:p>
-            <w:pPr>
-              <w:spacing w:after="60" w:before="0"/>
-              <w:jc w:val="center"/>
-            </w:pPr>
-            <w:r>
-              <w:rPr>
-                <w:rFonts w:ascii="Arial" w:cs="Arial" w:eastAsia="Arial" w:hAnsi="Arial"/>
-                <w:sz w:val="13"/>
-                <w:szCs w:val="13"/>
-              </w:rPr>
-              <w:t xml:space="preserve">Accept / reject / edit</w:t>
+            <w:tcW w:type="dxa" w:w="2380"/>
+            <w:tcBorders>
+              <w:top w:val="single" w:color="999999" w:sz="4"/>
+              <w:left w:val="single" w:color="999999" w:sz="4"/>
+              <w:bottom w:val="single" w:color="999999" w:sz="4"/>
+              <w:right w:val="single" w:color="999999" w:sz="4"/>
+            </w:tcBorders>
+            <w:tcMar>
+              <w:top w:type="dxa" w:w="50"/>
+              <w:left w:type="dxa" w:w="80"/>
+              <w:bottom w:type="dxa" w:w="50"/>
+              <w:right w:type="dxa" w:w="80"/>
+            </w:tcMar>
+          </w:tcPr>
+          <w:p>
+            <w:pPr>
+              <w:spacing w:after="20" w:before="0"/>
+            </w:pPr>
+            <w:r>
+              <w:rPr>
+                <w:rFonts w:ascii="Arial" w:cs="Arial" w:eastAsia="Arial" w:hAnsi="Arial"/>
+                <w:color w:val="666666"/>
+                <w:sz w:val="14"/>
+                <w:szCs w:val="14"/>
+              </w:rPr>
+              <w:t xml:space="preserve">Tick ONE:</w:t>
+            </w:r>
+          </w:p>
+          <w:p>
+            <w:pPr>
+              <w:spacing w:after="40" w:before="40"/>
+            </w:pPr>
+            <w:sdt>
+              <w:sdtPr>
+                <w14:checkbox>
+                  <w14:checked w14:val="0"/>
+                  <w14:checkedState w14:val="2612" w14:font="MS Gothic"/>
+                  <w14:uncheckedState w14:val="2610" w14:font="MS Gothic"/>
+                </w14:checkbox>
+              </w:sdtPr>
+              <w:sdtContent>
+                <w:r>
+                  <w:sym w:char="2610" w:font="MS Gothic"/>
+                </w:r>
+              </w:sdtContent>
+            </w:sdt>
+            <w:r>
+              <w:rPr>
+                <w:rFonts w:ascii="Arial" w:cs="Arial" w:eastAsia="Arial" w:hAnsi="Arial"/>
+                <w:b/>
+                <w:bCs/>
+                <w:sz w:val="18"/>
+                <w:szCs w:val="18"/>
+              </w:rPr>
+              <w:t xml:space="preserve"> ACCEPT</w:t>
+            </w:r>
+          </w:p>
+          <w:p>
+            <w:pPr>
+              <w:spacing w:after="40" w:before="40"/>
+            </w:pPr>
+            <w:sdt>
+              <w:sdtPr>
+                <w14:checkbox>
+                  <w14:checked w14:val="0"/>
+                  <w14:checkedState w14:val="2612" w14:font="MS Gothic"/>
+                  <w14:uncheckedState w14:val="2610" w14:font="MS Gothic"/>
+                </w14:checkbox>
+              </w:sdtPr>
+              <w:sdtContent>
+                <w:r>
+                  <w:sym w:char="2610" w:font="MS Gothic"/>
+                </w:r>
+              </w:sdtContent>
+            </w:sdt>
+            <w:r>
+              <w:rPr>
+                <w:rFonts w:ascii="Arial" w:cs="Arial" w:eastAsia="Arial" w:hAnsi="Arial"/>
+                <w:b/>
+                <w:bCs/>
+                <w:sz w:val="18"/>
+                <w:szCs w:val="18"/>
+              </w:rPr>
+              <w:t xml:space="preserve"> EDIT</w:t>
+            </w:r>
+          </w:p>
+          <w:p>
+            <w:pPr>
+              <w:spacing w:after="20" w:before="80"/>
+            </w:pPr>
+            <w:r>
+              <w:rPr>
+                <w:rFonts w:ascii="Arial" w:cs="Arial" w:eastAsia="Arial" w:hAnsi="Arial"/>
+                <w:color w:val="666666"/>
+                <w:sz w:val="14"/>
+                <w:szCs w:val="14"/>
+              </w:rPr>
+              <w:t xml:space="preserve">If EDIT, type your requested change here:</w:t>
+            </w:r>
+          </w:p>
+          <w:p>
+            <w:pPr>
+              <w:spacing w:after="400" w:before="0"/>
+            </w:pPr>
+            <w:r>
+              <w:rPr>
+                <w:rFonts w:ascii="Arial" w:cs="Arial" w:eastAsia="Arial" w:hAnsi="Arial"/>
+                <w:sz w:val="17"/>
+                <w:szCs w:val="17"/>
+              </w:rPr>
+              <w:t xml:space="preserve"> </w:t>
+            </w:r>
+          </w:p>
+          <w:p>
+            <w:pPr>
+              <w:spacing w:after="400" w:before="0"/>
+            </w:pPr>
+            <w:r>
+              <w:rPr>
+                <w:rFonts w:ascii="Arial" w:cs="Arial" w:eastAsia="Arial" w:hAnsi="Arial"/>
+                <w:sz w:val="17"/>
+                <w:szCs w:val="17"/>
+              </w:rPr>
+              <w:t xml:space="preserve"> </w:t>
+            </w:r>
+          </w:p>
+          <w:p>
+            <w:pPr>
+              <w:spacing w:after="0" w:before="0"/>
+            </w:pPr>
+            <w:r>
+              <w:rPr>
+                <w:rFonts w:ascii="Arial" w:cs="Arial" w:eastAsia="Arial" w:hAnsi="Arial"/>
+                <w:color w:val="999999"/>
+                <w:sz w:val="12"/>
+                <w:szCs w:val="12"/>
+              </w:rPr>
+              <w:t xml:space="preserve">Item coremath_2_4 G10</w:t>
             </w:r>
           </w:p>
         </w:tc>
@@ -6036,33 +7433,49 @@
       <w:tr>
         <w:tc>
           <w:tcPr>
-            <w:tcW w:type="dxa" w:w="1050"/>
-            <w:tcBorders>
-              <w:top w:val="single" w:color="999999" w:sz="4"/>
-              <w:left w:val="single" w:color="999999" w:sz="4"/>
-              <w:bottom w:val="single" w:color="999999" w:sz="4"/>
-              <w:right w:val="single" w:color="999999" w:sz="4"/>
-            </w:tcBorders>
-            <w:tcMar>
-              <w:top w:type="dxa" w:w="50"/>
-              <w:left w:type="dxa" w:w="80"/>
-              <w:bottom w:type="dxa" w:w="50"/>
-              <w:right w:type="dxa" w:w="80"/>
-            </w:tcMar>
-          </w:tcPr>
-          <w:p>
-            <w:pPr>
-              <w:spacing w:after="60" w:before="0"/>
-            </w:pPr>
-            <w:r>
-              <w:rPr>
-                <w:rFonts w:ascii="Arial" w:cs="Arial" w:eastAsia="Arial" w:hAnsi="Arial"/>
-                <w:b/>
-                <w:bCs/>
-                <w:sz w:val="17"/>
-                <w:szCs w:val="17"/>
-              </w:rPr>
-              <w:t xml:space="preserve">G9</w:t>
+            <w:tcW w:type="dxa" w:w="1300"/>
+            <w:tcBorders>
+              <w:top w:val="single" w:color="999999" w:sz="4"/>
+              <w:left w:val="single" w:color="999999" w:sz="4"/>
+              <w:bottom w:val="single" w:color="999999" w:sz="4"/>
+              <w:right w:val="single" w:color="999999" w:sz="4"/>
+            </w:tcBorders>
+            <w:tcMar>
+              <w:top w:type="dxa" w:w="50"/>
+              <w:left w:type="dxa" w:w="80"/>
+              <w:bottom w:type="dxa" w:w="50"/>
+              <w:right w:type="dxa" w:w="80"/>
+            </w:tcMar>
+          </w:tcPr>
+          <w:p>
+            <w:pPr>
+              <w:spacing w:after="20" w:before="0"/>
+            </w:pPr>
+            <w:r>
+              <w:rPr>
+                <w:rFonts w:ascii="Arial" w:cs="Arial" w:eastAsia="Arial" w:hAnsi="Arial"/>
+                <w:b/>
+                <w:bCs/>
+                <w:color w:val="1F3864"/>
+                <w:sz w:val="14"/>
+                <w:szCs w:val="14"/>
+              </w:rPr>
+              <w:t xml:space="preserve">SUB-STRAND 2.4 TRIGONOMETRY 1</w:t>
+            </w:r>
+          </w:p>
+          <w:p>
+            <w:pPr>
+              <w:spacing w:after="60" w:before="0"/>
+            </w:pPr>
+            <w:r>
+              <w:rPr>
+                <w:rFonts w:ascii="Arial" w:cs="Arial" w:eastAsia="Arial" w:hAnsi="Arial"/>
+                <w:b/>
+                <w:bCs/>
+                <w:sz w:val="17"/>
+                <w:szCs w:val="17"/>
+              </w:rPr>
+              <w:t xml:space="preserve">coremath_2_4 G9 (group)</w:t>
             </w:r>
           </w:p>
           <w:p>
@@ -6084,7 +7497,7 @@
         </w:tc>
         <w:tc>
           <w:tcPr>
-            <w:tcW w:type="dxa" w:w="2000"/>
+            <w:tcW w:type="dxa" w:w="1700"/>
             <w:tcBorders>
               <w:top w:val="single" w:color="999999" w:sz="4"/>
               <w:left w:val="single" w:color="999999" w:sz="4"/>
@@ -6144,7 +7557,7 @@
         </w:tc>
         <w:tc>
           <w:tcPr>
-            <w:tcW w:type="dxa" w:w="4600"/>
+            <w:tcW w:type="dxa" w:w="4100"/>
             <w:tcBorders>
               <w:top w:val="single" w:color="999999" w:sz="4"/>
               <w:left w:val="single" w:color="999999" w:sz="4"/>
@@ -6350,7 +7763,7 @@
         </w:tc>
         <w:tc>
           <w:tcPr>
-            <w:tcW w:type="dxa" w:w="3150"/>
+            <w:tcW w:type="dxa" w:w="2700"/>
             <w:tcBorders>
               <w:top w:val="single" w:color="999999" w:sz="4"/>
               <w:left w:val="single" w:color="999999" w:sz="4"/>
@@ -6396,7 +7809,7 @@
         </w:tc>
         <w:tc>
           <w:tcPr>
-            <w:tcW w:type="dxa" w:w="1900"/>
+            <w:tcW w:type="dxa" w:w="1500"/>
             <w:tcBorders>
               <w:top w:val="single" w:color="999999" w:sz="4"/>
               <w:left w:val="single" w:color="999999" w:sz="4"/>
@@ -6426,46 +7839,144 @@
         </w:tc>
         <w:tc>
           <w:tcPr>
-            <w:tcW w:type="dxa" w:w="980"/>
-            <w:tcBorders>
-              <w:top w:val="single" w:color="999999" w:sz="4"/>
-              <w:left w:val="single" w:color="999999" w:sz="4"/>
-              <w:bottom w:val="single" w:color="999999" w:sz="4"/>
-              <w:right w:val="single" w:color="999999" w:sz="4"/>
-            </w:tcBorders>
-            <w:tcMar>
-              <w:top w:type="dxa" w:w="50"/>
-              <w:left w:type="dxa" w:w="80"/>
-              <w:bottom w:type="dxa" w:w="50"/>
-              <w:right w:type="dxa" w:w="80"/>
-            </w:tcMar>
-          </w:tcPr>
-          <w:p>
-            <w:pPr>
-              <w:spacing w:after="60" w:before="0"/>
-              <w:jc w:val="center"/>
-            </w:pPr>
-            <w:r>
-              <w:rPr>
-                <w:rFonts w:ascii="Arial" w:cs="Arial" w:eastAsia="Arial" w:hAnsi="Arial"/>
-                <w:sz w:val="22"/>
-                <w:szCs w:val="22"/>
-              </w:rPr>
-              <w:t xml:space="preserve">☐</w:t>
-            </w:r>
-          </w:p>
-          <w:p>
-            <w:pPr>
-              <w:spacing w:after="60" w:before="0"/>
-              <w:jc w:val="center"/>
-            </w:pPr>
-            <w:r>
-              <w:rPr>
-                <w:rFonts w:ascii="Arial" w:cs="Arial" w:eastAsia="Arial" w:hAnsi="Arial"/>
-                <w:sz w:val="13"/>
-                <w:szCs w:val="13"/>
-              </w:rPr>
-              <w:t xml:space="preserve">Accept / reject / edit</w:t>
+            <w:tcW w:type="dxa" w:w="2380"/>
+            <w:tcBorders>
+              <w:top w:val="single" w:color="999999" w:sz="4"/>
+              <w:left w:val="single" w:color="999999" w:sz="4"/>
+              <w:bottom w:val="single" w:color="999999" w:sz="4"/>
+              <w:right w:val="single" w:color="999999" w:sz="4"/>
+            </w:tcBorders>
+            <w:tcMar>
+              <w:top w:type="dxa" w:w="50"/>
+              <w:left w:type="dxa" w:w="80"/>
+              <w:bottom w:type="dxa" w:w="50"/>
+              <w:right w:type="dxa" w:w="80"/>
+            </w:tcMar>
+          </w:tcPr>
+          <w:p>
+            <w:pPr>
+              <w:spacing w:after="20" w:before="0"/>
+            </w:pPr>
+            <w:r>
+              <w:rPr>
+                <w:rFonts w:ascii="Arial" w:cs="Arial" w:eastAsia="Arial" w:hAnsi="Arial"/>
+                <w:color w:val="666666"/>
+                <w:sz w:val="14"/>
+                <w:szCs w:val="14"/>
+              </w:rPr>
+              <w:t xml:space="preserve">Tick ONE:</w:t>
+            </w:r>
+          </w:p>
+          <w:p>
+            <w:pPr>
+              <w:spacing w:after="40" w:before="40"/>
+            </w:pPr>
+            <w:sdt>
+              <w:sdtPr>
+                <w14:checkbox>
+                  <w14:checked w14:val="0"/>
+                  <w14:checkedState w14:val="2612" w14:font="MS Gothic"/>
+                  <w14:uncheckedState w14:val="2610" w14:font="MS Gothic"/>
+                </w14:checkbox>
+              </w:sdtPr>
+              <w:sdtContent>
+                <w:r>
+                  <w:sym w:char="2610" w:font="MS Gothic"/>
+                </w:r>
+              </w:sdtContent>
+            </w:sdt>
+            <w:r>
+              <w:rPr>
+                <w:rFonts w:ascii="Arial" w:cs="Arial" w:eastAsia="Arial" w:hAnsi="Arial"/>
+                <w:b/>
+                <w:bCs/>
+                <w:sz w:val="18"/>
+                <w:szCs w:val="18"/>
+              </w:rPr>
+              <w:t xml:space="preserve"> ACCEPT</w:t>
+            </w:r>
+          </w:p>
+          <w:p>
+            <w:pPr>
+              <w:spacing w:after="40" w:before="40"/>
+            </w:pPr>
+            <w:sdt>
+              <w:sdtPr>
+                <w14:checkbox>
+                  <w14:checked w14:val="0"/>
+                  <w14:checkedState w14:val="2612" w14:font="MS Gothic"/>
+                  <w14:uncheckedState w14:val="2610" w14:font="MS Gothic"/>
+                </w14:checkbox>
+              </w:sdtPr>
+              <w:sdtContent>
+                <w:r>
+                  <w:sym w:char="2610" w:font="MS Gothic"/>
+                </w:r>
+              </w:sdtContent>
+            </w:sdt>
+            <w:r>
+              <w:rPr>
+                <w:rFonts w:ascii="Arial" w:cs="Arial" w:eastAsia="Arial" w:hAnsi="Arial"/>
+                <w:b/>
+                <w:bCs/>
+                <w:sz w:val="18"/>
+                <w:szCs w:val="18"/>
+              </w:rPr>
+              <w:t xml:space="preserve"> EDIT</w:t>
+            </w:r>
+          </w:p>
+          <w:p>
+            <w:pPr>
+              <w:spacing w:after="20" w:before="80"/>
+            </w:pPr>
+            <w:r>
+              <w:rPr>
+                <w:rFonts w:ascii="Arial" w:cs="Arial" w:eastAsia="Arial" w:hAnsi="Arial"/>
+                <w:color w:val="666666"/>
+                <w:sz w:val="14"/>
+                <w:szCs w:val="14"/>
+              </w:rPr>
+              <w:t xml:space="preserve">If EDIT, type your requested change here:</w:t>
+            </w:r>
+          </w:p>
+          <w:p>
+            <w:pPr>
+              <w:spacing w:after="400" w:before="0"/>
+            </w:pPr>
+            <w:r>
+              <w:rPr>
+                <w:rFonts w:ascii="Arial" w:cs="Arial" w:eastAsia="Arial" w:hAnsi="Arial"/>
+                <w:sz w:val="17"/>
+                <w:szCs w:val="17"/>
+              </w:rPr>
+              <w:t xml:space="preserve"> </w:t>
+            </w:r>
+          </w:p>
+          <w:p>
+            <w:pPr>
+              <w:spacing w:after="400" w:before="0"/>
+            </w:pPr>
+            <w:r>
+              <w:rPr>
+                <w:rFonts w:ascii="Arial" w:cs="Arial" w:eastAsia="Arial" w:hAnsi="Arial"/>
+                <w:sz w:val="17"/>
+                <w:szCs w:val="17"/>
+              </w:rPr>
+              <w:t xml:space="preserve"> </w:t>
+            </w:r>
+          </w:p>
+          <w:p>
+            <w:pPr>
+              <w:spacing w:after="0" w:before="0"/>
+            </w:pPr>
+            <w:r>
+              <w:rPr>
+                <w:rFonts w:ascii="Arial" w:cs="Arial" w:eastAsia="Arial" w:hAnsi="Arial"/>
+                <w:color w:val="999999"/>
+                <w:sz w:val="12"/>
+                <w:szCs w:val="12"/>
+              </w:rPr>
+              <w:t xml:space="preserve">Item coremath_2_4 G9</w:t>
             </w:r>
           </w:p>
         </w:tc>
@@ -6473,7 +7984,7 @@
       <w:tr>
         <w:tc>
           <w:tcPr>
-            <w:tcW w:type="dxa" w:w="1050"/>
+            <w:tcW w:type="dxa" w:w="1300"/>
             <w:tcBorders>
               <w:top w:val="single" w:color="999999" w:sz="4"/>
               <w:left w:val="single" w:color="999999" w:sz="4"/>
@@ -6490,17 +8001,33 @@
           </w:tcPr>
           <w:p>
             <w:pPr>
-              <w:spacing w:after="60" w:before="0"/>
-            </w:pPr>
-            <w:r>
-              <w:rPr>
-                <w:rFonts w:ascii="Arial" w:cs="Arial" w:eastAsia="Arial" w:hAnsi="Arial"/>
-                <w:b/>
-                <w:bCs/>
-                <w:sz w:val="17"/>
-                <w:szCs w:val="17"/>
-              </w:rPr>
-              <w:t xml:space="preserve">G1</w:t>
+              <w:spacing w:after="20" w:before="0"/>
+            </w:pPr>
+            <w:r>
+              <w:rPr>
+                <w:rFonts w:ascii="Arial" w:cs="Arial" w:eastAsia="Arial" w:hAnsi="Arial"/>
+                <w:b/>
+                <w:bCs/>
+                <w:color w:val="1F3864"/>
+                <w:sz w:val="14"/>
+                <w:szCs w:val="14"/>
+              </w:rPr>
+              <w:t xml:space="preserve">SUB-STRAND 2.4 TRIGONOMETRY 1</w:t>
+            </w:r>
+          </w:p>
+          <w:p>
+            <w:pPr>
+              <w:spacing w:after="60" w:before="0"/>
+            </w:pPr>
+            <w:r>
+              <w:rPr>
+                <w:rFonts w:ascii="Arial" w:cs="Arial" w:eastAsia="Arial" w:hAnsi="Arial"/>
+                <w:b/>
+                <w:bCs/>
+                <w:sz w:val="17"/>
+                <w:szCs w:val="17"/>
+              </w:rPr>
+              <w:t xml:space="preserve">coremath_2_4 G1 (group)</w:t>
             </w:r>
           </w:p>
           <w:p>
@@ -6554,7 +8081,7 @@
         </w:tc>
         <w:tc>
           <w:tcPr>
-            <w:tcW w:type="dxa" w:w="2000"/>
+            <w:tcW w:type="dxa" w:w="1700"/>
             <w:tcBorders>
               <w:top w:val="single" w:color="999999" w:sz="4"/>
               <w:left w:val="single" w:color="999999" w:sz="4"/>
@@ -6615,7 +8142,7 @@
         </w:tc>
         <w:tc>
           <w:tcPr>
-            <w:tcW w:type="dxa" w:w="4600"/>
+            <w:tcW w:type="dxa" w:w="4100"/>
             <w:tcBorders>
               <w:top w:val="single" w:color="999999" w:sz="4"/>
               <w:left w:val="single" w:color="999999" w:sz="4"/>
@@ -6798,7 +8325,7 @@
         </w:tc>
         <w:tc>
           <w:tcPr>
-            <w:tcW w:type="dxa" w:w="3150"/>
+            <w:tcW w:type="dxa" w:w="2700"/>
             <w:tcBorders>
               <w:top w:val="single" w:color="999999" w:sz="4"/>
               <w:left w:val="single" w:color="999999" w:sz="4"/>
@@ -6845,7 +8372,7 @@
         </w:tc>
         <w:tc>
           <w:tcPr>
-            <w:tcW w:type="dxa" w:w="1900"/>
+            <w:tcW w:type="dxa" w:w="1500"/>
             <w:tcBorders>
               <w:top w:val="single" w:color="999999" w:sz="4"/>
               <w:left w:val="single" w:color="999999" w:sz="4"/>
@@ -6876,7 +8403,7 @@
         </w:tc>
         <w:tc>
           <w:tcPr>
-            <w:tcW w:type="dxa" w:w="980"/>
+            <w:tcW w:type="dxa" w:w="2380"/>
             <w:tcBorders>
               <w:top w:val="single" w:color="999999" w:sz="4"/>
               <w:left w:val="single" w:color="999999" w:sz="4"/>
@@ -6893,30 +8420,128 @@
           </w:tcPr>
           <w:p>
             <w:pPr>
-              <w:spacing w:after="60" w:before="0"/>
-              <w:jc w:val="center"/>
-            </w:pPr>
-            <w:r>
-              <w:rPr>
-                <w:rFonts w:ascii="Arial" w:cs="Arial" w:eastAsia="Arial" w:hAnsi="Arial"/>
-                <w:sz w:val="22"/>
-                <w:szCs w:val="22"/>
-              </w:rPr>
-              <w:t xml:space="preserve">☐</w:t>
-            </w:r>
-          </w:p>
-          <w:p>
-            <w:pPr>
-              <w:spacing w:after="60" w:before="0"/>
-              <w:jc w:val="center"/>
-            </w:pPr>
-            <w:r>
-              <w:rPr>
-                <w:rFonts w:ascii="Arial" w:cs="Arial" w:eastAsia="Arial" w:hAnsi="Arial"/>
-                <w:sz w:val="13"/>
-                <w:szCs w:val="13"/>
-              </w:rPr>
-              <w:t xml:space="preserve">Accept / reject / edit</w:t>
+              <w:spacing w:after="20" w:before="0"/>
+            </w:pPr>
+            <w:r>
+              <w:rPr>
+                <w:rFonts w:ascii="Arial" w:cs="Arial" w:eastAsia="Arial" w:hAnsi="Arial"/>
+                <w:color w:val="666666"/>
+                <w:sz w:val="14"/>
+                <w:szCs w:val="14"/>
+              </w:rPr>
+              <w:t xml:space="preserve">Tick ONE:</w:t>
+            </w:r>
+          </w:p>
+          <w:p>
+            <w:pPr>
+              <w:spacing w:after="40" w:before="40"/>
+            </w:pPr>
+            <w:sdt>
+              <w:sdtPr>
+                <w14:checkbox>
+                  <w14:checked w14:val="0"/>
+                  <w14:checkedState w14:val="2612" w14:font="MS Gothic"/>
+                  <w14:uncheckedState w14:val="2610" w14:font="MS Gothic"/>
+                </w14:checkbox>
+              </w:sdtPr>
+              <w:sdtContent>
+                <w:r>
+                  <w:sym w:char="2610" w:font="MS Gothic"/>
+                </w:r>
+              </w:sdtContent>
+            </w:sdt>
+            <w:r>
+              <w:rPr>
+                <w:rFonts w:ascii="Arial" w:cs="Arial" w:eastAsia="Arial" w:hAnsi="Arial"/>
+                <w:b/>
+                <w:bCs/>
+                <w:sz w:val="18"/>
+                <w:szCs w:val="18"/>
+              </w:rPr>
+              <w:t xml:space="preserve"> ACCEPT</w:t>
+            </w:r>
+          </w:p>
+          <w:p>
+            <w:pPr>
+              <w:spacing w:after="40" w:before="40"/>
+            </w:pPr>
+            <w:sdt>
+              <w:sdtPr>
+                <w14:checkbox>
+                  <w14:checked w14:val="0"/>
+                  <w14:checkedState w14:val="2612" w14:font="MS Gothic"/>
+                  <w14:uncheckedState w14:val="2610" w14:font="MS Gothic"/>
+                </w14:checkbox>
+              </w:sdtPr>
+              <w:sdtContent>
+                <w:r>
+                  <w:sym w:char="2610" w:font="MS Gothic"/>
+                </w:r>
+              </w:sdtContent>
+            </w:sdt>
+            <w:r>
+              <w:rPr>
+                <w:rFonts w:ascii="Arial" w:cs="Arial" w:eastAsia="Arial" w:hAnsi="Arial"/>
+                <w:b/>
+                <w:bCs/>
+                <w:sz w:val="18"/>
+                <w:szCs w:val="18"/>
+              </w:rPr>
+              <w:t xml:space="preserve"> EDIT</w:t>
+            </w:r>
+          </w:p>
+          <w:p>
+            <w:pPr>
+              <w:spacing w:after="20" w:before="80"/>
+            </w:pPr>
+            <w:r>
+              <w:rPr>
+                <w:rFonts w:ascii="Arial" w:cs="Arial" w:eastAsia="Arial" w:hAnsi="Arial"/>
+                <w:color w:val="666666"/>
+                <w:sz w:val="14"/>
+                <w:szCs w:val="14"/>
+              </w:rPr>
+              <w:t xml:space="preserve">If EDIT, type your requested change here:</w:t>
+            </w:r>
+          </w:p>
+          <w:p>
+            <w:pPr>
+              <w:spacing w:after="400" w:before="0"/>
+            </w:pPr>
+            <w:r>
+              <w:rPr>
+                <w:rFonts w:ascii="Arial" w:cs="Arial" w:eastAsia="Arial" w:hAnsi="Arial"/>
+                <w:sz w:val="17"/>
+                <w:szCs w:val="17"/>
+              </w:rPr>
+              <w:t xml:space="preserve"> </w:t>
+            </w:r>
+          </w:p>
+          <w:p>
+            <w:pPr>
+              <w:spacing w:after="400" w:before="0"/>
+            </w:pPr>
+            <w:r>
+              <w:rPr>
+                <w:rFonts w:ascii="Arial" w:cs="Arial" w:eastAsia="Arial" w:hAnsi="Arial"/>
+                <w:sz w:val="17"/>
+                <w:szCs w:val="17"/>
+              </w:rPr>
+              <w:t xml:space="preserve"> </w:t>
+            </w:r>
+          </w:p>
+          <w:p>
+            <w:pPr>
+              <w:spacing w:after="0" w:before="0"/>
+            </w:pPr>
+            <w:r>
+              <w:rPr>
+                <w:rFonts w:ascii="Arial" w:cs="Arial" w:eastAsia="Arial" w:hAnsi="Arial"/>
+                <w:color w:val="999999"/>
+                <w:sz w:val="12"/>
+                <w:szCs w:val="12"/>
+              </w:rPr>
+              <w:t xml:space="preserve">Item coremath_2_4 G1</w:t>
             </w:r>
           </w:p>
         </w:tc>
@@ -6924,33 +8549,49 @@
       <w:tr>
         <w:tc>
           <w:tcPr>
-            <w:tcW w:type="dxa" w:w="1050"/>
-            <w:tcBorders>
-              <w:top w:val="single" w:color="999999" w:sz="4"/>
-              <w:left w:val="single" w:color="999999" w:sz="4"/>
-              <w:bottom w:val="single" w:color="999999" w:sz="4"/>
-              <w:right w:val="single" w:color="999999" w:sz="4"/>
-            </w:tcBorders>
-            <w:tcMar>
-              <w:top w:type="dxa" w:w="50"/>
-              <w:left w:type="dxa" w:w="80"/>
-              <w:bottom w:type="dxa" w:w="50"/>
-              <w:right w:type="dxa" w:w="80"/>
-            </w:tcMar>
-          </w:tcPr>
-          <w:p>
-            <w:pPr>
-              <w:spacing w:after="60" w:before="0"/>
-            </w:pPr>
-            <w:r>
-              <w:rPr>
-                <w:rFonts w:ascii="Arial" w:cs="Arial" w:eastAsia="Arial" w:hAnsi="Arial"/>
-                <w:b/>
-                <w:bCs/>
-                <w:sz w:val="17"/>
-                <w:szCs w:val="17"/>
-              </w:rPr>
-              <w:t xml:space="preserve">050</w:t>
+            <w:tcW w:type="dxa" w:w="1300"/>
+            <w:tcBorders>
+              <w:top w:val="single" w:color="999999" w:sz="4"/>
+              <w:left w:val="single" w:color="999999" w:sz="4"/>
+              <w:bottom w:val="single" w:color="999999" w:sz="4"/>
+              <w:right w:val="single" w:color="999999" w:sz="4"/>
+            </w:tcBorders>
+            <w:tcMar>
+              <w:top w:type="dxa" w:w="50"/>
+              <w:left w:type="dxa" w:w="80"/>
+              <w:bottom w:type="dxa" w:w="50"/>
+              <w:right w:type="dxa" w:w="80"/>
+            </w:tcMar>
+          </w:tcPr>
+          <w:p>
+            <w:pPr>
+              <w:spacing w:after="20" w:before="0"/>
+            </w:pPr>
+            <w:r>
+              <w:rPr>
+                <w:rFonts w:ascii="Arial" w:cs="Arial" w:eastAsia="Arial" w:hAnsi="Arial"/>
+                <w:b/>
+                <w:bCs/>
+                <w:color w:val="1F3864"/>
+                <w:sz w:val="14"/>
+                <w:szCs w:val="14"/>
+              </w:rPr>
+              <w:t xml:space="preserve">SUB-STRAND 2.4 TRIGONOMETRY 1</w:t>
+            </w:r>
+          </w:p>
+          <w:p>
+            <w:pPr>
+              <w:spacing w:after="60" w:before="0"/>
+            </w:pPr>
+            <w:r>
+              <w:rPr>
+                <w:rFonts w:ascii="Arial" w:cs="Arial" w:eastAsia="Arial" w:hAnsi="Arial"/>
+                <w:b/>
+                <w:bCs/>
+                <w:sz w:val="17"/>
+                <w:szCs w:val="17"/>
+              </w:rPr>
+              <w:t xml:space="preserve">coremath_2_4-050</w:t>
             </w:r>
           </w:p>
           <w:p>
@@ -6972,7 +8613,7 @@
         </w:tc>
         <w:tc>
           <w:tcPr>
-            <w:tcW w:type="dxa" w:w="2000"/>
+            <w:tcW w:type="dxa" w:w="1700"/>
             <w:tcBorders>
               <w:top w:val="single" w:color="999999" w:sz="4"/>
               <w:left w:val="single" w:color="999999" w:sz="4"/>
@@ -7017,7 +8658,7 @@
         </w:tc>
         <w:tc>
           <w:tcPr>
-            <w:tcW w:type="dxa" w:w="4600"/>
+            <w:tcW w:type="dxa" w:w="4100"/>
             <w:tcBorders>
               <w:top w:val="single" w:color="999999" w:sz="4"/>
               <w:left w:val="single" w:color="999999" w:sz="4"/>
@@ -7096,7 +8737,7 @@
         </w:tc>
         <w:tc>
           <w:tcPr>
-            <w:tcW w:type="dxa" w:w="3150"/>
+            <w:tcW w:type="dxa" w:w="2700"/>
             <w:tcBorders>
               <w:top w:val="single" w:color="999999" w:sz="4"/>
               <w:left w:val="single" w:color="999999" w:sz="4"/>
@@ -7142,7 +8783,7 @@
         </w:tc>
         <w:tc>
           <w:tcPr>
-            <w:tcW w:type="dxa" w:w="1900"/>
+            <w:tcW w:type="dxa" w:w="1500"/>
             <w:tcBorders>
               <w:top w:val="single" w:color="999999" w:sz="4"/>
               <w:left w:val="single" w:color="999999" w:sz="4"/>
@@ -7172,46 +8813,144 @@
         </w:tc>
         <w:tc>
           <w:tcPr>
-            <w:tcW w:type="dxa" w:w="980"/>
-            <w:tcBorders>
-              <w:top w:val="single" w:color="999999" w:sz="4"/>
-              <w:left w:val="single" w:color="999999" w:sz="4"/>
-              <w:bottom w:val="single" w:color="999999" w:sz="4"/>
-              <w:right w:val="single" w:color="999999" w:sz="4"/>
-            </w:tcBorders>
-            <w:tcMar>
-              <w:top w:type="dxa" w:w="50"/>
-              <w:left w:type="dxa" w:w="80"/>
-              <w:bottom w:type="dxa" w:w="50"/>
-              <w:right w:type="dxa" w:w="80"/>
-            </w:tcMar>
-          </w:tcPr>
-          <w:p>
-            <w:pPr>
-              <w:spacing w:after="60" w:before="0"/>
-              <w:jc w:val="center"/>
-            </w:pPr>
-            <w:r>
-              <w:rPr>
-                <w:rFonts w:ascii="Arial" w:cs="Arial" w:eastAsia="Arial" w:hAnsi="Arial"/>
-                <w:sz w:val="22"/>
-                <w:szCs w:val="22"/>
-              </w:rPr>
-              <w:t xml:space="preserve">☐</w:t>
-            </w:r>
-          </w:p>
-          <w:p>
-            <w:pPr>
-              <w:spacing w:after="60" w:before="0"/>
-              <w:jc w:val="center"/>
-            </w:pPr>
-            <w:r>
-              <w:rPr>
-                <w:rFonts w:ascii="Arial" w:cs="Arial" w:eastAsia="Arial" w:hAnsi="Arial"/>
-                <w:sz w:val="13"/>
-                <w:szCs w:val="13"/>
-              </w:rPr>
-              <w:t xml:space="preserve">Accept / reject / edit</w:t>
+            <w:tcW w:type="dxa" w:w="2380"/>
+            <w:tcBorders>
+              <w:top w:val="single" w:color="999999" w:sz="4"/>
+              <w:left w:val="single" w:color="999999" w:sz="4"/>
+              <w:bottom w:val="single" w:color="999999" w:sz="4"/>
+              <w:right w:val="single" w:color="999999" w:sz="4"/>
+            </w:tcBorders>
+            <w:tcMar>
+              <w:top w:type="dxa" w:w="50"/>
+              <w:left w:type="dxa" w:w="80"/>
+              <w:bottom w:type="dxa" w:w="50"/>
+              <w:right w:type="dxa" w:w="80"/>
+            </w:tcMar>
+          </w:tcPr>
+          <w:p>
+            <w:pPr>
+              <w:spacing w:after="20" w:before="0"/>
+            </w:pPr>
+            <w:r>
+              <w:rPr>
+                <w:rFonts w:ascii="Arial" w:cs="Arial" w:eastAsia="Arial" w:hAnsi="Arial"/>
+                <w:color w:val="666666"/>
+                <w:sz w:val="14"/>
+                <w:szCs w:val="14"/>
+              </w:rPr>
+              <w:t xml:space="preserve">Tick ONE:</w:t>
+            </w:r>
+          </w:p>
+          <w:p>
+            <w:pPr>
+              <w:spacing w:after="40" w:before="40"/>
+            </w:pPr>
+            <w:sdt>
+              <w:sdtPr>
+                <w14:checkbox>
+                  <w14:checked w14:val="0"/>
+                  <w14:checkedState w14:val="2612" w14:font="MS Gothic"/>
+                  <w14:uncheckedState w14:val="2610" w14:font="MS Gothic"/>
+                </w14:checkbox>
+              </w:sdtPr>
+              <w:sdtContent>
+                <w:r>
+                  <w:sym w:char="2610" w:font="MS Gothic"/>
+                </w:r>
+              </w:sdtContent>
+            </w:sdt>
+            <w:r>
+              <w:rPr>
+                <w:rFonts w:ascii="Arial" w:cs="Arial" w:eastAsia="Arial" w:hAnsi="Arial"/>
+                <w:b/>
+                <w:bCs/>
+                <w:sz w:val="18"/>
+                <w:szCs w:val="18"/>
+              </w:rPr>
+              <w:t xml:space="preserve"> ACCEPT</w:t>
+            </w:r>
+          </w:p>
+          <w:p>
+            <w:pPr>
+              <w:spacing w:after="40" w:before="40"/>
+            </w:pPr>
+            <w:sdt>
+              <w:sdtPr>
+                <w14:checkbox>
+                  <w14:checked w14:val="0"/>
+                  <w14:checkedState w14:val="2612" w14:font="MS Gothic"/>
+                  <w14:uncheckedState w14:val="2610" w14:font="MS Gothic"/>
+                </w14:checkbox>
+              </w:sdtPr>
+              <w:sdtContent>
+                <w:r>
+                  <w:sym w:char="2610" w:font="MS Gothic"/>
+                </w:r>
+              </w:sdtContent>
+            </w:sdt>
+            <w:r>
+              <w:rPr>
+                <w:rFonts w:ascii="Arial" w:cs="Arial" w:eastAsia="Arial" w:hAnsi="Arial"/>
+                <w:b/>
+                <w:bCs/>
+                <w:sz w:val="18"/>
+                <w:szCs w:val="18"/>
+              </w:rPr>
+              <w:t xml:space="preserve"> EDIT</w:t>
+            </w:r>
+          </w:p>
+          <w:p>
+            <w:pPr>
+              <w:spacing w:after="20" w:before="80"/>
+            </w:pPr>
+            <w:r>
+              <w:rPr>
+                <w:rFonts w:ascii="Arial" w:cs="Arial" w:eastAsia="Arial" w:hAnsi="Arial"/>
+                <w:color w:val="666666"/>
+                <w:sz w:val="14"/>
+                <w:szCs w:val="14"/>
+              </w:rPr>
+              <w:t xml:space="preserve">If EDIT, type your requested change here:</w:t>
+            </w:r>
+          </w:p>
+          <w:p>
+            <w:pPr>
+              <w:spacing w:after="400" w:before="0"/>
+            </w:pPr>
+            <w:r>
+              <w:rPr>
+                <w:rFonts w:ascii="Arial" w:cs="Arial" w:eastAsia="Arial" w:hAnsi="Arial"/>
+                <w:sz w:val="17"/>
+                <w:szCs w:val="17"/>
+              </w:rPr>
+              <w:t xml:space="preserve"> </w:t>
+            </w:r>
+          </w:p>
+          <w:p>
+            <w:pPr>
+              <w:spacing w:after="400" w:before="0"/>
+            </w:pPr>
+            <w:r>
+              <w:rPr>
+                <w:rFonts w:ascii="Arial" w:cs="Arial" w:eastAsia="Arial" w:hAnsi="Arial"/>
+                <w:sz w:val="17"/>
+                <w:szCs w:val="17"/>
+              </w:rPr>
+              <w:t xml:space="preserve"> </w:t>
+            </w:r>
+          </w:p>
+          <w:p>
+            <w:pPr>
+              <w:spacing w:after="0" w:before="0"/>
+            </w:pPr>
+            <w:r>
+              <w:rPr>
+                <w:rFonts w:ascii="Arial" w:cs="Arial" w:eastAsia="Arial" w:hAnsi="Arial"/>
+                <w:color w:val="999999"/>
+                <w:sz w:val="12"/>
+                <w:szCs w:val="12"/>
+              </w:rPr>
+              <w:t xml:space="preserve">Item coremath_2_4-050</w:t>
             </w:r>
           </w:p>
         </w:tc>
@@ -7219,39 +8958,55 @@
       <w:tr>
         <w:tc>
           <w:tcPr>
-            <w:tcW w:type="dxa" w:w="1050"/>
-            <w:tcBorders>
-              <w:top w:val="single" w:color="999999" w:sz="4"/>
-              <w:left w:val="single" w:color="999999" w:sz="4"/>
-              <w:bottom w:val="single" w:color="999999" w:sz="4"/>
-              <w:right w:val="single" w:color="999999" w:sz="4"/>
-            </w:tcBorders>
-            <w:tcMar>
-              <w:top w:type="dxa" w:w="50"/>
-              <w:left w:type="dxa" w:w="80"/>
-              <w:bottom w:type="dxa" w:w="50"/>
-              <w:right w:type="dxa" w:w="80"/>
-            </w:tcMar>
-          </w:tcPr>
-          <w:p>
-            <w:pPr>
-              <w:spacing w:after="60" w:before="0"/>
-            </w:pPr>
-            <w:r>
-              <w:rPr>
-                <w:rFonts w:ascii="Arial" w:cs="Arial" w:eastAsia="Arial" w:hAnsi="Arial"/>
-                <w:b/>
-                <w:bCs/>
-                <w:sz w:val="17"/>
-                <w:szCs w:val="17"/>
-              </w:rPr>
-              <w:t xml:space="preserve">051</w:t>
-            </w:r>
-          </w:p>
-        </w:tc>
-        <w:tc>
-          <w:tcPr>
-            <w:tcW w:type="dxa" w:w="2000"/>
+            <w:tcW w:type="dxa" w:w="1300"/>
+            <w:tcBorders>
+              <w:top w:val="single" w:color="999999" w:sz="4"/>
+              <w:left w:val="single" w:color="999999" w:sz="4"/>
+              <w:bottom w:val="single" w:color="999999" w:sz="4"/>
+              <w:right w:val="single" w:color="999999" w:sz="4"/>
+            </w:tcBorders>
+            <w:tcMar>
+              <w:top w:type="dxa" w:w="50"/>
+              <w:left w:type="dxa" w:w="80"/>
+              <w:bottom w:type="dxa" w:w="50"/>
+              <w:right w:type="dxa" w:w="80"/>
+            </w:tcMar>
+          </w:tcPr>
+          <w:p>
+            <w:pPr>
+              <w:spacing w:after="20" w:before="0"/>
+            </w:pPr>
+            <w:r>
+              <w:rPr>
+                <w:rFonts w:ascii="Arial" w:cs="Arial" w:eastAsia="Arial" w:hAnsi="Arial"/>
+                <w:b/>
+                <w:bCs/>
+                <w:color w:val="1F3864"/>
+                <w:sz w:val="14"/>
+                <w:szCs w:val="14"/>
+              </w:rPr>
+              <w:t xml:space="preserve">SUB-STRAND 2.4 TRIGONOMETRY 1</w:t>
+            </w:r>
+          </w:p>
+          <w:p>
+            <w:pPr>
+              <w:spacing w:after="60" w:before="0"/>
+            </w:pPr>
+            <w:r>
+              <w:rPr>
+                <w:rFonts w:ascii="Arial" w:cs="Arial" w:eastAsia="Arial" w:hAnsi="Arial"/>
+                <w:b/>
+                <w:bCs/>
+                <w:sz w:val="17"/>
+                <w:szCs w:val="17"/>
+              </w:rPr>
+              <w:t xml:space="preserve">coremath_2_4-051</w:t>
+            </w:r>
+          </w:p>
+        </w:tc>
+        <w:tc>
+          <w:tcPr>
+            <w:tcW w:type="dxa" w:w="1700"/>
             <w:tcBorders>
               <w:top w:val="single" w:color="999999" w:sz="4"/>
               <w:left w:val="single" w:color="999999" w:sz="4"/>
@@ -7296,7 +9051,7 @@
         </w:tc>
         <w:tc>
           <w:tcPr>
-            <w:tcW w:type="dxa" w:w="4600"/>
+            <w:tcW w:type="dxa" w:w="4100"/>
             <w:tcBorders>
               <w:top w:val="single" w:color="999999" w:sz="4"/>
               <w:left w:val="single" w:color="999999" w:sz="4"/>
@@ -7375,7 +9130,7 @@
         </w:tc>
         <w:tc>
           <w:tcPr>
-            <w:tcW w:type="dxa" w:w="3150"/>
+            <w:tcW w:type="dxa" w:w="2700"/>
             <w:tcBorders>
               <w:top w:val="single" w:color="999999" w:sz="4"/>
               <w:left w:val="single" w:color="999999" w:sz="4"/>
@@ -7421,7 +9176,7 @@
         </w:tc>
         <w:tc>
           <w:tcPr>
-            <w:tcW w:type="dxa" w:w="1900"/>
+            <w:tcW w:type="dxa" w:w="1500"/>
             <w:tcBorders>
               <w:top w:val="single" w:color="999999" w:sz="4"/>
               <w:left w:val="single" w:color="999999" w:sz="4"/>
@@ -7451,46 +9206,144 @@
         </w:tc>
         <w:tc>
           <w:tcPr>
-            <w:tcW w:type="dxa" w:w="980"/>
-            <w:tcBorders>
-              <w:top w:val="single" w:color="999999" w:sz="4"/>
-              <w:left w:val="single" w:color="999999" w:sz="4"/>
-              <w:bottom w:val="single" w:color="999999" w:sz="4"/>
-              <w:right w:val="single" w:color="999999" w:sz="4"/>
-            </w:tcBorders>
-            <w:tcMar>
-              <w:top w:type="dxa" w:w="50"/>
-              <w:left w:type="dxa" w:w="80"/>
-              <w:bottom w:type="dxa" w:w="50"/>
-              <w:right w:type="dxa" w:w="80"/>
-            </w:tcMar>
-          </w:tcPr>
-          <w:p>
-            <w:pPr>
-              <w:spacing w:after="60" w:before="0"/>
-              <w:jc w:val="center"/>
-            </w:pPr>
-            <w:r>
-              <w:rPr>
-                <w:rFonts w:ascii="Arial" w:cs="Arial" w:eastAsia="Arial" w:hAnsi="Arial"/>
-                <w:sz w:val="22"/>
-                <w:szCs w:val="22"/>
-              </w:rPr>
-              <w:t xml:space="preserve">☐</w:t>
-            </w:r>
-          </w:p>
-          <w:p>
-            <w:pPr>
-              <w:spacing w:after="60" w:before="0"/>
-              <w:jc w:val="center"/>
-            </w:pPr>
-            <w:r>
-              <w:rPr>
-                <w:rFonts w:ascii="Arial" w:cs="Arial" w:eastAsia="Arial" w:hAnsi="Arial"/>
-                <w:sz w:val="13"/>
-                <w:szCs w:val="13"/>
-              </w:rPr>
-              <w:t xml:space="preserve">Accept / reject / edit</w:t>
+            <w:tcW w:type="dxa" w:w="2380"/>
+            <w:tcBorders>
+              <w:top w:val="single" w:color="999999" w:sz="4"/>
+              <w:left w:val="single" w:color="999999" w:sz="4"/>
+              <w:bottom w:val="single" w:color="999999" w:sz="4"/>
+              <w:right w:val="single" w:color="999999" w:sz="4"/>
+            </w:tcBorders>
+            <w:tcMar>
+              <w:top w:type="dxa" w:w="50"/>
+              <w:left w:type="dxa" w:w="80"/>
+              <w:bottom w:type="dxa" w:w="50"/>
+              <w:right w:type="dxa" w:w="80"/>
+            </w:tcMar>
+          </w:tcPr>
+          <w:p>
+            <w:pPr>
+              <w:spacing w:after="20" w:before="0"/>
+            </w:pPr>
+            <w:r>
+              <w:rPr>
+                <w:rFonts w:ascii="Arial" w:cs="Arial" w:eastAsia="Arial" w:hAnsi="Arial"/>
+                <w:color w:val="666666"/>
+                <w:sz w:val="14"/>
+                <w:szCs w:val="14"/>
+              </w:rPr>
+              <w:t xml:space="preserve">Tick ONE:</w:t>
+            </w:r>
+          </w:p>
+          <w:p>
+            <w:pPr>
+              <w:spacing w:after="40" w:before="40"/>
+            </w:pPr>
+            <w:sdt>
+              <w:sdtPr>
+                <w14:checkbox>
+                  <w14:checked w14:val="0"/>
+                  <w14:checkedState w14:val="2612" w14:font="MS Gothic"/>
+                  <w14:uncheckedState w14:val="2610" w14:font="MS Gothic"/>
+                </w14:checkbox>
+              </w:sdtPr>
+              <w:sdtContent>
+                <w:r>
+                  <w:sym w:char="2610" w:font="MS Gothic"/>
+                </w:r>
+              </w:sdtContent>
+            </w:sdt>
+            <w:r>
+              <w:rPr>
+                <w:rFonts w:ascii="Arial" w:cs="Arial" w:eastAsia="Arial" w:hAnsi="Arial"/>
+                <w:b/>
+                <w:bCs/>
+                <w:sz w:val="18"/>
+                <w:szCs w:val="18"/>
+              </w:rPr>
+              <w:t xml:space="preserve"> ACCEPT</w:t>
+            </w:r>
+          </w:p>
+          <w:p>
+            <w:pPr>
+              <w:spacing w:after="40" w:before="40"/>
+            </w:pPr>
+            <w:sdt>
+              <w:sdtPr>
+                <w14:checkbox>
+                  <w14:checked w14:val="0"/>
+                  <w14:checkedState w14:val="2612" w14:font="MS Gothic"/>
+                  <w14:uncheckedState w14:val="2610" w14:font="MS Gothic"/>
+                </w14:checkbox>
+              </w:sdtPr>
+              <w:sdtContent>
+                <w:r>
+                  <w:sym w:char="2610" w:font="MS Gothic"/>
+                </w:r>
+              </w:sdtContent>
+            </w:sdt>
+            <w:r>
+              <w:rPr>
+                <w:rFonts w:ascii="Arial" w:cs="Arial" w:eastAsia="Arial" w:hAnsi="Arial"/>
+                <w:b/>
+                <w:bCs/>
+                <w:sz w:val="18"/>
+                <w:szCs w:val="18"/>
+              </w:rPr>
+              <w:t xml:space="preserve"> EDIT</w:t>
+            </w:r>
+          </w:p>
+          <w:p>
+            <w:pPr>
+              <w:spacing w:after="20" w:before="80"/>
+            </w:pPr>
+            <w:r>
+              <w:rPr>
+                <w:rFonts w:ascii="Arial" w:cs="Arial" w:eastAsia="Arial" w:hAnsi="Arial"/>
+                <w:color w:val="666666"/>
+                <w:sz w:val="14"/>
+                <w:szCs w:val="14"/>
+              </w:rPr>
+              <w:t xml:space="preserve">If EDIT, type your requested change here:</w:t>
+            </w:r>
+          </w:p>
+          <w:p>
+            <w:pPr>
+              <w:spacing w:after="400" w:before="0"/>
+            </w:pPr>
+            <w:r>
+              <w:rPr>
+                <w:rFonts w:ascii="Arial" w:cs="Arial" w:eastAsia="Arial" w:hAnsi="Arial"/>
+                <w:sz w:val="17"/>
+                <w:szCs w:val="17"/>
+              </w:rPr>
+              <w:t xml:space="preserve"> </w:t>
+            </w:r>
+          </w:p>
+          <w:p>
+            <w:pPr>
+              <w:spacing w:after="400" w:before="0"/>
+            </w:pPr>
+            <w:r>
+              <w:rPr>
+                <w:rFonts w:ascii="Arial" w:cs="Arial" w:eastAsia="Arial" w:hAnsi="Arial"/>
+                <w:sz w:val="17"/>
+                <w:szCs w:val="17"/>
+              </w:rPr>
+              <w:t xml:space="preserve"> </w:t>
+            </w:r>
+          </w:p>
+          <w:p>
+            <w:pPr>
+              <w:spacing w:after="0" w:before="0"/>
+            </w:pPr>
+            <w:r>
+              <w:rPr>
+                <w:rFonts w:ascii="Arial" w:cs="Arial" w:eastAsia="Arial" w:hAnsi="Arial"/>
+                <w:color w:val="999999"/>
+                <w:sz w:val="12"/>
+                <w:szCs w:val="12"/>
+              </w:rPr>
+              <w:t xml:space="preserve">Item coremath_2_4-051</w:t>
             </w:r>
           </w:p>
         </w:tc>
@@ -7498,33 +9351,49 @@
       <w:tr>
         <w:tc>
           <w:tcPr>
-            <w:tcW w:type="dxa" w:w="1050"/>
-            <w:tcBorders>
-              <w:top w:val="single" w:color="999999" w:sz="4"/>
-              <w:left w:val="single" w:color="999999" w:sz="4"/>
-              <w:bottom w:val="single" w:color="999999" w:sz="4"/>
-              <w:right w:val="single" w:color="999999" w:sz="4"/>
-            </w:tcBorders>
-            <w:tcMar>
-              <w:top w:type="dxa" w:w="50"/>
-              <w:left w:type="dxa" w:w="80"/>
-              <w:bottom w:type="dxa" w:w="50"/>
-              <w:right w:type="dxa" w:w="80"/>
-            </w:tcMar>
-          </w:tcPr>
-          <w:p>
-            <w:pPr>
-              <w:spacing w:after="60" w:before="0"/>
-            </w:pPr>
-            <w:r>
-              <w:rPr>
-                <w:rFonts w:ascii="Arial" w:cs="Arial" w:eastAsia="Arial" w:hAnsi="Arial"/>
-                <w:b/>
-                <w:bCs/>
-                <w:sz w:val="17"/>
-                <w:szCs w:val="17"/>
-              </w:rPr>
-              <w:t xml:space="preserve">G11</w:t>
+            <w:tcW w:type="dxa" w:w="1300"/>
+            <w:tcBorders>
+              <w:top w:val="single" w:color="999999" w:sz="4"/>
+              <w:left w:val="single" w:color="999999" w:sz="4"/>
+              <w:bottom w:val="single" w:color="999999" w:sz="4"/>
+              <w:right w:val="single" w:color="999999" w:sz="4"/>
+            </w:tcBorders>
+            <w:tcMar>
+              <w:top w:type="dxa" w:w="50"/>
+              <w:left w:type="dxa" w:w="80"/>
+              <w:bottom w:type="dxa" w:w="50"/>
+              <w:right w:type="dxa" w:w="80"/>
+            </w:tcMar>
+          </w:tcPr>
+          <w:p>
+            <w:pPr>
+              <w:spacing w:after="20" w:before="0"/>
+            </w:pPr>
+            <w:r>
+              <w:rPr>
+                <w:rFonts w:ascii="Arial" w:cs="Arial" w:eastAsia="Arial" w:hAnsi="Arial"/>
+                <w:b/>
+                <w:bCs/>
+                <w:color w:val="1F3864"/>
+                <w:sz w:val="14"/>
+                <w:szCs w:val="14"/>
+              </w:rPr>
+              <w:t xml:space="preserve">SUB-STRAND 2.4 TRIGONOMETRY 1</w:t>
+            </w:r>
+          </w:p>
+          <w:p>
+            <w:pPr>
+              <w:spacing w:after="60" w:before="0"/>
+            </w:pPr>
+            <w:r>
+              <w:rPr>
+                <w:rFonts w:ascii="Arial" w:cs="Arial" w:eastAsia="Arial" w:hAnsi="Arial"/>
+                <w:b/>
+                <w:bCs/>
+                <w:sz w:val="17"/>
+                <w:szCs w:val="17"/>
+              </w:rPr>
+              <w:t xml:space="preserve">coremath_2_4 G11 (group)</w:t>
             </w:r>
           </w:p>
           <w:p>
@@ -7546,7 +9415,7 @@
         </w:tc>
         <w:tc>
           <w:tcPr>
-            <w:tcW w:type="dxa" w:w="2000"/>
+            <w:tcW w:type="dxa" w:w="1700"/>
             <w:tcBorders>
               <w:top w:val="single" w:color="999999" w:sz="4"/>
               <w:left w:val="single" w:color="999999" w:sz="4"/>
@@ -7606,7 +9475,7 @@
         </w:tc>
         <w:tc>
           <w:tcPr>
-            <w:tcW w:type="dxa" w:w="4600"/>
+            <w:tcW w:type="dxa" w:w="4100"/>
             <w:tcBorders>
               <w:top w:val="single" w:color="999999" w:sz="4"/>
               <w:left w:val="single" w:color="999999" w:sz="4"/>
@@ -7740,7 +9609,7 @@
         </w:tc>
         <w:tc>
           <w:tcPr>
-            <w:tcW w:type="dxa" w:w="3150"/>
+            <w:tcW w:type="dxa" w:w="2700"/>
             <w:tcBorders>
               <w:top w:val="single" w:color="999999" w:sz="4"/>
               <w:left w:val="single" w:color="999999" w:sz="4"/>
@@ -7786,7 +9655,7 @@
         </w:tc>
         <w:tc>
           <w:tcPr>
-            <w:tcW w:type="dxa" w:w="1900"/>
+            <w:tcW w:type="dxa" w:w="1500"/>
             <w:tcBorders>
               <w:top w:val="single" w:color="999999" w:sz="4"/>
               <w:left w:val="single" w:color="999999" w:sz="4"/>
@@ -7816,46 +9685,144 @@
         </w:tc>
         <w:tc>
           <w:tcPr>
-            <w:tcW w:type="dxa" w:w="980"/>
-            <w:tcBorders>
-              <w:top w:val="single" w:color="999999" w:sz="4"/>
-              <w:left w:val="single" w:color="999999" w:sz="4"/>
-              <w:bottom w:val="single" w:color="999999" w:sz="4"/>
-              <w:right w:val="single" w:color="999999" w:sz="4"/>
-            </w:tcBorders>
-            <w:tcMar>
-              <w:top w:type="dxa" w:w="50"/>
-              <w:left w:type="dxa" w:w="80"/>
-              <w:bottom w:type="dxa" w:w="50"/>
-              <w:right w:type="dxa" w:w="80"/>
-            </w:tcMar>
-          </w:tcPr>
-          <w:p>
-            <w:pPr>
-              <w:spacing w:after="60" w:before="0"/>
-              <w:jc w:val="center"/>
-            </w:pPr>
-            <w:r>
-              <w:rPr>
-                <w:rFonts w:ascii="Arial" w:cs="Arial" w:eastAsia="Arial" w:hAnsi="Arial"/>
-                <w:sz w:val="22"/>
-                <w:szCs w:val="22"/>
-              </w:rPr>
-              <w:t xml:space="preserve">☐</w:t>
-            </w:r>
-          </w:p>
-          <w:p>
-            <w:pPr>
-              <w:spacing w:after="60" w:before="0"/>
-              <w:jc w:val="center"/>
-            </w:pPr>
-            <w:r>
-              <w:rPr>
-                <w:rFonts w:ascii="Arial" w:cs="Arial" w:eastAsia="Arial" w:hAnsi="Arial"/>
-                <w:sz w:val="13"/>
-                <w:szCs w:val="13"/>
-              </w:rPr>
-              <w:t xml:space="preserve">Accept / reject / edit</w:t>
+            <w:tcW w:type="dxa" w:w="2380"/>
+            <w:tcBorders>
+              <w:top w:val="single" w:color="999999" w:sz="4"/>
+              <w:left w:val="single" w:color="999999" w:sz="4"/>
+              <w:bottom w:val="single" w:color="999999" w:sz="4"/>
+              <w:right w:val="single" w:color="999999" w:sz="4"/>
+            </w:tcBorders>
+            <w:tcMar>
+              <w:top w:type="dxa" w:w="50"/>
+              <w:left w:type="dxa" w:w="80"/>
+              <w:bottom w:type="dxa" w:w="50"/>
+              <w:right w:type="dxa" w:w="80"/>
+            </w:tcMar>
+          </w:tcPr>
+          <w:p>
+            <w:pPr>
+              <w:spacing w:after="20" w:before="0"/>
+            </w:pPr>
+            <w:r>
+              <w:rPr>
+                <w:rFonts w:ascii="Arial" w:cs="Arial" w:eastAsia="Arial" w:hAnsi="Arial"/>
+                <w:color w:val="666666"/>
+                <w:sz w:val="14"/>
+                <w:szCs w:val="14"/>
+              </w:rPr>
+              <w:t xml:space="preserve">Tick ONE:</w:t>
+            </w:r>
+          </w:p>
+          <w:p>
+            <w:pPr>
+              <w:spacing w:after="40" w:before="40"/>
+            </w:pPr>
+            <w:sdt>
+              <w:sdtPr>
+                <w14:checkbox>
+                  <w14:checked w14:val="0"/>
+                  <w14:checkedState w14:val="2612" w14:font="MS Gothic"/>
+                  <w14:uncheckedState w14:val="2610" w14:font="MS Gothic"/>
+                </w14:checkbox>
+              </w:sdtPr>
+              <w:sdtContent>
+                <w:r>
+                  <w:sym w:char="2610" w:font="MS Gothic"/>
+                </w:r>
+              </w:sdtContent>
+            </w:sdt>
+            <w:r>
+              <w:rPr>
+                <w:rFonts w:ascii="Arial" w:cs="Arial" w:eastAsia="Arial" w:hAnsi="Arial"/>
+                <w:b/>
+                <w:bCs/>
+                <w:sz w:val="18"/>
+                <w:szCs w:val="18"/>
+              </w:rPr>
+              <w:t xml:space="preserve"> ACCEPT</w:t>
+            </w:r>
+          </w:p>
+          <w:p>
+            <w:pPr>
+              <w:spacing w:after="40" w:before="40"/>
+            </w:pPr>
+            <w:sdt>
+              <w:sdtPr>
+                <w14:checkbox>
+                  <w14:checked w14:val="0"/>
+                  <w14:checkedState w14:val="2612" w14:font="MS Gothic"/>
+                  <w14:uncheckedState w14:val="2610" w14:font="MS Gothic"/>
+                </w14:checkbox>
+              </w:sdtPr>
+              <w:sdtContent>
+                <w:r>
+                  <w:sym w:char="2610" w:font="MS Gothic"/>
+                </w:r>
+              </w:sdtContent>
+            </w:sdt>
+            <w:r>
+              <w:rPr>
+                <w:rFonts w:ascii="Arial" w:cs="Arial" w:eastAsia="Arial" w:hAnsi="Arial"/>
+                <w:b/>
+                <w:bCs/>
+                <w:sz w:val="18"/>
+                <w:szCs w:val="18"/>
+              </w:rPr>
+              <w:t xml:space="preserve"> EDIT</w:t>
+            </w:r>
+          </w:p>
+          <w:p>
+            <w:pPr>
+              <w:spacing w:after="20" w:before="80"/>
+            </w:pPr>
+            <w:r>
+              <w:rPr>
+                <w:rFonts w:ascii="Arial" w:cs="Arial" w:eastAsia="Arial" w:hAnsi="Arial"/>
+                <w:color w:val="666666"/>
+                <w:sz w:val="14"/>
+                <w:szCs w:val="14"/>
+              </w:rPr>
+              <w:t xml:space="preserve">If EDIT, type your requested change here:</w:t>
+            </w:r>
+          </w:p>
+          <w:p>
+            <w:pPr>
+              <w:spacing w:after="400" w:before="0"/>
+            </w:pPr>
+            <w:r>
+              <w:rPr>
+                <w:rFonts w:ascii="Arial" w:cs="Arial" w:eastAsia="Arial" w:hAnsi="Arial"/>
+                <w:sz w:val="17"/>
+                <w:szCs w:val="17"/>
+              </w:rPr>
+              <w:t xml:space="preserve"> </w:t>
+            </w:r>
+          </w:p>
+          <w:p>
+            <w:pPr>
+              <w:spacing w:after="400" w:before="0"/>
+            </w:pPr>
+            <w:r>
+              <w:rPr>
+                <w:rFonts w:ascii="Arial" w:cs="Arial" w:eastAsia="Arial" w:hAnsi="Arial"/>
+                <w:sz w:val="17"/>
+                <w:szCs w:val="17"/>
+              </w:rPr>
+              <w:t xml:space="preserve"> </w:t>
+            </w:r>
+          </w:p>
+          <w:p>
+            <w:pPr>
+              <w:spacing w:after="0" w:before="0"/>
+            </w:pPr>
+            <w:r>
+              <w:rPr>
+                <w:rFonts w:ascii="Arial" w:cs="Arial" w:eastAsia="Arial" w:hAnsi="Arial"/>
+                <w:color w:val="999999"/>
+                <w:sz w:val="12"/>
+                <w:szCs w:val="12"/>
+              </w:rPr>
+              <w:t xml:space="preserve">Item coremath_2_4 G11</w:t>
             </w:r>
           </w:p>
         </w:tc>
@@ -7863,33 +9830,49 @@
       <w:tr>
         <w:tc>
           <w:tcPr>
-            <w:tcW w:type="dxa" w:w="1050"/>
-            <w:tcBorders>
-              <w:top w:val="single" w:color="999999" w:sz="4"/>
-              <w:left w:val="single" w:color="999999" w:sz="4"/>
-              <w:bottom w:val="single" w:color="999999" w:sz="4"/>
-              <w:right w:val="single" w:color="999999" w:sz="4"/>
-            </w:tcBorders>
-            <w:tcMar>
-              <w:top w:type="dxa" w:w="50"/>
-              <w:left w:type="dxa" w:w="80"/>
-              <w:bottom w:type="dxa" w:w="50"/>
-              <w:right w:type="dxa" w:w="80"/>
-            </w:tcMar>
-          </w:tcPr>
-          <w:p>
-            <w:pPr>
-              <w:spacing w:after="60" w:before="0"/>
-            </w:pPr>
-            <w:r>
-              <w:rPr>
-                <w:rFonts w:ascii="Arial" w:cs="Arial" w:eastAsia="Arial" w:hAnsi="Arial"/>
-                <w:b/>
-                <w:bCs/>
-                <w:sz w:val="17"/>
-                <w:szCs w:val="17"/>
-              </w:rPr>
-              <w:t xml:space="preserve">054</w:t>
+            <w:tcW w:type="dxa" w:w="1300"/>
+            <w:tcBorders>
+              <w:top w:val="single" w:color="999999" w:sz="4"/>
+              <w:left w:val="single" w:color="999999" w:sz="4"/>
+              <w:bottom w:val="single" w:color="999999" w:sz="4"/>
+              <w:right w:val="single" w:color="999999" w:sz="4"/>
+            </w:tcBorders>
+            <w:tcMar>
+              <w:top w:type="dxa" w:w="50"/>
+              <w:left w:type="dxa" w:w="80"/>
+              <w:bottom w:type="dxa" w:w="50"/>
+              <w:right w:type="dxa" w:w="80"/>
+            </w:tcMar>
+          </w:tcPr>
+          <w:p>
+            <w:pPr>
+              <w:spacing w:after="20" w:before="0"/>
+            </w:pPr>
+            <w:r>
+              <w:rPr>
+                <w:rFonts w:ascii="Arial" w:cs="Arial" w:eastAsia="Arial" w:hAnsi="Arial"/>
+                <w:b/>
+                <w:bCs/>
+                <w:color w:val="1F3864"/>
+                <w:sz w:val="14"/>
+                <w:szCs w:val="14"/>
+              </w:rPr>
+              <w:t xml:space="preserve">SUB-STRAND 2.4 TRIGONOMETRY 1</w:t>
+            </w:r>
+          </w:p>
+          <w:p>
+            <w:pPr>
+              <w:spacing w:after="60" w:before="0"/>
+            </w:pPr>
+            <w:r>
+              <w:rPr>
+                <w:rFonts w:ascii="Arial" w:cs="Arial" w:eastAsia="Arial" w:hAnsi="Arial"/>
+                <w:b/>
+                <w:bCs/>
+                <w:sz w:val="17"/>
+                <w:szCs w:val="17"/>
+              </w:rPr>
+              <w:t xml:space="preserve">coremath_2_4-054</w:t>
             </w:r>
           </w:p>
           <w:p>
@@ -7911,7 +9894,7 @@
         </w:tc>
         <w:tc>
           <w:tcPr>
-            <w:tcW w:type="dxa" w:w="2000"/>
+            <w:tcW w:type="dxa" w:w="1700"/>
             <w:tcBorders>
               <w:top w:val="single" w:color="999999" w:sz="4"/>
               <w:left w:val="single" w:color="999999" w:sz="4"/>
@@ -7956,7 +9939,7 @@
         </w:tc>
         <w:tc>
           <w:tcPr>
-            <w:tcW w:type="dxa" w:w="4600"/>
+            <w:tcW w:type="dxa" w:w="4100"/>
             <w:tcBorders>
               <w:top w:val="single" w:color="999999" w:sz="4"/>
               <w:left w:val="single" w:color="999999" w:sz="4"/>
@@ -8035,7 +10018,7 @@
         </w:tc>
         <w:tc>
           <w:tcPr>
-            <w:tcW w:type="dxa" w:w="3150"/>
+            <w:tcW w:type="dxa" w:w="2700"/>
             <w:tcBorders>
               <w:top w:val="single" w:color="999999" w:sz="4"/>
               <w:left w:val="single" w:color="999999" w:sz="4"/>
@@ -8081,7 +10064,7 @@
         </w:tc>
         <w:tc>
           <w:tcPr>
-            <w:tcW w:type="dxa" w:w="1900"/>
+            <w:tcW w:type="dxa" w:w="1500"/>
             <w:tcBorders>
               <w:top w:val="single" w:color="999999" w:sz="4"/>
               <w:left w:val="single" w:color="999999" w:sz="4"/>
@@ -8111,46 +10094,144 @@
         </w:tc>
         <w:tc>
           <w:tcPr>
-            <w:tcW w:type="dxa" w:w="980"/>
-            <w:tcBorders>
-              <w:top w:val="single" w:color="999999" w:sz="4"/>
-              <w:left w:val="single" w:color="999999" w:sz="4"/>
-              <w:bottom w:val="single" w:color="999999" w:sz="4"/>
-              <w:right w:val="single" w:color="999999" w:sz="4"/>
-            </w:tcBorders>
-            <w:tcMar>
-              <w:top w:type="dxa" w:w="50"/>
-              <w:left w:type="dxa" w:w="80"/>
-              <w:bottom w:type="dxa" w:w="50"/>
-              <w:right w:type="dxa" w:w="80"/>
-            </w:tcMar>
-          </w:tcPr>
-          <w:p>
-            <w:pPr>
-              <w:spacing w:after="60" w:before="0"/>
-              <w:jc w:val="center"/>
-            </w:pPr>
-            <w:r>
-              <w:rPr>
-                <w:rFonts w:ascii="Arial" w:cs="Arial" w:eastAsia="Arial" w:hAnsi="Arial"/>
-                <w:sz w:val="22"/>
-                <w:szCs w:val="22"/>
-              </w:rPr>
-              <w:t xml:space="preserve">☐</w:t>
-            </w:r>
-          </w:p>
-          <w:p>
-            <w:pPr>
-              <w:spacing w:after="60" w:before="0"/>
-              <w:jc w:val="center"/>
-            </w:pPr>
-            <w:r>
-              <w:rPr>
-                <w:rFonts w:ascii="Arial" w:cs="Arial" w:eastAsia="Arial" w:hAnsi="Arial"/>
-                <w:sz w:val="13"/>
-                <w:szCs w:val="13"/>
-              </w:rPr>
-              <w:t xml:space="preserve">Accept / reject / edit</w:t>
+            <w:tcW w:type="dxa" w:w="2380"/>
+            <w:tcBorders>
+              <w:top w:val="single" w:color="999999" w:sz="4"/>
+              <w:left w:val="single" w:color="999999" w:sz="4"/>
+              <w:bottom w:val="single" w:color="999999" w:sz="4"/>
+              <w:right w:val="single" w:color="999999" w:sz="4"/>
+            </w:tcBorders>
+            <w:tcMar>
+              <w:top w:type="dxa" w:w="50"/>
+              <w:left w:type="dxa" w:w="80"/>
+              <w:bottom w:type="dxa" w:w="50"/>
+              <w:right w:type="dxa" w:w="80"/>
+            </w:tcMar>
+          </w:tcPr>
+          <w:p>
+            <w:pPr>
+              <w:spacing w:after="20" w:before="0"/>
+            </w:pPr>
+            <w:r>
+              <w:rPr>
+                <w:rFonts w:ascii="Arial" w:cs="Arial" w:eastAsia="Arial" w:hAnsi="Arial"/>
+                <w:color w:val="666666"/>
+                <w:sz w:val="14"/>
+                <w:szCs w:val="14"/>
+              </w:rPr>
+              <w:t xml:space="preserve">Tick ONE:</w:t>
+            </w:r>
+          </w:p>
+          <w:p>
+            <w:pPr>
+              <w:spacing w:after="40" w:before="40"/>
+            </w:pPr>
+            <w:sdt>
+              <w:sdtPr>
+                <w14:checkbox>
+                  <w14:checked w14:val="0"/>
+                  <w14:checkedState w14:val="2612" w14:font="MS Gothic"/>
+                  <w14:uncheckedState w14:val="2610" w14:font="MS Gothic"/>
+                </w14:checkbox>
+              </w:sdtPr>
+              <w:sdtContent>
+                <w:r>
+                  <w:sym w:char="2610" w:font="MS Gothic"/>
+                </w:r>
+              </w:sdtContent>
+            </w:sdt>
+            <w:r>
+              <w:rPr>
+                <w:rFonts w:ascii="Arial" w:cs="Arial" w:eastAsia="Arial" w:hAnsi="Arial"/>
+                <w:b/>
+                <w:bCs/>
+                <w:sz w:val="18"/>
+                <w:szCs w:val="18"/>
+              </w:rPr>
+              <w:t xml:space="preserve"> ACCEPT</w:t>
+            </w:r>
+          </w:p>
+          <w:p>
+            <w:pPr>
+              <w:spacing w:after="40" w:before="40"/>
+            </w:pPr>
+            <w:sdt>
+              <w:sdtPr>
+                <w14:checkbox>
+                  <w14:checked w14:val="0"/>
+                  <w14:checkedState w14:val="2612" w14:font="MS Gothic"/>
+                  <w14:uncheckedState w14:val="2610" w14:font="MS Gothic"/>
+                </w14:checkbox>
+              </w:sdtPr>
+              <w:sdtContent>
+                <w:r>
+                  <w:sym w:char="2610" w:font="MS Gothic"/>
+                </w:r>
+              </w:sdtContent>
+            </w:sdt>
+            <w:r>
+              <w:rPr>
+                <w:rFonts w:ascii="Arial" w:cs="Arial" w:eastAsia="Arial" w:hAnsi="Arial"/>
+                <w:b/>
+                <w:bCs/>
+                <w:sz w:val="18"/>
+                <w:szCs w:val="18"/>
+              </w:rPr>
+              <w:t xml:space="preserve"> EDIT</w:t>
+            </w:r>
+          </w:p>
+          <w:p>
+            <w:pPr>
+              <w:spacing w:after="20" w:before="80"/>
+            </w:pPr>
+            <w:r>
+              <w:rPr>
+                <w:rFonts w:ascii="Arial" w:cs="Arial" w:eastAsia="Arial" w:hAnsi="Arial"/>
+                <w:color w:val="666666"/>
+                <w:sz w:val="14"/>
+                <w:szCs w:val="14"/>
+              </w:rPr>
+              <w:t xml:space="preserve">If EDIT, type your requested change here:</w:t>
+            </w:r>
+          </w:p>
+          <w:p>
+            <w:pPr>
+              <w:spacing w:after="400" w:before="0"/>
+            </w:pPr>
+            <w:r>
+              <w:rPr>
+                <w:rFonts w:ascii="Arial" w:cs="Arial" w:eastAsia="Arial" w:hAnsi="Arial"/>
+                <w:sz w:val="17"/>
+                <w:szCs w:val="17"/>
+              </w:rPr>
+              <w:t xml:space="preserve"> </w:t>
+            </w:r>
+          </w:p>
+          <w:p>
+            <w:pPr>
+              <w:spacing w:after="400" w:before="0"/>
+            </w:pPr>
+            <w:r>
+              <w:rPr>
+                <w:rFonts w:ascii="Arial" w:cs="Arial" w:eastAsia="Arial" w:hAnsi="Arial"/>
+                <w:sz w:val="17"/>
+                <w:szCs w:val="17"/>
+              </w:rPr>
+              <w:t xml:space="preserve"> </w:t>
+            </w:r>
+          </w:p>
+          <w:p>
+            <w:pPr>
+              <w:spacing w:after="0" w:before="0"/>
+            </w:pPr>
+            <w:r>
+              <w:rPr>
+                <w:rFonts w:ascii="Arial" w:cs="Arial" w:eastAsia="Arial" w:hAnsi="Arial"/>
+                <w:color w:val="999999"/>
+                <w:sz w:val="12"/>
+                <w:szCs w:val="12"/>
+              </w:rPr>
+              <w:t xml:space="preserve">Item coremath_2_4-054</w:t>
             </w:r>
           </w:p>
         </w:tc>
@@ -8158,39 +10239,55 @@
       <w:tr>
         <w:tc>
           <w:tcPr>
-            <w:tcW w:type="dxa" w:w="1050"/>
-            <w:tcBorders>
-              <w:top w:val="single" w:color="999999" w:sz="4"/>
-              <w:left w:val="single" w:color="999999" w:sz="4"/>
-              <w:bottom w:val="single" w:color="999999" w:sz="4"/>
-              <w:right w:val="single" w:color="999999" w:sz="4"/>
-            </w:tcBorders>
-            <w:tcMar>
-              <w:top w:type="dxa" w:w="50"/>
-              <w:left w:type="dxa" w:w="80"/>
-              <w:bottom w:type="dxa" w:w="50"/>
-              <w:right w:type="dxa" w:w="80"/>
-            </w:tcMar>
-          </w:tcPr>
-          <w:p>
-            <w:pPr>
-              <w:spacing w:after="60" w:before="0"/>
-            </w:pPr>
-            <w:r>
-              <w:rPr>
-                <w:rFonts w:ascii="Arial" w:cs="Arial" w:eastAsia="Arial" w:hAnsi="Arial"/>
-                <w:b/>
-                <w:bCs/>
-                <w:sz w:val="17"/>
-                <w:szCs w:val="17"/>
-              </w:rPr>
-              <w:t xml:space="preserve">056</w:t>
-            </w:r>
-          </w:p>
-        </w:tc>
-        <w:tc>
-          <w:tcPr>
-            <w:tcW w:type="dxa" w:w="2000"/>
+            <w:tcW w:type="dxa" w:w="1300"/>
+            <w:tcBorders>
+              <w:top w:val="single" w:color="999999" w:sz="4"/>
+              <w:left w:val="single" w:color="999999" w:sz="4"/>
+              <w:bottom w:val="single" w:color="999999" w:sz="4"/>
+              <w:right w:val="single" w:color="999999" w:sz="4"/>
+            </w:tcBorders>
+            <w:tcMar>
+              <w:top w:type="dxa" w:w="50"/>
+              <w:left w:type="dxa" w:w="80"/>
+              <w:bottom w:type="dxa" w:w="50"/>
+              <w:right w:type="dxa" w:w="80"/>
+            </w:tcMar>
+          </w:tcPr>
+          <w:p>
+            <w:pPr>
+              <w:spacing w:after="20" w:before="0"/>
+            </w:pPr>
+            <w:r>
+              <w:rPr>
+                <w:rFonts w:ascii="Arial" w:cs="Arial" w:eastAsia="Arial" w:hAnsi="Arial"/>
+                <w:b/>
+                <w:bCs/>
+                <w:color w:val="1F3864"/>
+                <w:sz w:val="14"/>
+                <w:szCs w:val="14"/>
+              </w:rPr>
+              <w:t xml:space="preserve">SUB-STRAND 2.4 TRIGONOMETRY 1</w:t>
+            </w:r>
+          </w:p>
+          <w:p>
+            <w:pPr>
+              <w:spacing w:after="60" w:before="0"/>
+            </w:pPr>
+            <w:r>
+              <w:rPr>
+                <w:rFonts w:ascii="Arial" w:cs="Arial" w:eastAsia="Arial" w:hAnsi="Arial"/>
+                <w:b/>
+                <w:bCs/>
+                <w:sz w:val="17"/>
+                <w:szCs w:val="17"/>
+              </w:rPr>
+              <w:t xml:space="preserve">coremath_2_4-056</w:t>
+            </w:r>
+          </w:p>
+        </w:tc>
+        <w:tc>
+          <w:tcPr>
+            <w:tcW w:type="dxa" w:w="1700"/>
             <w:tcBorders>
               <w:top w:val="single" w:color="999999" w:sz="4"/>
               <w:left w:val="single" w:color="999999" w:sz="4"/>
@@ -8235,7 +10332,7 @@
         </w:tc>
         <w:tc>
           <w:tcPr>
-            <w:tcW w:type="dxa" w:w="4600"/>
+            <w:tcW w:type="dxa" w:w="4100"/>
             <w:tcBorders>
               <w:top w:val="single" w:color="999999" w:sz="4"/>
               <w:left w:val="single" w:color="999999" w:sz="4"/>
@@ -8314,7 +10411,7 @@
         </w:tc>
         <w:tc>
           <w:tcPr>
-            <w:tcW w:type="dxa" w:w="3150"/>
+            <w:tcW w:type="dxa" w:w="2700"/>
             <w:tcBorders>
               <w:top w:val="single" w:color="999999" w:sz="4"/>
               <w:left w:val="single" w:color="999999" w:sz="4"/>
@@ -8360,7 +10457,7 @@
         </w:tc>
         <w:tc>
           <w:tcPr>
-            <w:tcW w:type="dxa" w:w="1900"/>
+            <w:tcW w:type="dxa" w:w="1500"/>
             <w:tcBorders>
               <w:top w:val="single" w:color="999999" w:sz="4"/>
               <w:left w:val="single" w:color="999999" w:sz="4"/>
@@ -8390,46 +10487,144 @@
         </w:tc>
         <w:tc>
           <w:tcPr>
-            <w:tcW w:type="dxa" w:w="980"/>
-            <w:tcBorders>
-              <w:top w:val="single" w:color="999999" w:sz="4"/>
-              <w:left w:val="single" w:color="999999" w:sz="4"/>
-              <w:bottom w:val="single" w:color="999999" w:sz="4"/>
-              <w:right w:val="single" w:color="999999" w:sz="4"/>
-            </w:tcBorders>
-            <w:tcMar>
-              <w:top w:type="dxa" w:w="50"/>
-              <w:left w:type="dxa" w:w="80"/>
-              <w:bottom w:type="dxa" w:w="50"/>
-              <w:right w:type="dxa" w:w="80"/>
-            </w:tcMar>
-          </w:tcPr>
-          <w:p>
-            <w:pPr>
-              <w:spacing w:after="60" w:before="0"/>
-              <w:jc w:val="center"/>
-            </w:pPr>
-            <w:r>
-              <w:rPr>
-                <w:rFonts w:ascii="Arial" w:cs="Arial" w:eastAsia="Arial" w:hAnsi="Arial"/>
-                <w:sz w:val="22"/>
-                <w:szCs w:val="22"/>
-              </w:rPr>
-              <w:t xml:space="preserve">☐</w:t>
-            </w:r>
-          </w:p>
-          <w:p>
-            <w:pPr>
-              <w:spacing w:after="60" w:before="0"/>
-              <w:jc w:val="center"/>
-            </w:pPr>
-            <w:r>
-              <w:rPr>
-                <w:rFonts w:ascii="Arial" w:cs="Arial" w:eastAsia="Arial" w:hAnsi="Arial"/>
-                <w:sz w:val="13"/>
-                <w:szCs w:val="13"/>
-              </w:rPr>
-              <w:t xml:space="preserve">Accept / reject / edit</w:t>
+            <w:tcW w:type="dxa" w:w="2380"/>
+            <w:tcBorders>
+              <w:top w:val="single" w:color="999999" w:sz="4"/>
+              <w:left w:val="single" w:color="999999" w:sz="4"/>
+              <w:bottom w:val="single" w:color="999999" w:sz="4"/>
+              <w:right w:val="single" w:color="999999" w:sz="4"/>
+            </w:tcBorders>
+            <w:tcMar>
+              <w:top w:type="dxa" w:w="50"/>
+              <w:left w:type="dxa" w:w="80"/>
+              <w:bottom w:type="dxa" w:w="50"/>
+              <w:right w:type="dxa" w:w="80"/>
+            </w:tcMar>
+          </w:tcPr>
+          <w:p>
+            <w:pPr>
+              <w:spacing w:after="20" w:before="0"/>
+            </w:pPr>
+            <w:r>
+              <w:rPr>
+                <w:rFonts w:ascii="Arial" w:cs="Arial" w:eastAsia="Arial" w:hAnsi="Arial"/>
+                <w:color w:val="666666"/>
+                <w:sz w:val="14"/>
+                <w:szCs w:val="14"/>
+              </w:rPr>
+              <w:t xml:space="preserve">Tick ONE:</w:t>
+            </w:r>
+          </w:p>
+          <w:p>
+            <w:pPr>
+              <w:spacing w:after="40" w:before="40"/>
+            </w:pPr>
+            <w:sdt>
+              <w:sdtPr>
+                <w14:checkbox>
+                  <w14:checked w14:val="0"/>
+                  <w14:checkedState w14:val="2612" w14:font="MS Gothic"/>
+                  <w14:uncheckedState w14:val="2610" w14:font="MS Gothic"/>
+                </w14:checkbox>
+              </w:sdtPr>
+              <w:sdtContent>
+                <w:r>
+                  <w:sym w:char="2610" w:font="MS Gothic"/>
+                </w:r>
+              </w:sdtContent>
+            </w:sdt>
+            <w:r>
+              <w:rPr>
+                <w:rFonts w:ascii="Arial" w:cs="Arial" w:eastAsia="Arial" w:hAnsi="Arial"/>
+                <w:b/>
+                <w:bCs/>
+                <w:sz w:val="18"/>
+                <w:szCs w:val="18"/>
+              </w:rPr>
+              <w:t xml:space="preserve"> ACCEPT</w:t>
+            </w:r>
+          </w:p>
+          <w:p>
+            <w:pPr>
+              <w:spacing w:after="40" w:before="40"/>
+            </w:pPr>
+            <w:sdt>
+              <w:sdtPr>
+                <w14:checkbox>
+                  <w14:checked w14:val="0"/>
+                  <w14:checkedState w14:val="2612" w14:font="MS Gothic"/>
+                  <w14:uncheckedState w14:val="2610" w14:font="MS Gothic"/>
+                </w14:checkbox>
+              </w:sdtPr>
+              <w:sdtContent>
+                <w:r>
+                  <w:sym w:char="2610" w:font="MS Gothic"/>
+                </w:r>
+              </w:sdtContent>
+            </w:sdt>
+            <w:r>
+              <w:rPr>
+                <w:rFonts w:ascii="Arial" w:cs="Arial" w:eastAsia="Arial" w:hAnsi="Arial"/>
+                <w:b/>
+                <w:bCs/>
+                <w:sz w:val="18"/>
+                <w:szCs w:val="18"/>
+              </w:rPr>
+              <w:t xml:space="preserve"> EDIT</w:t>
+            </w:r>
+          </w:p>
+          <w:p>
+            <w:pPr>
+              <w:spacing w:after="20" w:before="80"/>
+            </w:pPr>
+            <w:r>
+              <w:rPr>
+                <w:rFonts w:ascii="Arial" w:cs="Arial" w:eastAsia="Arial" w:hAnsi="Arial"/>
+                <w:color w:val="666666"/>
+                <w:sz w:val="14"/>
+                <w:szCs w:val="14"/>
+              </w:rPr>
+              <w:t xml:space="preserve">If EDIT, type your requested change here:</w:t>
+            </w:r>
+          </w:p>
+          <w:p>
+            <w:pPr>
+              <w:spacing w:after="400" w:before="0"/>
+            </w:pPr>
+            <w:r>
+              <w:rPr>
+                <w:rFonts w:ascii="Arial" w:cs="Arial" w:eastAsia="Arial" w:hAnsi="Arial"/>
+                <w:sz w:val="17"/>
+                <w:szCs w:val="17"/>
+              </w:rPr>
+              <w:t xml:space="preserve"> </w:t>
+            </w:r>
+          </w:p>
+          <w:p>
+            <w:pPr>
+              <w:spacing w:after="400" w:before="0"/>
+            </w:pPr>
+            <w:r>
+              <w:rPr>
+                <w:rFonts w:ascii="Arial" w:cs="Arial" w:eastAsia="Arial" w:hAnsi="Arial"/>
+                <w:sz w:val="17"/>
+                <w:szCs w:val="17"/>
+              </w:rPr>
+              <w:t xml:space="preserve"> </w:t>
+            </w:r>
+          </w:p>
+          <w:p>
+            <w:pPr>
+              <w:spacing w:after="0" w:before="0"/>
+            </w:pPr>
+            <w:r>
+              <w:rPr>
+                <w:rFonts w:ascii="Arial" w:cs="Arial" w:eastAsia="Arial" w:hAnsi="Arial"/>
+                <w:color w:val="999999"/>
+                <w:sz w:val="12"/>
+                <w:szCs w:val="12"/>
+              </w:rPr>
+              <w:t xml:space="preserve">Item coremath_2_4-056</w:t>
             </w:r>
           </w:p>
         </w:tc>
@@ -8437,39 +10632,55 @@
       <w:tr>
         <w:tc>
           <w:tcPr>
-            <w:tcW w:type="dxa" w:w="1050"/>
-            <w:tcBorders>
-              <w:top w:val="single" w:color="999999" w:sz="4"/>
-              <w:left w:val="single" w:color="999999" w:sz="4"/>
-              <w:bottom w:val="single" w:color="999999" w:sz="4"/>
-              <w:right w:val="single" w:color="999999" w:sz="4"/>
-            </w:tcBorders>
-            <w:tcMar>
-              <w:top w:type="dxa" w:w="50"/>
-              <w:left w:type="dxa" w:w="80"/>
-              <w:bottom w:type="dxa" w:w="50"/>
-              <w:right w:type="dxa" w:w="80"/>
-            </w:tcMar>
-          </w:tcPr>
-          <w:p>
-            <w:pPr>
-              <w:spacing w:after="60" w:before="0"/>
-            </w:pPr>
-            <w:r>
-              <w:rPr>
-                <w:rFonts w:ascii="Arial" w:cs="Arial" w:eastAsia="Arial" w:hAnsi="Arial"/>
-                <w:b/>
-                <w:bCs/>
-                <w:sz w:val="17"/>
-                <w:szCs w:val="17"/>
-              </w:rPr>
-              <w:t xml:space="preserve">057</w:t>
-            </w:r>
-          </w:p>
-        </w:tc>
-        <w:tc>
-          <w:tcPr>
-            <w:tcW w:type="dxa" w:w="2000"/>
+            <w:tcW w:type="dxa" w:w="1300"/>
+            <w:tcBorders>
+              <w:top w:val="single" w:color="999999" w:sz="4"/>
+              <w:left w:val="single" w:color="999999" w:sz="4"/>
+              <w:bottom w:val="single" w:color="999999" w:sz="4"/>
+              <w:right w:val="single" w:color="999999" w:sz="4"/>
+            </w:tcBorders>
+            <w:tcMar>
+              <w:top w:type="dxa" w:w="50"/>
+              <w:left w:type="dxa" w:w="80"/>
+              <w:bottom w:type="dxa" w:w="50"/>
+              <w:right w:type="dxa" w:w="80"/>
+            </w:tcMar>
+          </w:tcPr>
+          <w:p>
+            <w:pPr>
+              <w:spacing w:after="20" w:before="0"/>
+            </w:pPr>
+            <w:r>
+              <w:rPr>
+                <w:rFonts w:ascii="Arial" w:cs="Arial" w:eastAsia="Arial" w:hAnsi="Arial"/>
+                <w:b/>
+                <w:bCs/>
+                <w:color w:val="1F3864"/>
+                <w:sz w:val="14"/>
+                <w:szCs w:val="14"/>
+              </w:rPr>
+              <w:t xml:space="preserve">SUB-STRAND 2.4 TRIGONOMETRY 1</w:t>
+            </w:r>
+          </w:p>
+          <w:p>
+            <w:pPr>
+              <w:spacing w:after="60" w:before="0"/>
+            </w:pPr>
+            <w:r>
+              <w:rPr>
+                <w:rFonts w:ascii="Arial" w:cs="Arial" w:eastAsia="Arial" w:hAnsi="Arial"/>
+                <w:b/>
+                <w:bCs/>
+                <w:sz w:val="17"/>
+                <w:szCs w:val="17"/>
+              </w:rPr>
+              <w:t xml:space="preserve">coremath_2_4-057</w:t>
+            </w:r>
+          </w:p>
+        </w:tc>
+        <w:tc>
+          <w:tcPr>
+            <w:tcW w:type="dxa" w:w="1700"/>
             <w:tcBorders>
               <w:top w:val="single" w:color="999999" w:sz="4"/>
               <w:left w:val="single" w:color="999999" w:sz="4"/>
@@ -8514,7 +10725,7 @@
         </w:tc>
         <w:tc>
           <w:tcPr>
-            <w:tcW w:type="dxa" w:w="4600"/>
+            <w:tcW w:type="dxa" w:w="4100"/>
             <w:tcBorders>
               <w:top w:val="single" w:color="999999" w:sz="4"/>
               <w:left w:val="single" w:color="999999" w:sz="4"/>
@@ -8593,7 +10804,7 @@
         </w:tc>
         <w:tc>
           <w:tcPr>
-            <w:tcW w:type="dxa" w:w="3150"/>
+            <w:tcW w:type="dxa" w:w="2700"/>
             <w:tcBorders>
               <w:top w:val="single" w:color="999999" w:sz="4"/>
               <w:left w:val="single" w:color="999999" w:sz="4"/>
@@ -8639,7 +10850,7 @@
         </w:tc>
         <w:tc>
           <w:tcPr>
-            <w:tcW w:type="dxa" w:w="1900"/>
+            <w:tcW w:type="dxa" w:w="1500"/>
             <w:tcBorders>
               <w:top w:val="single" w:color="999999" w:sz="4"/>
               <w:left w:val="single" w:color="999999" w:sz="4"/>
@@ -8669,46 +10880,144 @@
         </w:tc>
         <w:tc>
           <w:tcPr>
-            <w:tcW w:type="dxa" w:w="980"/>
-            <w:tcBorders>
-              <w:top w:val="single" w:color="999999" w:sz="4"/>
-              <w:left w:val="single" w:color="999999" w:sz="4"/>
-              <w:bottom w:val="single" w:color="999999" w:sz="4"/>
-              <w:right w:val="single" w:color="999999" w:sz="4"/>
-            </w:tcBorders>
-            <w:tcMar>
-              <w:top w:type="dxa" w:w="50"/>
-              <w:left w:type="dxa" w:w="80"/>
-              <w:bottom w:type="dxa" w:w="50"/>
-              <w:right w:type="dxa" w:w="80"/>
-            </w:tcMar>
-          </w:tcPr>
-          <w:p>
-            <w:pPr>
-              <w:spacing w:after="60" w:before="0"/>
-              <w:jc w:val="center"/>
-            </w:pPr>
-            <w:r>
-              <w:rPr>
-                <w:rFonts w:ascii="Arial" w:cs="Arial" w:eastAsia="Arial" w:hAnsi="Arial"/>
-                <w:sz w:val="22"/>
-                <w:szCs w:val="22"/>
-              </w:rPr>
-              <w:t xml:space="preserve">☐</w:t>
-            </w:r>
-          </w:p>
-          <w:p>
-            <w:pPr>
-              <w:spacing w:after="60" w:before="0"/>
-              <w:jc w:val="center"/>
-            </w:pPr>
-            <w:r>
-              <w:rPr>
-                <w:rFonts w:ascii="Arial" w:cs="Arial" w:eastAsia="Arial" w:hAnsi="Arial"/>
-                <w:sz w:val="13"/>
-                <w:szCs w:val="13"/>
-              </w:rPr>
-              <w:t xml:space="preserve">Accept / reject / edit</w:t>
+            <w:tcW w:type="dxa" w:w="2380"/>
+            <w:tcBorders>
+              <w:top w:val="single" w:color="999999" w:sz="4"/>
+              <w:left w:val="single" w:color="999999" w:sz="4"/>
+              <w:bottom w:val="single" w:color="999999" w:sz="4"/>
+              <w:right w:val="single" w:color="999999" w:sz="4"/>
+            </w:tcBorders>
+            <w:tcMar>
+              <w:top w:type="dxa" w:w="50"/>
+              <w:left w:type="dxa" w:w="80"/>
+              <w:bottom w:type="dxa" w:w="50"/>
+              <w:right w:type="dxa" w:w="80"/>
+            </w:tcMar>
+          </w:tcPr>
+          <w:p>
+            <w:pPr>
+              <w:spacing w:after="20" w:before="0"/>
+            </w:pPr>
+            <w:r>
+              <w:rPr>
+                <w:rFonts w:ascii="Arial" w:cs="Arial" w:eastAsia="Arial" w:hAnsi="Arial"/>
+                <w:color w:val="666666"/>
+                <w:sz w:val="14"/>
+                <w:szCs w:val="14"/>
+              </w:rPr>
+              <w:t xml:space="preserve">Tick ONE:</w:t>
+            </w:r>
+          </w:p>
+          <w:p>
+            <w:pPr>
+              <w:spacing w:after="40" w:before="40"/>
+            </w:pPr>
+            <w:sdt>
+              <w:sdtPr>
+                <w14:checkbox>
+                  <w14:checked w14:val="0"/>
+                  <w14:checkedState w14:val="2612" w14:font="MS Gothic"/>
+                  <w14:uncheckedState w14:val="2610" w14:font="MS Gothic"/>
+                </w14:checkbox>
+              </w:sdtPr>
+              <w:sdtContent>
+                <w:r>
+                  <w:sym w:char="2610" w:font="MS Gothic"/>
+                </w:r>
+              </w:sdtContent>
+            </w:sdt>
+            <w:r>
+              <w:rPr>
+                <w:rFonts w:ascii="Arial" w:cs="Arial" w:eastAsia="Arial" w:hAnsi="Arial"/>
+                <w:b/>
+                <w:bCs/>
+                <w:sz w:val="18"/>
+                <w:szCs w:val="18"/>
+              </w:rPr>
+              <w:t xml:space="preserve"> ACCEPT</w:t>
+            </w:r>
+          </w:p>
+          <w:p>
+            <w:pPr>
+              <w:spacing w:after="40" w:before="40"/>
+            </w:pPr>
+            <w:sdt>
+              <w:sdtPr>
+                <w14:checkbox>
+                  <w14:checked w14:val="0"/>
+                  <w14:checkedState w14:val="2612" w14:font="MS Gothic"/>
+                  <w14:uncheckedState w14:val="2610" w14:font="MS Gothic"/>
+                </w14:checkbox>
+              </w:sdtPr>
+              <w:sdtContent>
+                <w:r>
+                  <w:sym w:char="2610" w:font="MS Gothic"/>
+                </w:r>
+              </w:sdtContent>
+            </w:sdt>
+            <w:r>
+              <w:rPr>
+                <w:rFonts w:ascii="Arial" w:cs="Arial" w:eastAsia="Arial" w:hAnsi="Arial"/>
+                <w:b/>
+                <w:bCs/>
+                <w:sz w:val="18"/>
+                <w:szCs w:val="18"/>
+              </w:rPr>
+              <w:t xml:space="preserve"> EDIT</w:t>
+            </w:r>
+          </w:p>
+          <w:p>
+            <w:pPr>
+              <w:spacing w:after="20" w:before="80"/>
+            </w:pPr>
+            <w:r>
+              <w:rPr>
+                <w:rFonts w:ascii="Arial" w:cs="Arial" w:eastAsia="Arial" w:hAnsi="Arial"/>
+                <w:color w:val="666666"/>
+                <w:sz w:val="14"/>
+                <w:szCs w:val="14"/>
+              </w:rPr>
+              <w:t xml:space="preserve">If EDIT, type your requested change here:</w:t>
+            </w:r>
+          </w:p>
+          <w:p>
+            <w:pPr>
+              <w:spacing w:after="400" w:before="0"/>
+            </w:pPr>
+            <w:r>
+              <w:rPr>
+                <w:rFonts w:ascii="Arial" w:cs="Arial" w:eastAsia="Arial" w:hAnsi="Arial"/>
+                <w:sz w:val="17"/>
+                <w:szCs w:val="17"/>
+              </w:rPr>
+              <w:t xml:space="preserve"> </w:t>
+            </w:r>
+          </w:p>
+          <w:p>
+            <w:pPr>
+              <w:spacing w:after="400" w:before="0"/>
+            </w:pPr>
+            <w:r>
+              <w:rPr>
+                <w:rFonts w:ascii="Arial" w:cs="Arial" w:eastAsia="Arial" w:hAnsi="Arial"/>
+                <w:sz w:val="17"/>
+                <w:szCs w:val="17"/>
+              </w:rPr>
+              <w:t xml:space="preserve"> </w:t>
+            </w:r>
+          </w:p>
+          <w:p>
+            <w:pPr>
+              <w:spacing w:after="0" w:before="0"/>
+            </w:pPr>
+            <w:r>
+              <w:rPr>
+                <w:rFonts w:ascii="Arial" w:cs="Arial" w:eastAsia="Arial" w:hAnsi="Arial"/>
+                <w:color w:val="999999"/>
+                <w:sz w:val="12"/>
+                <w:szCs w:val="12"/>
+              </w:rPr>
+              <w:t xml:space="preserve">Item coremath_2_4-057</w:t>
             </w:r>
           </w:p>
         </w:tc>
@@ -8716,39 +11025,55 @@
       <w:tr>
         <w:tc>
           <w:tcPr>
-            <w:tcW w:type="dxa" w:w="1050"/>
-            <w:tcBorders>
-              <w:top w:val="single" w:color="999999" w:sz="4"/>
-              <w:left w:val="single" w:color="999999" w:sz="4"/>
-              <w:bottom w:val="single" w:color="999999" w:sz="4"/>
-              <w:right w:val="single" w:color="999999" w:sz="4"/>
-            </w:tcBorders>
-            <w:tcMar>
-              <w:top w:type="dxa" w:w="50"/>
-              <w:left w:type="dxa" w:w="80"/>
-              <w:bottom w:type="dxa" w:w="50"/>
-              <w:right w:type="dxa" w:w="80"/>
-            </w:tcMar>
-          </w:tcPr>
-          <w:p>
-            <w:pPr>
-              <w:spacing w:after="60" w:before="0"/>
-            </w:pPr>
-            <w:r>
-              <w:rPr>
-                <w:rFonts w:ascii="Arial" w:cs="Arial" w:eastAsia="Arial" w:hAnsi="Arial"/>
-                <w:b/>
-                <w:bCs/>
-                <w:sz w:val="17"/>
-                <w:szCs w:val="17"/>
-              </w:rPr>
-              <w:t xml:space="preserve">059</w:t>
-            </w:r>
-          </w:p>
-        </w:tc>
-        <w:tc>
-          <w:tcPr>
-            <w:tcW w:type="dxa" w:w="2000"/>
+            <w:tcW w:type="dxa" w:w="1300"/>
+            <w:tcBorders>
+              <w:top w:val="single" w:color="999999" w:sz="4"/>
+              <w:left w:val="single" w:color="999999" w:sz="4"/>
+              <w:bottom w:val="single" w:color="999999" w:sz="4"/>
+              <w:right w:val="single" w:color="999999" w:sz="4"/>
+            </w:tcBorders>
+            <w:tcMar>
+              <w:top w:type="dxa" w:w="50"/>
+              <w:left w:type="dxa" w:w="80"/>
+              <w:bottom w:type="dxa" w:w="50"/>
+              <w:right w:type="dxa" w:w="80"/>
+            </w:tcMar>
+          </w:tcPr>
+          <w:p>
+            <w:pPr>
+              <w:spacing w:after="20" w:before="0"/>
+            </w:pPr>
+            <w:r>
+              <w:rPr>
+                <w:rFonts w:ascii="Arial" w:cs="Arial" w:eastAsia="Arial" w:hAnsi="Arial"/>
+                <w:b/>
+                <w:bCs/>
+                <w:color w:val="1F3864"/>
+                <w:sz w:val="14"/>
+                <w:szCs w:val="14"/>
+              </w:rPr>
+              <w:t xml:space="preserve">SUB-STRAND 2.4 TRIGONOMETRY 1</w:t>
+            </w:r>
+          </w:p>
+          <w:p>
+            <w:pPr>
+              <w:spacing w:after="60" w:before="0"/>
+            </w:pPr>
+            <w:r>
+              <w:rPr>
+                <w:rFonts w:ascii="Arial" w:cs="Arial" w:eastAsia="Arial" w:hAnsi="Arial"/>
+                <w:b/>
+                <w:bCs/>
+                <w:sz w:val="17"/>
+                <w:szCs w:val="17"/>
+              </w:rPr>
+              <w:t xml:space="preserve">coremath_2_4-059</w:t>
+            </w:r>
+          </w:p>
+        </w:tc>
+        <w:tc>
+          <w:tcPr>
+            <w:tcW w:type="dxa" w:w="1700"/>
             <w:tcBorders>
               <w:top w:val="single" w:color="999999" w:sz="4"/>
               <w:left w:val="single" w:color="999999" w:sz="4"/>
@@ -8793,7 +11118,7 @@
         </w:tc>
         <w:tc>
           <w:tcPr>
-            <w:tcW w:type="dxa" w:w="4600"/>
+            <w:tcW w:type="dxa" w:w="4100"/>
             <w:tcBorders>
               <w:top w:val="single" w:color="999999" w:sz="4"/>
               <w:left w:val="single" w:color="999999" w:sz="4"/>
@@ -8872,7 +11197,7 @@
         </w:tc>
         <w:tc>
           <w:tcPr>
-            <w:tcW w:type="dxa" w:w="3150"/>
+            <w:tcW w:type="dxa" w:w="2700"/>
             <w:tcBorders>
               <w:top w:val="single" w:color="999999" w:sz="4"/>
               <w:left w:val="single" w:color="999999" w:sz="4"/>
@@ -8918,7 +11243,7 @@
         </w:tc>
         <w:tc>
           <w:tcPr>
-            <w:tcW w:type="dxa" w:w="1900"/>
+            <w:tcW w:type="dxa" w:w="1500"/>
             <w:tcBorders>
               <w:top w:val="single" w:color="999999" w:sz="4"/>
               <w:left w:val="single" w:color="999999" w:sz="4"/>
@@ -8948,46 +11273,144 @@
         </w:tc>
         <w:tc>
           <w:tcPr>
-            <w:tcW w:type="dxa" w:w="980"/>
-            <w:tcBorders>
-              <w:top w:val="single" w:color="999999" w:sz="4"/>
-              <w:left w:val="single" w:color="999999" w:sz="4"/>
-              <w:bottom w:val="single" w:color="999999" w:sz="4"/>
-              <w:right w:val="single" w:color="999999" w:sz="4"/>
-            </w:tcBorders>
-            <w:tcMar>
-              <w:top w:type="dxa" w:w="50"/>
-              <w:left w:type="dxa" w:w="80"/>
-              <w:bottom w:type="dxa" w:w="50"/>
-              <w:right w:type="dxa" w:w="80"/>
-            </w:tcMar>
-          </w:tcPr>
-          <w:p>
-            <w:pPr>
-              <w:spacing w:after="60" w:before="0"/>
-              <w:jc w:val="center"/>
-            </w:pPr>
-            <w:r>
-              <w:rPr>
-                <w:rFonts w:ascii="Arial" w:cs="Arial" w:eastAsia="Arial" w:hAnsi="Arial"/>
-                <w:sz w:val="22"/>
-                <w:szCs w:val="22"/>
-              </w:rPr>
-              <w:t xml:space="preserve">☐</w:t>
-            </w:r>
-          </w:p>
-          <w:p>
-            <w:pPr>
-              <w:spacing w:after="60" w:before="0"/>
-              <w:jc w:val="center"/>
-            </w:pPr>
-            <w:r>
-              <w:rPr>
-                <w:rFonts w:ascii="Arial" w:cs="Arial" w:eastAsia="Arial" w:hAnsi="Arial"/>
-                <w:sz w:val="13"/>
-                <w:szCs w:val="13"/>
-              </w:rPr>
-              <w:t xml:space="preserve">Accept / reject / edit</w:t>
+            <w:tcW w:type="dxa" w:w="2380"/>
+            <w:tcBorders>
+              <w:top w:val="single" w:color="999999" w:sz="4"/>
+              <w:left w:val="single" w:color="999999" w:sz="4"/>
+              <w:bottom w:val="single" w:color="999999" w:sz="4"/>
+              <w:right w:val="single" w:color="999999" w:sz="4"/>
+            </w:tcBorders>
+            <w:tcMar>
+              <w:top w:type="dxa" w:w="50"/>
+              <w:left w:type="dxa" w:w="80"/>
+              <w:bottom w:type="dxa" w:w="50"/>
+              <w:right w:type="dxa" w:w="80"/>
+            </w:tcMar>
+          </w:tcPr>
+          <w:p>
+            <w:pPr>
+              <w:spacing w:after="20" w:before="0"/>
+            </w:pPr>
+            <w:r>
+              <w:rPr>
+                <w:rFonts w:ascii="Arial" w:cs="Arial" w:eastAsia="Arial" w:hAnsi="Arial"/>
+                <w:color w:val="666666"/>
+                <w:sz w:val="14"/>
+                <w:szCs w:val="14"/>
+              </w:rPr>
+              <w:t xml:space="preserve">Tick ONE:</w:t>
+            </w:r>
+          </w:p>
+          <w:p>
+            <w:pPr>
+              <w:spacing w:after="40" w:before="40"/>
+            </w:pPr>
+            <w:sdt>
+              <w:sdtPr>
+                <w14:checkbox>
+                  <w14:checked w14:val="0"/>
+                  <w14:checkedState w14:val="2612" w14:font="MS Gothic"/>
+                  <w14:uncheckedState w14:val="2610" w14:font="MS Gothic"/>
+                </w14:checkbox>
+              </w:sdtPr>
+              <w:sdtContent>
+                <w:r>
+                  <w:sym w:char="2610" w:font="MS Gothic"/>
+                </w:r>
+              </w:sdtContent>
+            </w:sdt>
+            <w:r>
+              <w:rPr>
+                <w:rFonts w:ascii="Arial" w:cs="Arial" w:eastAsia="Arial" w:hAnsi="Arial"/>
+                <w:b/>
+                <w:bCs/>
+                <w:sz w:val="18"/>
+                <w:szCs w:val="18"/>
+              </w:rPr>
+              <w:t xml:space="preserve"> ACCEPT</w:t>
+            </w:r>
+          </w:p>
+          <w:p>
+            <w:pPr>
+              <w:spacing w:after="40" w:before="40"/>
+            </w:pPr>
+            <w:sdt>
+              <w:sdtPr>
+                <w14:checkbox>
+                  <w14:checked w14:val="0"/>
+                  <w14:checkedState w14:val="2612" w14:font="MS Gothic"/>
+                  <w14:uncheckedState w14:val="2610" w14:font="MS Gothic"/>
+                </w14:checkbox>
+              </w:sdtPr>
+              <w:sdtContent>
+                <w:r>
+                  <w:sym w:char="2610" w:font="MS Gothic"/>
+                </w:r>
+              </w:sdtContent>
+            </w:sdt>
+            <w:r>
+              <w:rPr>
+                <w:rFonts w:ascii="Arial" w:cs="Arial" w:eastAsia="Arial" w:hAnsi="Arial"/>
+                <w:b/>
+                <w:bCs/>
+                <w:sz w:val="18"/>
+                <w:szCs w:val="18"/>
+              </w:rPr>
+              <w:t xml:space="preserve"> EDIT</w:t>
+            </w:r>
+          </w:p>
+          <w:p>
+            <w:pPr>
+              <w:spacing w:after="20" w:before="80"/>
+            </w:pPr>
+            <w:r>
+              <w:rPr>
+                <w:rFonts w:ascii="Arial" w:cs="Arial" w:eastAsia="Arial" w:hAnsi="Arial"/>
+                <w:color w:val="666666"/>
+                <w:sz w:val="14"/>
+                <w:szCs w:val="14"/>
+              </w:rPr>
+              <w:t xml:space="preserve">If EDIT, type your requested change here:</w:t>
+            </w:r>
+          </w:p>
+          <w:p>
+            <w:pPr>
+              <w:spacing w:after="400" w:before="0"/>
+            </w:pPr>
+            <w:r>
+              <w:rPr>
+                <w:rFonts w:ascii="Arial" w:cs="Arial" w:eastAsia="Arial" w:hAnsi="Arial"/>
+                <w:sz w:val="17"/>
+                <w:szCs w:val="17"/>
+              </w:rPr>
+              <w:t xml:space="preserve"> </w:t>
+            </w:r>
+          </w:p>
+          <w:p>
+            <w:pPr>
+              <w:spacing w:after="400" w:before="0"/>
+            </w:pPr>
+            <w:r>
+              <w:rPr>
+                <w:rFonts w:ascii="Arial" w:cs="Arial" w:eastAsia="Arial" w:hAnsi="Arial"/>
+                <w:sz w:val="17"/>
+                <w:szCs w:val="17"/>
+              </w:rPr>
+              <w:t xml:space="preserve"> </w:t>
+            </w:r>
+          </w:p>
+          <w:p>
+            <w:pPr>
+              <w:spacing w:after="0" w:before="0"/>
+            </w:pPr>
+            <w:r>
+              <w:rPr>
+                <w:rFonts w:ascii="Arial" w:cs="Arial" w:eastAsia="Arial" w:hAnsi="Arial"/>
+                <w:color w:val="999999"/>
+                <w:sz w:val="12"/>
+                <w:szCs w:val="12"/>
+              </w:rPr>
+              <w:t xml:space="preserve">Item coremath_2_4-059</w:t>
             </w:r>
           </w:p>
         </w:tc>
@@ -8995,7 +11418,7 @@
       <w:tr>
         <w:tc>
           <w:tcPr>
-            <w:tcW w:type="dxa" w:w="1050"/>
+            <w:tcW w:type="dxa" w:w="1300"/>
             <w:tcBorders>
               <w:top w:val="single" w:color="999999" w:sz="4"/>
               <w:left w:val="single" w:color="999999" w:sz="4"/>
@@ -9012,17 +11435,33 @@
           </w:tcPr>
           <w:p>
             <w:pPr>
-              <w:spacing w:after="60" w:before="0"/>
-            </w:pPr>
-            <w:r>
-              <w:rPr>
-                <w:rFonts w:ascii="Arial" w:cs="Arial" w:eastAsia="Arial" w:hAnsi="Arial"/>
-                <w:b/>
-                <w:bCs/>
-                <w:sz w:val="17"/>
-                <w:szCs w:val="17"/>
-              </w:rPr>
-              <w:t xml:space="preserve">055</w:t>
+              <w:spacing w:after="20" w:before="0"/>
+            </w:pPr>
+            <w:r>
+              <w:rPr>
+                <w:rFonts w:ascii="Arial" w:cs="Arial" w:eastAsia="Arial" w:hAnsi="Arial"/>
+                <w:b/>
+                <w:bCs/>
+                <w:color w:val="1F3864"/>
+                <w:sz w:val="14"/>
+                <w:szCs w:val="14"/>
+              </w:rPr>
+              <w:t xml:space="preserve">SUB-STRAND 2.4 TRIGONOMETRY 1</w:t>
+            </w:r>
+          </w:p>
+          <w:p>
+            <w:pPr>
+              <w:spacing w:after="60" w:before="0"/>
+            </w:pPr>
+            <w:r>
+              <w:rPr>
+                <w:rFonts w:ascii="Arial" w:cs="Arial" w:eastAsia="Arial" w:hAnsi="Arial"/>
+                <w:b/>
+                <w:bCs/>
+                <w:sz w:val="17"/>
+                <w:szCs w:val="17"/>
+              </w:rPr>
+              <w:t xml:space="preserve">coremath_2_4-055</w:t>
             </w:r>
           </w:p>
           <w:p>
@@ -9060,7 +11499,7 @@
         </w:tc>
         <w:tc>
           <w:tcPr>
-            <w:tcW w:type="dxa" w:w="2000"/>
+            <w:tcW w:type="dxa" w:w="1700"/>
             <w:tcBorders>
               <w:top w:val="single" w:color="999999" w:sz="4"/>
               <w:left w:val="single" w:color="999999" w:sz="4"/>
@@ -9106,7 +11545,7 @@
         </w:tc>
         <w:tc>
           <w:tcPr>
-            <w:tcW w:type="dxa" w:w="4600"/>
+            <w:tcW w:type="dxa" w:w="4100"/>
             <w:tcBorders>
               <w:top w:val="single" w:color="999999" w:sz="4"/>
               <w:left w:val="single" w:color="999999" w:sz="4"/>
@@ -9139,7 +11578,7 @@
         </w:tc>
         <w:tc>
           <w:tcPr>
-            <w:tcW w:type="dxa" w:w="3150"/>
+            <w:tcW w:type="dxa" w:w="2700"/>
             <w:tcBorders>
               <w:top w:val="single" w:color="999999" w:sz="4"/>
               <w:left w:val="single" w:color="999999" w:sz="4"/>
@@ -9186,7 +11625,7 @@
         </w:tc>
         <w:tc>
           <w:tcPr>
-            <w:tcW w:type="dxa" w:w="1900"/>
+            <w:tcW w:type="dxa" w:w="1500"/>
             <w:tcBorders>
               <w:top w:val="single" w:color="999999" w:sz="4"/>
               <w:left w:val="single" w:color="999999" w:sz="4"/>
@@ -9217,7 +11656,7 @@
         </w:tc>
         <w:tc>
           <w:tcPr>
-            <w:tcW w:type="dxa" w:w="980"/>
+            <w:tcW w:type="dxa" w:w="2380"/>
             <w:tcBorders>
               <w:top w:val="single" w:color="999999" w:sz="4"/>
               <w:left w:val="single" w:color="999999" w:sz="4"/>
@@ -9234,30 +11673,128 @@
           </w:tcPr>
           <w:p>
             <w:pPr>
-              <w:spacing w:after="60" w:before="0"/>
-              <w:jc w:val="center"/>
-            </w:pPr>
-            <w:r>
-              <w:rPr>
-                <w:rFonts w:ascii="Arial" w:cs="Arial" w:eastAsia="Arial" w:hAnsi="Arial"/>
-                <w:sz w:val="22"/>
-                <w:szCs w:val="22"/>
-              </w:rPr>
-              <w:t xml:space="preserve">☐</w:t>
-            </w:r>
-          </w:p>
-          <w:p>
-            <w:pPr>
-              <w:spacing w:after="60" w:before="0"/>
-              <w:jc w:val="center"/>
-            </w:pPr>
-            <w:r>
-              <w:rPr>
-                <w:rFonts w:ascii="Arial" w:cs="Arial" w:eastAsia="Arial" w:hAnsi="Arial"/>
-                <w:sz w:val="13"/>
-                <w:szCs w:val="13"/>
-              </w:rPr>
-              <w:t xml:space="preserve">Accept / reject / edit</w:t>
+              <w:spacing w:after="20" w:before="0"/>
+            </w:pPr>
+            <w:r>
+              <w:rPr>
+                <w:rFonts w:ascii="Arial" w:cs="Arial" w:eastAsia="Arial" w:hAnsi="Arial"/>
+                <w:color w:val="666666"/>
+                <w:sz w:val="14"/>
+                <w:szCs w:val="14"/>
+              </w:rPr>
+              <w:t xml:space="preserve">Tick ONE:</w:t>
+            </w:r>
+          </w:p>
+          <w:p>
+            <w:pPr>
+              <w:spacing w:after="40" w:before="40"/>
+            </w:pPr>
+            <w:sdt>
+              <w:sdtPr>
+                <w14:checkbox>
+                  <w14:checked w14:val="0"/>
+                  <w14:checkedState w14:val="2612" w14:font="MS Gothic"/>
+                  <w14:uncheckedState w14:val="2610" w14:font="MS Gothic"/>
+                </w14:checkbox>
+              </w:sdtPr>
+              <w:sdtContent>
+                <w:r>
+                  <w:sym w:char="2610" w:font="MS Gothic"/>
+                </w:r>
+              </w:sdtContent>
+            </w:sdt>
+            <w:r>
+              <w:rPr>
+                <w:rFonts w:ascii="Arial" w:cs="Arial" w:eastAsia="Arial" w:hAnsi="Arial"/>
+                <w:b/>
+                <w:bCs/>
+                <w:sz w:val="18"/>
+                <w:szCs w:val="18"/>
+              </w:rPr>
+              <w:t xml:space="preserve"> ACCEPT</w:t>
+            </w:r>
+          </w:p>
+          <w:p>
+            <w:pPr>
+              <w:spacing w:after="40" w:before="40"/>
+            </w:pPr>
+            <w:sdt>
+              <w:sdtPr>
+                <w14:checkbox>
+                  <w14:checked w14:val="0"/>
+                  <w14:checkedState w14:val="2612" w14:font="MS Gothic"/>
+                  <w14:uncheckedState w14:val="2610" w14:font="MS Gothic"/>
+                </w14:checkbox>
+              </w:sdtPr>
+              <w:sdtContent>
+                <w:r>
+                  <w:sym w:char="2610" w:font="MS Gothic"/>
+                </w:r>
+              </w:sdtContent>
+            </w:sdt>
+            <w:r>
+              <w:rPr>
+                <w:rFonts w:ascii="Arial" w:cs="Arial" w:eastAsia="Arial" w:hAnsi="Arial"/>
+                <w:b/>
+                <w:bCs/>
+                <w:sz w:val="18"/>
+                <w:szCs w:val="18"/>
+              </w:rPr>
+              <w:t xml:space="preserve"> EDIT</w:t>
+            </w:r>
+          </w:p>
+          <w:p>
+            <w:pPr>
+              <w:spacing w:after="20" w:before="80"/>
+            </w:pPr>
+            <w:r>
+              <w:rPr>
+                <w:rFonts w:ascii="Arial" w:cs="Arial" w:eastAsia="Arial" w:hAnsi="Arial"/>
+                <w:color w:val="666666"/>
+                <w:sz w:val="14"/>
+                <w:szCs w:val="14"/>
+              </w:rPr>
+              <w:t xml:space="preserve">If EDIT, type your requested change here:</w:t>
+            </w:r>
+          </w:p>
+          <w:p>
+            <w:pPr>
+              <w:spacing w:after="400" w:before="0"/>
+            </w:pPr>
+            <w:r>
+              <w:rPr>
+                <w:rFonts w:ascii="Arial" w:cs="Arial" w:eastAsia="Arial" w:hAnsi="Arial"/>
+                <w:sz w:val="17"/>
+                <w:szCs w:val="17"/>
+              </w:rPr>
+              <w:t xml:space="preserve"> </w:t>
+            </w:r>
+          </w:p>
+          <w:p>
+            <w:pPr>
+              <w:spacing w:after="400" w:before="0"/>
+            </w:pPr>
+            <w:r>
+              <w:rPr>
+                <w:rFonts w:ascii="Arial" w:cs="Arial" w:eastAsia="Arial" w:hAnsi="Arial"/>
+                <w:sz w:val="17"/>
+                <w:szCs w:val="17"/>
+              </w:rPr>
+              <w:t xml:space="preserve"> </w:t>
+            </w:r>
+          </w:p>
+          <w:p>
+            <w:pPr>
+              <w:spacing w:after="0" w:before="0"/>
+            </w:pPr>
+            <w:r>
+              <w:rPr>
+                <w:rFonts w:ascii="Arial" w:cs="Arial" w:eastAsia="Arial" w:hAnsi="Arial"/>
+                <w:color w:val="999999"/>
+                <w:sz w:val="12"/>
+                <w:szCs w:val="12"/>
+              </w:rPr>
+              <w:t xml:space="preserve">Item coremath_2_4-055</w:t>
             </w:r>
           </w:p>
         </w:tc>
@@ -9265,7 +11802,7 @@
       <w:tr>
         <w:tc>
           <w:tcPr>
-            <w:tcW w:type="dxa" w:w="1050"/>
+            <w:tcW w:type="dxa" w:w="1300"/>
             <w:tcBorders>
               <w:top w:val="single" w:color="999999" w:sz="4"/>
               <w:left w:val="single" w:color="999999" w:sz="4"/>
@@ -9282,17 +11819,33 @@
           </w:tcPr>
           <w:p>
             <w:pPr>
-              <w:spacing w:after="60" w:before="0"/>
-            </w:pPr>
-            <w:r>
-              <w:rPr>
-                <w:rFonts w:ascii="Arial" w:cs="Arial" w:eastAsia="Arial" w:hAnsi="Arial"/>
-                <w:b/>
-                <w:bCs/>
-                <w:sz w:val="17"/>
-                <w:szCs w:val="17"/>
-              </w:rPr>
-              <w:t xml:space="preserve">058</w:t>
+              <w:spacing w:after="20" w:before="0"/>
+            </w:pPr>
+            <w:r>
+              <w:rPr>
+                <w:rFonts w:ascii="Arial" w:cs="Arial" w:eastAsia="Arial" w:hAnsi="Arial"/>
+                <w:b/>
+                <w:bCs/>
+                <w:color w:val="1F3864"/>
+                <w:sz w:val="14"/>
+                <w:szCs w:val="14"/>
+              </w:rPr>
+              <w:t xml:space="preserve">SUB-STRAND 2.4 TRIGONOMETRY 1</w:t>
+            </w:r>
+          </w:p>
+          <w:p>
+            <w:pPr>
+              <w:spacing w:after="60" w:before="0"/>
+            </w:pPr>
+            <w:r>
+              <w:rPr>
+                <w:rFonts w:ascii="Arial" w:cs="Arial" w:eastAsia="Arial" w:hAnsi="Arial"/>
+                <w:b/>
+                <w:bCs/>
+                <w:sz w:val="17"/>
+                <w:szCs w:val="17"/>
+              </w:rPr>
+              <w:t xml:space="preserve">coremath_2_4-058</w:t>
             </w:r>
           </w:p>
           <w:p>
@@ -9330,7 +11883,7 @@
         </w:tc>
         <w:tc>
           <w:tcPr>
-            <w:tcW w:type="dxa" w:w="2000"/>
+            <w:tcW w:type="dxa" w:w="1700"/>
             <w:tcBorders>
               <w:top w:val="single" w:color="999999" w:sz="4"/>
               <w:left w:val="single" w:color="999999" w:sz="4"/>
@@ -9376,7 +11929,7 @@
         </w:tc>
         <w:tc>
           <w:tcPr>
-            <w:tcW w:type="dxa" w:w="4600"/>
+            <w:tcW w:type="dxa" w:w="4100"/>
             <w:tcBorders>
               <w:top w:val="single" w:color="999999" w:sz="4"/>
               <w:left w:val="single" w:color="999999" w:sz="4"/>
@@ -9409,7 +11962,7 @@
         </w:tc>
         <w:tc>
           <w:tcPr>
-            <w:tcW w:type="dxa" w:w="3150"/>
+            <w:tcW w:type="dxa" w:w="2700"/>
             <w:tcBorders>
               <w:top w:val="single" w:color="999999" w:sz="4"/>
               <w:left w:val="single" w:color="999999" w:sz="4"/>
@@ -9456,7 +12009,7 @@
         </w:tc>
         <w:tc>
           <w:tcPr>
-            <w:tcW w:type="dxa" w:w="1900"/>
+            <w:tcW w:type="dxa" w:w="1500"/>
             <w:tcBorders>
               <w:top w:val="single" w:color="999999" w:sz="4"/>
               <w:left w:val="single" w:color="999999" w:sz="4"/>
@@ -9487,7 +12040,7 @@
         </w:tc>
         <w:tc>
           <w:tcPr>
-            <w:tcW w:type="dxa" w:w="980"/>
+            <w:tcW w:type="dxa" w:w="2380"/>
             <w:tcBorders>
               <w:top w:val="single" w:color="999999" w:sz="4"/>
               <w:left w:val="single" w:color="999999" w:sz="4"/>
@@ -9504,39 +12057,138 @@
           </w:tcPr>
           <w:p>
             <w:pPr>
-              <w:spacing w:after="60" w:before="0"/>
-              <w:jc w:val="center"/>
-            </w:pPr>
-            <w:r>
-              <w:rPr>
-                <w:rFonts w:ascii="Arial" w:cs="Arial" w:eastAsia="Arial" w:hAnsi="Arial"/>
-                <w:sz w:val="22"/>
-                <w:szCs w:val="22"/>
-              </w:rPr>
-              <w:t xml:space="preserve">☐</w:t>
-            </w:r>
-          </w:p>
-          <w:p>
-            <w:pPr>
-              <w:spacing w:after="60" w:before="0"/>
-              <w:jc w:val="center"/>
-            </w:pPr>
-            <w:r>
-              <w:rPr>
-                <w:rFonts w:ascii="Arial" w:cs="Arial" w:eastAsia="Arial" w:hAnsi="Arial"/>
-                <w:sz w:val="13"/>
-                <w:szCs w:val="13"/>
-              </w:rPr>
-              <w:t xml:space="preserve">Accept / reject / edit</w:t>
+              <w:spacing w:after="20" w:before="0"/>
+            </w:pPr>
+            <w:r>
+              <w:rPr>
+                <w:rFonts w:ascii="Arial" w:cs="Arial" w:eastAsia="Arial" w:hAnsi="Arial"/>
+                <w:color w:val="666666"/>
+                <w:sz w:val="14"/>
+                <w:szCs w:val="14"/>
+              </w:rPr>
+              <w:t xml:space="preserve">Tick ONE:</w:t>
+            </w:r>
+          </w:p>
+          <w:p>
+            <w:pPr>
+              <w:spacing w:after="40" w:before="40"/>
+            </w:pPr>
+            <w:sdt>
+              <w:sdtPr>
+                <w14:checkbox>
+                  <w14:checked w14:val="0"/>
+                  <w14:checkedState w14:val="2612" w14:font="MS Gothic"/>
+                  <w14:uncheckedState w14:val="2610" w14:font="MS Gothic"/>
+                </w14:checkbox>
+              </w:sdtPr>
+              <w:sdtContent>
+                <w:r>
+                  <w:sym w:char="2610" w:font="MS Gothic"/>
+                </w:r>
+              </w:sdtContent>
+            </w:sdt>
+            <w:r>
+              <w:rPr>
+                <w:rFonts w:ascii="Arial" w:cs="Arial" w:eastAsia="Arial" w:hAnsi="Arial"/>
+                <w:b/>
+                <w:bCs/>
+                <w:sz w:val="18"/>
+                <w:szCs w:val="18"/>
+              </w:rPr>
+              <w:t xml:space="preserve"> ACCEPT</w:t>
+            </w:r>
+          </w:p>
+          <w:p>
+            <w:pPr>
+              <w:spacing w:after="40" w:before="40"/>
+            </w:pPr>
+            <w:sdt>
+              <w:sdtPr>
+                <w14:checkbox>
+                  <w14:checked w14:val="0"/>
+                  <w14:checkedState w14:val="2612" w14:font="MS Gothic"/>
+                  <w14:uncheckedState w14:val="2610" w14:font="MS Gothic"/>
+                </w14:checkbox>
+              </w:sdtPr>
+              <w:sdtContent>
+                <w:r>
+                  <w:sym w:char="2610" w:font="MS Gothic"/>
+                </w:r>
+              </w:sdtContent>
+            </w:sdt>
+            <w:r>
+              <w:rPr>
+                <w:rFonts w:ascii="Arial" w:cs="Arial" w:eastAsia="Arial" w:hAnsi="Arial"/>
+                <w:b/>
+                <w:bCs/>
+                <w:sz w:val="18"/>
+                <w:szCs w:val="18"/>
+              </w:rPr>
+              <w:t xml:space="preserve"> EDIT</w:t>
+            </w:r>
+          </w:p>
+          <w:p>
+            <w:pPr>
+              <w:spacing w:after="20" w:before="80"/>
+            </w:pPr>
+            <w:r>
+              <w:rPr>
+                <w:rFonts w:ascii="Arial" w:cs="Arial" w:eastAsia="Arial" w:hAnsi="Arial"/>
+                <w:color w:val="666666"/>
+                <w:sz w:val="14"/>
+                <w:szCs w:val="14"/>
+              </w:rPr>
+              <w:t xml:space="preserve">If EDIT, type your requested change here:</w:t>
+            </w:r>
+          </w:p>
+          <w:p>
+            <w:pPr>
+              <w:spacing w:after="400" w:before="0"/>
+            </w:pPr>
+            <w:r>
+              <w:rPr>
+                <w:rFonts w:ascii="Arial" w:cs="Arial" w:eastAsia="Arial" w:hAnsi="Arial"/>
+                <w:sz w:val="17"/>
+                <w:szCs w:val="17"/>
+              </w:rPr>
+              <w:t xml:space="preserve"> </w:t>
+            </w:r>
+          </w:p>
+          <w:p>
+            <w:pPr>
+              <w:spacing w:after="400" w:before="0"/>
+            </w:pPr>
+            <w:r>
+              <w:rPr>
+                <w:rFonts w:ascii="Arial" w:cs="Arial" w:eastAsia="Arial" w:hAnsi="Arial"/>
+                <w:sz w:val="17"/>
+                <w:szCs w:val="17"/>
+              </w:rPr>
+              <w:t xml:space="preserve"> </w:t>
+            </w:r>
+          </w:p>
+          <w:p>
+            <w:pPr>
+              <w:spacing w:after="0" w:before="0"/>
+            </w:pPr>
+            <w:r>
+              <w:rPr>
+                <w:rFonts w:ascii="Arial" w:cs="Arial" w:eastAsia="Arial" w:hAnsi="Arial"/>
+                <w:color w:val="999999"/>
+                <w:sz w:val="12"/>
+                <w:szCs w:val="12"/>
+              </w:rPr>
+              <w:t xml:space="preserve">Item coremath_2_4-058</w:t>
             </w:r>
           </w:p>
         </w:tc>
       </w:tr>
     </w:tbl>
     <w:sectPr>
-      <w:footerReference w:type="default" r:id="rId7"/>
+      <w:headerReference w:type="default" r:id="rId8"/>
+      <w:footerReference w:type="default" r:id="rId9"/>
       <w:pgSz w:w="15840" w:h="12240" w:orient="landscape"/>
-      <w:pgMar w:top="900" w:right="1080" w:bottom="900" w:left="1080" w:header="708" w:footer="708" w:gutter="0"/>
+      <w:pgMar w:top="1100" w:right="1080" w:bottom="900" w:left="1080" w:header="708" w:footer="708" w:gutter="0"/>
       <w:pgNumType/>
       <w:docGrid w:linePitch="360"/>
     </w:sectPr>
@@ -9616,6 +12268,37 @@
 </w:ftr>
 </file>
 
+<file path=word/footer2.xml><?xml version="1.0" encoding="utf-8"?>
+<w:ftr xmlns:wpc="http://schemas.microsoft.com/office/word/2010/wordprocessingCanvas" xmlns:mc="http://schemas.openxmlformats.org/markup-compatibility/2006" xmlns:o="urn:schemas-microsoft-com:office:office" xmlns:r="http://schemas.openxmlformats.org/officeDocument/2006/relationships" xmlns:m="http://schemas.openxmlformats.org/officeDocument/2006/math" xmlns:v="urn:schemas-microsoft-com:vml" xmlns:wp14="http://schemas.microsoft.com/office/word/2010/wordprocessingDrawing" xmlns:wp="http://schemas.openxmlformats.org/drawingml/2006/wordprocessingDrawing" xmlns:w10="urn:schemas-microsoft-com:office:word" xmlns:w="http://schemas.openxmlformats.org/wordprocessingml/2006/main" xmlns:w14="http://schemas.microsoft.com/office/word/2010/wordml" xmlns:w15="http://schemas.microsoft.com/office/word/2012/wordml" xmlns:wpg="http://schemas.microsoft.com/office/word/2010/wordprocessingGroup" xmlns:wpi="http://schemas.microsoft.com/office/word/2010/wordprocessingInk" xmlns:wne="http://schemas.microsoft.com/office/word/2006/wordml" xmlns:wps="http://schemas.microsoft.com/office/word/2010/wordprocessingShape">
+  <w:p>
+    <w:pPr>
+      <w:jc w:val="center"/>
+    </w:pPr>
+    <w:r>
+      <w:rPr>
+        <w:rFonts w:ascii="Arial" w:cs="Arial" w:eastAsia="Arial" w:hAnsi="Arial"/>
+        <w:color w:val="666666"/>
+        <w:sz w:val="16"/>
+        <w:szCs w:val="16"/>
+      </w:rPr>
+      <w:t xml:space="preserve">SUB-STRAND 2.4 Trigonometry 1 (coremath_2_4)  |  page </w:t>
+    </w:r>
+    <w:r>
+      <w:rPr>
+        <w:rFonts w:ascii="Arial" w:cs="Arial" w:eastAsia="Arial" w:hAnsi="Arial"/>
+        <w:color w:val="666666"/>
+        <w:sz w:val="16"/>
+        <w:szCs w:val="16"/>
+      </w:rPr>
+      <w:fldChar w:fldCharType="begin"/>
+      <w:instrText xml:space="preserve">PAGE</w:instrText>
+      <w:fldChar w:fldCharType="separate"/>
+      <w:fldChar w:fldCharType="end"/>
+    </w:r>
+  </w:p>
+</w:ftr>
+</file>
+
 <file path=word/footnotes.xml><?xml version="1.0" encoding="utf-8"?>
 <w:footnotes xmlns:wpc="http://schemas.microsoft.com/office/word/2010/wordprocessingCanvas" xmlns:mc="http://schemas.openxmlformats.org/markup-compatibility/2006" xmlns:o="urn:schemas-microsoft-com:office:office" xmlns:r="http://schemas.openxmlformats.org/officeDocument/2006/relationships" xmlns:m="http://schemas.openxmlformats.org/officeDocument/2006/math" xmlns:v="urn:schemas-microsoft-com:vml" xmlns:wp14="http://schemas.microsoft.com/office/word/2010/wordprocessingDrawing" xmlns:wp="http://schemas.openxmlformats.org/drawingml/2006/wordprocessingDrawing" xmlns:w10="urn:schemas-microsoft-com:office:word" xmlns:w="http://schemas.openxmlformats.org/wordprocessingml/2006/main" xmlns:w14="http://schemas.microsoft.com/office/word/2010/wordml" xmlns:w15="http://schemas.microsoft.com/office/word/2012/wordml" xmlns:wpg="http://schemas.microsoft.com/office/word/2010/wordprocessingGroup" xmlns:wpi="http://schemas.microsoft.com/office/word/2010/wordprocessingInk" xmlns:wne="http://schemas.microsoft.com/office/word/2006/wordml" xmlns:wps="http://schemas.microsoft.com/office/word/2010/wordprocessingShape" mc:Ignorable="w14 w15 wp14">
   <w:footnote w:type="separator" w:id="-1">
@@ -9651,6 +12334,27 @@
     </w:p>
   </w:footnote>
 </w:footnotes>
+</file>
+
+<file path=word/header1.xml><?xml version="1.0" encoding="utf-8"?>
+<w:hdr xmlns:wpc="http://schemas.microsoft.com/office/word/2010/wordprocessingCanvas" xmlns:mc="http://schemas.openxmlformats.org/markup-compatibility/2006" xmlns:o="urn:schemas-microsoft-com:office:office" xmlns:r="http://schemas.openxmlformats.org/officeDocument/2006/relationships" xmlns:m="http://schemas.openxmlformats.org/officeDocument/2006/math" xmlns:v="urn:schemas-microsoft-com:vml" xmlns:wp14="http://schemas.microsoft.com/office/word/2010/wordprocessingDrawing" xmlns:wp="http://schemas.openxmlformats.org/drawingml/2006/wordprocessingDrawing" xmlns:w10="urn:schemas-microsoft-com:office:word" xmlns:w="http://schemas.openxmlformats.org/wordprocessingml/2006/main" xmlns:w14="http://schemas.microsoft.com/office/word/2010/wordml" xmlns:w15="http://schemas.microsoft.com/office/word/2012/wordml" xmlns:wpg="http://schemas.microsoft.com/office/word/2010/wordprocessingGroup" xmlns:wpi="http://schemas.microsoft.com/office/word/2010/wordprocessingInk" xmlns:wne="http://schemas.microsoft.com/office/word/2006/wordml" xmlns:wps="http://schemas.microsoft.com/office/word/2010/wordprocessingShape" xmlns:cx="http://schemas.microsoft.com/office/drawing/2014/chartex" xmlns:cx1="http://schemas.microsoft.com/office/drawing/2015/9/8/chartex" xmlns:cx2="http://schemas.microsoft.com/office/drawing/2015/10/21/chartex" xmlns:cx3="http://schemas.microsoft.com/office/drawing/2016/5/9/chartex" xmlns:cx4="http://schemas.microsoft.com/office/drawing/2016/5/10/chartex" xmlns:cx5="http://schemas.microsoft.com/office/drawing/2016/5/11/chartex" xmlns:cx6="http://schemas.microsoft.com/office/drawing/2016/5/12/chartex" xmlns:cx7="http://schemas.microsoft.com/office/drawing/2016/5/13/chartex" xmlns:cx8="http://schemas.microsoft.com/office/drawing/2016/5/14/chartex" xmlns:w16cid="http://schemas.microsoft.com/office/word/2016/wordml/cid" xmlns:w16se="http://schemas.microsoft.com/office/word/2015/wordml/symex">
+  <w:p>
+    <w:pPr>
+      <w:shd w:fill="D5E8F0" w:color="auto" w:val="clear"/>
+    </w:pPr>
+    <w:r>
+      <w:rPr>
+        <w:rFonts w:ascii="Arial" w:cs="Arial" w:eastAsia="Arial" w:hAnsi="Arial"/>
+        <w:b/>
+        <w:bCs/>
+        <w:color w:val="1F3864"/>
+        <w:sz w:val="20"/>
+        <w:szCs w:val="20"/>
+      </w:rPr>
+      <w:t xml:space="preserve">SUB-STRAND 2.4 Trigonometry 1 (coremath_2_4)</w:t>
+    </w:r>
+  </w:p>
+</w:hdr>
 </file>
 
 <file path=word/numbering.xml><?xml version="1.0" encoding="utf-8"?>
